--- a/4. Ilmiy ishlar ro'yxati.docx
+++ b/4. Ilmiy ishlar ro'yxati.docx
@@ -1,6 +1,6 @@
 
 <file path=word/document.xml><?xml version="1.0" encoding="utf-8"?>
-<w:document xmlns:wpc="http://schemas.microsoft.com/office/word/2010/wordprocessingCanvas" xmlns:mc="http://schemas.openxmlformats.org/markup-compatibility/2006" xmlns:o="urn:schemas-microsoft-com:office:office" xmlns:r="http://schemas.openxmlformats.org/officeDocument/2006/relationships" xmlns:m="http://schemas.openxmlformats.org/officeDocument/2006/math" xmlns:v="urn:schemas-microsoft-com:vml" xmlns:wp14="http://schemas.microsoft.com/office/word/2010/wordprocessingDrawing" xmlns:wp="http://schemas.openxmlformats.org/drawingml/2006/wordprocessingDrawing" xmlns:w10="urn:schemas-microsoft-com:office:word" xmlns:w="http://schemas.openxmlformats.org/wordprocessingml/2006/main" xmlns:w14="http://schemas.microsoft.com/office/word/2010/wordml" xmlns:w15="http://schemas.microsoft.com/office/word/2012/wordml" xmlns:wpg="http://schemas.microsoft.com/office/word/2010/wordprocessingGroup" xmlns:wpi="http://schemas.microsoft.com/office/word/2010/wordprocessingInk" xmlns:wne="http://schemas.microsoft.com/office/word/2006/wordml" xmlns:wps="http://schemas.microsoft.com/office/word/2010/wordprocessingShape" mc:Ignorable="w14 w15 wp14">
+<w:document xmlns:wpc="http://schemas.microsoft.com/office/word/2010/wordprocessingCanvas" xmlns:cx="http://schemas.microsoft.com/office/drawing/2014/chartex" xmlns:mc="http://schemas.openxmlformats.org/markup-compatibility/2006" xmlns:o="urn:schemas-microsoft-com:office:office" xmlns:r="http://schemas.openxmlformats.org/officeDocument/2006/relationships" xmlns:m="http://schemas.openxmlformats.org/officeDocument/2006/math" xmlns:v="urn:schemas-microsoft-com:vml" xmlns:wp14="http://schemas.microsoft.com/office/word/2010/wordprocessingDrawing" xmlns:wp="http://schemas.openxmlformats.org/drawingml/2006/wordprocessingDrawing" xmlns:w10="urn:schemas-microsoft-com:office:word" xmlns:w="http://schemas.openxmlformats.org/wordprocessingml/2006/main" xmlns:w14="http://schemas.microsoft.com/office/word/2010/wordml" xmlns:w15="http://schemas.microsoft.com/office/word/2012/wordml" xmlns:w16se="http://schemas.microsoft.com/office/word/2015/wordml/symex" xmlns:wpg="http://schemas.microsoft.com/office/word/2010/wordprocessingGroup" xmlns:wpi="http://schemas.microsoft.com/office/word/2010/wordprocessingInk" xmlns:wne="http://schemas.microsoft.com/office/word/2006/wordml" xmlns:wps="http://schemas.microsoft.com/office/word/2010/wordprocessingShape" mc:Ignorable="w14 w15 w16se wp14">
   <w:body>
     <w:p>
       <w:pPr>
@@ -14,8 +14,6 @@
           <w:lang w:val="uz-Latn-UZ"/>
         </w:rPr>
       </w:pPr>
-      <w:bookmarkStart w:id="0" w:name="_GoBack"/>
-      <w:bookmarkEnd w:id="0"/>
       <w:r>
         <w:rPr>
           <w:rFonts w:ascii="Times New Roman" w:hAnsi="Times New Roman" w:cs="Times New Roman"/>
@@ -47,7 +45,7 @@
           <w:szCs w:val="32"/>
           <w:lang w:val="uz-Latn-UZ"/>
         </w:rPr>
-        <w:t>Toshkent davlat iqtisodiyot universiteti mustaqil izlanuvchisi Raximova</w:t>
+        <w:t xml:space="preserve">Toshkent davlat iqtisodiyot universiteti mustaqil izlanuvchisi </w:t>
       </w:r>
     </w:p>
     <w:p>
@@ -70,7 +68,7 @@
           <w:szCs w:val="32"/>
           <w:lang w:val="uz-Latn-UZ"/>
         </w:rPr>
-        <w:t>Mushtariy begim Muhammadg</w:t>
+        <w:t>Nurmatova Nargiza Saidovna</w:t>
       </w:r>
       <w:r>
         <w:rPr>
@@ -80,17 +78,7 @@
           <w:szCs w:val="32"/>
           <w:lang w:val="uz-Latn-UZ"/>
         </w:rPr>
-        <w:t>‘</w:t>
-      </w:r>
-      <w:r>
-        <w:rPr>
-          <w:rFonts w:ascii="Times New Roman" w:hAnsi="Times New Roman" w:cs="Times New Roman"/>
-          <w:b/>
-          <w:sz w:val="32"/>
-          <w:szCs w:val="32"/>
-          <w:lang w:val="uz-Latn-UZ"/>
-        </w:rPr>
-        <w:t xml:space="preserve">olib qizining </w:t>
+        <w:t xml:space="preserve">ning </w:t>
       </w:r>
       <w:r>
         <w:rPr>
@@ -446,14 +434,142 @@
                 <w:lang w:val="uz-Latn-UZ"/>
               </w:rPr>
             </w:pPr>
-            <w:r>
-              <w:rPr>
-                <w:rFonts w:ascii="Times New Roman" w:hAnsi="Times New Roman" w:cs="Times New Roman"/>
-                <w:color w:val="000000"/>
-                <w:lang w:val="en-US"/>
-              </w:rPr>
-              <w:t>Factors Influencing the Economic Efficiency of the Industry</w:t>
-            </w:r>
+            <w:proofErr w:type="spellStart"/>
+            <w:r>
+              <w:rPr>
+                <w:rFonts w:ascii="Times New Roman" w:hAnsi="Times New Roman" w:cs="Times New Roman"/>
+                <w:color w:val="000000"/>
+                <w:lang w:val="en-US"/>
+              </w:rPr>
+              <w:t>Zamonaviy</w:t>
+            </w:r>
+            <w:proofErr w:type="spellEnd"/>
+            <w:r>
+              <w:rPr>
+                <w:rFonts w:ascii="Times New Roman" w:hAnsi="Times New Roman" w:cs="Times New Roman"/>
+                <w:color w:val="000000"/>
+                <w:lang w:val="en-US"/>
+              </w:rPr>
+              <w:t xml:space="preserve"> </w:t>
+            </w:r>
+            <w:proofErr w:type="spellStart"/>
+            <w:r>
+              <w:rPr>
+                <w:rFonts w:ascii="Times New Roman" w:hAnsi="Times New Roman" w:cs="Times New Roman"/>
+                <w:color w:val="000000"/>
+                <w:lang w:val="en-US"/>
+              </w:rPr>
+              <w:t>bilimlarni</w:t>
+            </w:r>
+            <w:proofErr w:type="spellEnd"/>
+            <w:r>
+              <w:rPr>
+                <w:rFonts w:ascii="Times New Roman" w:hAnsi="Times New Roman" w:cs="Times New Roman"/>
+                <w:color w:val="000000"/>
+                <w:lang w:val="en-US"/>
+              </w:rPr>
+              <w:t xml:space="preserve"> </w:t>
+            </w:r>
+            <w:proofErr w:type="spellStart"/>
+            <w:r>
+              <w:rPr>
+                <w:rFonts w:ascii="Times New Roman" w:hAnsi="Times New Roman" w:cs="Times New Roman"/>
+                <w:color w:val="000000"/>
+                <w:lang w:val="en-US"/>
+              </w:rPr>
+              <w:t>intensiv</w:t>
+            </w:r>
+            <w:proofErr w:type="spellEnd"/>
+            <w:r>
+              <w:rPr>
+                <w:rFonts w:ascii="Times New Roman" w:hAnsi="Times New Roman" w:cs="Times New Roman"/>
+                <w:color w:val="000000"/>
+                <w:lang w:val="en-US"/>
+              </w:rPr>
+              <w:t xml:space="preserve"> </w:t>
+            </w:r>
+            <w:proofErr w:type="spellStart"/>
+            <w:r>
+              <w:rPr>
+                <w:rFonts w:ascii="Times New Roman" w:hAnsi="Times New Roman" w:cs="Times New Roman"/>
+                <w:color w:val="000000"/>
+                <w:lang w:val="en-US"/>
+              </w:rPr>
+              <w:t>integratsiyalashda</w:t>
+            </w:r>
+            <w:proofErr w:type="spellEnd"/>
+            <w:r>
+              <w:rPr>
+                <w:rFonts w:ascii="Times New Roman" w:hAnsi="Times New Roman" w:cs="Times New Roman"/>
+                <w:color w:val="000000"/>
+                <w:lang w:val="en-US"/>
+              </w:rPr>
+              <w:t xml:space="preserve"> </w:t>
+            </w:r>
+            <w:proofErr w:type="spellStart"/>
+            <w:r>
+              <w:rPr>
+                <w:rFonts w:ascii="Times New Roman" w:hAnsi="Times New Roman" w:cs="Times New Roman"/>
+                <w:color w:val="000000"/>
+                <w:lang w:val="en-US"/>
+              </w:rPr>
+              <w:t>va</w:t>
+            </w:r>
+            <w:proofErr w:type="spellEnd"/>
+            <w:r>
+              <w:rPr>
+                <w:rFonts w:ascii="Times New Roman" w:hAnsi="Times New Roman" w:cs="Times New Roman"/>
+                <w:color w:val="000000"/>
+                <w:lang w:val="en-US"/>
+              </w:rPr>
+              <w:t xml:space="preserve"> </w:t>
+            </w:r>
+            <w:proofErr w:type="spellStart"/>
+            <w:r>
+              <w:rPr>
+                <w:rFonts w:ascii="Times New Roman" w:hAnsi="Times New Roman" w:cs="Times New Roman"/>
+                <w:color w:val="000000"/>
+                <w:lang w:val="en-US"/>
+              </w:rPr>
+              <w:t>o'qitishda</w:t>
+            </w:r>
+            <w:proofErr w:type="spellEnd"/>
+            <w:r>
+              <w:rPr>
+                <w:rFonts w:ascii="Times New Roman" w:hAnsi="Times New Roman" w:cs="Times New Roman"/>
+                <w:color w:val="000000"/>
+                <w:lang w:val="en-US"/>
+              </w:rPr>
+              <w:t xml:space="preserve"> </w:t>
+            </w:r>
+            <w:proofErr w:type="spellStart"/>
+            <w:r>
+              <w:rPr>
+                <w:rFonts w:ascii="Times New Roman" w:hAnsi="Times New Roman" w:cs="Times New Roman"/>
+                <w:color w:val="000000"/>
+                <w:lang w:val="en-US"/>
+              </w:rPr>
+              <w:t>tadqiqotchilik</w:t>
+            </w:r>
+            <w:proofErr w:type="spellEnd"/>
+            <w:r>
+              <w:rPr>
+                <w:rFonts w:ascii="Times New Roman" w:hAnsi="Times New Roman" w:cs="Times New Roman"/>
+                <w:color w:val="000000"/>
+                <w:lang w:val="en-US"/>
+              </w:rPr>
+              <w:t xml:space="preserve"> </w:t>
+            </w:r>
+            <w:proofErr w:type="spellStart"/>
+            <w:r>
+              <w:rPr>
+                <w:rFonts w:ascii="Times New Roman" w:hAnsi="Times New Roman" w:cs="Times New Roman"/>
+                <w:color w:val="000000"/>
+                <w:lang w:val="en-US"/>
+              </w:rPr>
+              <w:t>metodlari</w:t>
+            </w:r>
+            <w:proofErr w:type="spellEnd"/>
           </w:p>
         </w:tc>
         <w:tc>
@@ -485,40 +601,799 @@
           </w:tcPr>
           <w:p>
             <w:pPr>
-              <w:tabs>
-                <w:tab w:val="left" w:pos="0"/>
-                <w:tab w:val="left" w:pos="1134"/>
-                <w:tab w:val="left" w:pos="1276"/>
-              </w:tabs>
-              <w:contextualSpacing/>
+              <w:jc w:val="center"/>
+              <w:rPr>
+                <w:rFonts w:ascii="Times New Roman" w:hAnsi="Times New Roman" w:cs="Times New Roman"/>
+                <w:lang w:val="en-US"/>
+              </w:rPr>
+            </w:pPr>
+            <w:proofErr w:type="spellStart"/>
+            <w:r>
+              <w:rPr>
+                <w:rFonts w:ascii="Times New Roman" w:hAnsi="Times New Roman" w:cs="Times New Roman"/>
+                <w:color w:val="000000"/>
+                <w:lang w:val="en-US"/>
+              </w:rPr>
+              <w:t>Maktabgacha</w:t>
+            </w:r>
+            <w:proofErr w:type="spellEnd"/>
+            <w:r>
+              <w:rPr>
+                <w:rFonts w:ascii="Times New Roman" w:hAnsi="Times New Roman" w:cs="Times New Roman"/>
+                <w:color w:val="000000"/>
+                <w:lang w:val="en-US"/>
+              </w:rPr>
+              <w:t xml:space="preserve"> </w:t>
+            </w:r>
+            <w:proofErr w:type="spellStart"/>
+            <w:r>
+              <w:rPr>
+                <w:rFonts w:ascii="Times New Roman" w:hAnsi="Times New Roman" w:cs="Times New Roman"/>
+                <w:color w:val="000000"/>
+                <w:lang w:val="en-US"/>
+              </w:rPr>
+              <w:t>va</w:t>
+            </w:r>
+            <w:proofErr w:type="spellEnd"/>
+            <w:r>
+              <w:rPr>
+                <w:rFonts w:ascii="Times New Roman" w:hAnsi="Times New Roman" w:cs="Times New Roman"/>
+                <w:color w:val="000000"/>
+                <w:lang w:val="en-US"/>
+              </w:rPr>
+              <w:t xml:space="preserve"> </w:t>
+            </w:r>
+            <w:proofErr w:type="spellStart"/>
+            <w:r>
+              <w:rPr>
+                <w:rFonts w:ascii="Times New Roman" w:hAnsi="Times New Roman" w:cs="Times New Roman"/>
+                <w:color w:val="000000"/>
+                <w:lang w:val="en-US"/>
+              </w:rPr>
+              <w:t>maktab</w:t>
+            </w:r>
+            <w:proofErr w:type="spellEnd"/>
+            <w:r>
+              <w:rPr>
+                <w:rFonts w:ascii="Times New Roman" w:hAnsi="Times New Roman" w:cs="Times New Roman"/>
+                <w:color w:val="000000"/>
+                <w:lang w:val="en-US"/>
+              </w:rPr>
+              <w:t xml:space="preserve"> </w:t>
+            </w:r>
+            <w:proofErr w:type="spellStart"/>
+            <w:r>
+              <w:rPr>
+                <w:rFonts w:ascii="Times New Roman" w:hAnsi="Times New Roman" w:cs="Times New Roman"/>
+                <w:color w:val="000000"/>
+                <w:lang w:val="en-US"/>
+              </w:rPr>
+              <w:t>ta’limi</w:t>
+            </w:r>
+            <w:proofErr w:type="spellEnd"/>
+            <w:r>
+              <w:rPr>
+                <w:rFonts w:ascii="Times New Roman" w:hAnsi="Times New Roman" w:cs="Times New Roman"/>
+                <w:color w:val="000000"/>
+                <w:lang w:val="en-US"/>
+              </w:rPr>
+              <w:t xml:space="preserve"> </w:t>
+            </w:r>
+            <w:proofErr w:type="spellStart"/>
+            <w:r>
+              <w:rPr>
+                <w:rFonts w:ascii="Times New Roman" w:hAnsi="Times New Roman" w:cs="Times New Roman"/>
+                <w:color w:val="000000"/>
+                <w:lang w:val="en-US"/>
+              </w:rPr>
+              <w:t>jurnali</w:t>
+            </w:r>
+            <w:proofErr w:type="spellEnd"/>
+            <w:r>
+              <w:rPr>
+                <w:rFonts w:ascii="Times New Roman" w:hAnsi="Times New Roman" w:cs="Times New Roman"/>
+                <w:color w:val="000000"/>
+                <w:lang w:val="en-US"/>
+              </w:rPr>
+              <w:t xml:space="preserve"> 2025-yil, </w:t>
+            </w:r>
+            <w:proofErr w:type="spellStart"/>
+            <w:r>
+              <w:rPr>
+                <w:rFonts w:ascii="Times New Roman" w:hAnsi="Times New Roman" w:cs="Times New Roman"/>
+                <w:color w:val="000000"/>
+                <w:lang w:val="en-US"/>
+              </w:rPr>
+              <w:t>dekabr</w:t>
+            </w:r>
+            <w:proofErr w:type="spellEnd"/>
+            <w:r>
+              <w:rPr>
+                <w:rFonts w:ascii="Times New Roman" w:hAnsi="Times New Roman" w:cs="Times New Roman"/>
+                <w:color w:val="000000"/>
+                <w:lang w:val="en-US"/>
+              </w:rPr>
+              <w:t xml:space="preserve">, 12-son. </w:t>
+            </w:r>
+            <w:r>
+              <w:fldChar w:fldCharType="begin"/>
+            </w:r>
+            <w:r>
+              <w:rPr>
+                <w:lang w:val="en-US"/>
+              </w:rPr>
+              <w:instrText xml:space="preserve"> HYPERLINK "https://doi.org/10.5281/zenodo.18045401" </w:instrText>
+            </w:r>
+            <w:r>
+              <w:fldChar w:fldCharType="separate"/>
+            </w:r>
+            <w:r>
+              <w:rPr>
+                <w:rStyle w:val="a7"/>
+                <w:rFonts w:ascii="Times New Roman" w:hAnsi="Times New Roman" w:cs="Times New Roman"/>
+                <w:lang w:val="en-US"/>
+              </w:rPr>
+              <w:t>https://doi.org/10.5281/zenodo.18045401</w:t>
+            </w:r>
+            <w:r>
+              <w:rPr>
+                <w:rStyle w:val="a7"/>
+                <w:rFonts w:ascii="Times New Roman" w:hAnsi="Times New Roman" w:cs="Times New Roman"/>
+                <w:lang w:val="en-US"/>
+              </w:rPr>
+              <w:fldChar w:fldCharType="end"/>
+            </w:r>
+            <w:r>
+              <w:rPr>
+                <w:rFonts w:ascii="Times New Roman" w:hAnsi="Times New Roman" w:cs="Times New Roman"/>
+                <w:color w:val="000000"/>
+                <w:lang w:val="en-US"/>
+              </w:rPr>
+              <w:t xml:space="preserve"> </w:t>
+            </w:r>
+            <w:r>
+              <w:rPr>
+                <w:rFonts w:ascii="Times New Roman" w:hAnsi="Times New Roman" w:cs="Times New Roman"/>
+                <w:color w:val="000000"/>
+                <w:lang w:val="en-US"/>
+              </w:rPr>
+              <w:t xml:space="preserve"> </w:t>
+            </w:r>
+            <w:r>
+              <w:rPr>
+                <w:rFonts w:ascii="Times New Roman" w:hAnsi="Times New Roman" w:cs="Times New Roman"/>
+                <w:color w:val="000000"/>
+                <w:lang w:val="en-US"/>
+              </w:rPr>
+              <w:t xml:space="preserve">1834-1839 p. </w:t>
+            </w:r>
+            <w:r>
+              <w:rPr>
+                <w:rFonts w:ascii="Times New Roman" w:hAnsi="Times New Roman" w:cs="Times New Roman"/>
+                <w:color w:val="000000"/>
+                <w:lang w:val="en-US"/>
+              </w:rPr>
+              <w:t>(</w:t>
+            </w:r>
+            <w:proofErr w:type="spellStart"/>
+            <w:r>
+              <w:rPr>
+                <w:rFonts w:ascii="Times New Roman" w:hAnsi="Times New Roman" w:cs="Times New Roman"/>
+                <w:color w:val="000000"/>
+                <w:lang w:val="en-US"/>
+              </w:rPr>
+              <w:t>Oliy</w:t>
+            </w:r>
+            <w:proofErr w:type="spellEnd"/>
+            <w:r>
+              <w:rPr>
+                <w:rFonts w:ascii="Times New Roman" w:hAnsi="Times New Roman" w:cs="Times New Roman"/>
+                <w:color w:val="000000"/>
+                <w:lang w:val="en-US"/>
+              </w:rPr>
+              <w:t xml:space="preserve"> </w:t>
+            </w:r>
+            <w:proofErr w:type="spellStart"/>
+            <w:r>
+              <w:rPr>
+                <w:rFonts w:ascii="Times New Roman" w:hAnsi="Times New Roman" w:cs="Times New Roman"/>
+                <w:color w:val="000000"/>
+                <w:lang w:val="en-US"/>
+              </w:rPr>
+              <w:t>attestatsiya</w:t>
+            </w:r>
+            <w:proofErr w:type="spellEnd"/>
+            <w:r>
+              <w:rPr>
+                <w:rFonts w:ascii="Times New Roman" w:hAnsi="Times New Roman" w:cs="Times New Roman"/>
+                <w:color w:val="000000"/>
+                <w:lang w:val="en-US"/>
+              </w:rPr>
+              <w:t xml:space="preserve"> </w:t>
+            </w:r>
+            <w:proofErr w:type="spellStart"/>
+            <w:r>
+              <w:rPr>
+                <w:rFonts w:ascii="Times New Roman" w:hAnsi="Times New Roman" w:cs="Times New Roman"/>
+                <w:color w:val="000000"/>
+                <w:lang w:val="en-US"/>
+              </w:rPr>
+              <w:t>komissiyasi</w:t>
+            </w:r>
+            <w:proofErr w:type="spellEnd"/>
+            <w:r>
+              <w:rPr>
+                <w:rFonts w:ascii="Times New Roman" w:hAnsi="Times New Roman" w:cs="Times New Roman"/>
+                <w:color w:val="000000"/>
+                <w:lang w:val="en-US"/>
+              </w:rPr>
+              <w:t xml:space="preserve"> </w:t>
+            </w:r>
+            <w:proofErr w:type="spellStart"/>
+            <w:r>
+              <w:rPr>
+                <w:rFonts w:ascii="Times New Roman" w:hAnsi="Times New Roman" w:cs="Times New Roman"/>
+                <w:color w:val="000000"/>
+                <w:lang w:val="en-US"/>
+              </w:rPr>
+              <w:t>Rayosatining</w:t>
+            </w:r>
+            <w:proofErr w:type="spellEnd"/>
+            <w:r>
+              <w:rPr>
+                <w:rFonts w:ascii="Times New Roman" w:hAnsi="Times New Roman" w:cs="Times New Roman"/>
+                <w:color w:val="000000"/>
+                <w:lang w:val="en-US"/>
+              </w:rPr>
+              <w:t xml:space="preserve"> </w:t>
+            </w:r>
+            <w:proofErr w:type="spellStart"/>
+            <w:r>
+              <w:rPr>
+                <w:rFonts w:ascii="Times New Roman" w:hAnsi="Times New Roman" w:cs="Times New Roman"/>
+                <w:color w:val="000000"/>
+                <w:lang w:val="en-US"/>
+              </w:rPr>
+              <w:t>qarori</w:t>
+            </w:r>
+            <w:proofErr w:type="spellEnd"/>
+            <w:r>
+              <w:rPr>
+                <w:rFonts w:ascii="Times New Roman" w:hAnsi="Times New Roman" w:cs="Times New Roman"/>
+                <w:color w:val="000000"/>
+                <w:lang w:val="en-US"/>
+              </w:rPr>
+              <w:t xml:space="preserve"> (31.10.2024 y., №363/5))</w:t>
+            </w:r>
+          </w:p>
+        </w:tc>
+        <w:tc>
+          <w:tcPr>
+            <w:tcW w:w="1764" w:type="dxa"/>
+            <w:vAlign w:val="center"/>
+          </w:tcPr>
+          <w:p>
+            <w:pPr>
+              <w:jc w:val="center"/>
+              <w:rPr>
+                <w:rFonts w:ascii="Times New Roman" w:hAnsi="Times New Roman" w:cs="Times New Roman"/>
+                <w:lang w:val="uz-Latn-UZ"/>
+              </w:rPr>
+            </w:pPr>
+            <w:r>
+              <w:rPr>
+                <w:rFonts w:ascii="Times New Roman" w:hAnsi="Times New Roman" w:cs="Times New Roman"/>
+                <w:lang w:val="en-US"/>
+              </w:rPr>
+              <w:t>6</w:t>
+            </w:r>
+            <w:r>
+              <w:rPr>
+                <w:rFonts w:ascii="Times New Roman" w:hAnsi="Times New Roman" w:cs="Times New Roman"/>
+                <w:lang w:val="en-US"/>
+              </w:rPr>
+              <w:t>/</w:t>
+            </w:r>
+            <w:r>
+              <w:rPr>
+                <w:rFonts w:ascii="Times New Roman" w:hAnsi="Times New Roman" w:cs="Times New Roman"/>
+                <w:lang w:val="en-US"/>
+              </w:rPr>
+              <w:t>100%</w:t>
+            </w:r>
+          </w:p>
+        </w:tc>
+        <w:tc>
+          <w:tcPr>
+            <w:tcW w:w="2217" w:type="dxa"/>
+          </w:tcPr>
+          <w:p>
+            <w:pPr>
+              <w:jc w:val="center"/>
+              <w:rPr>
+                <w:rFonts w:ascii="Times New Roman" w:hAnsi="Times New Roman" w:cs="Times New Roman"/>
+                <w:lang w:val="uz-Latn-UZ"/>
+              </w:rPr>
+            </w:pPr>
+          </w:p>
+        </w:tc>
+      </w:tr>
+      <w:tr>
+        <w:trPr>
+          <w:gridBefore w:val="1"/>
+          <w:wBefore w:w="15" w:type="dxa"/>
+          <w:trHeight w:val="254"/>
+        </w:trPr>
+        <w:tc>
+          <w:tcPr>
+            <w:tcW w:w="512" w:type="dxa"/>
+            <w:vAlign w:val="center"/>
+          </w:tcPr>
+          <w:p>
+            <w:pPr>
+              <w:rPr>
+                <w:rFonts w:ascii="Times New Roman" w:hAnsi="Times New Roman" w:cs="Times New Roman"/>
+                <w:lang w:val="uz-Latn-UZ"/>
+              </w:rPr>
+            </w:pPr>
+            <w:r>
+              <w:rPr>
+                <w:rFonts w:ascii="Times New Roman" w:hAnsi="Times New Roman" w:cs="Times New Roman"/>
+                <w:lang w:val="uz-Latn-UZ"/>
+              </w:rPr>
+              <w:t>2</w:t>
+            </w:r>
+          </w:p>
+        </w:tc>
+        <w:tc>
+          <w:tcPr>
+            <w:tcW w:w="3639" w:type="dxa"/>
+            <w:vAlign w:val="center"/>
+          </w:tcPr>
+          <w:p>
+            <w:pPr>
+              <w:jc w:val="center"/>
+              <w:rPr>
+                <w:rFonts w:ascii="Times New Roman" w:hAnsi="Times New Roman" w:cs="Times New Roman"/>
+                <w:lang w:val="uz-Latn-UZ"/>
+              </w:rPr>
+            </w:pPr>
+            <w:proofErr w:type="spellStart"/>
+            <w:r>
+              <w:rPr>
+                <w:rFonts w:ascii="Times New Roman" w:hAnsi="Times New Roman" w:cs="Times New Roman"/>
+                <w:color w:val="000000"/>
+                <w:lang w:val="en-US"/>
+              </w:rPr>
+              <w:t>O‘quvchilarni</w:t>
+            </w:r>
+            <w:proofErr w:type="spellEnd"/>
+            <w:r>
+              <w:rPr>
+                <w:rFonts w:ascii="Times New Roman" w:hAnsi="Times New Roman" w:cs="Times New Roman"/>
+                <w:color w:val="000000"/>
+                <w:lang w:val="en-US"/>
+              </w:rPr>
+              <w:t xml:space="preserve"> </w:t>
+            </w:r>
+            <w:proofErr w:type="spellStart"/>
+            <w:r>
+              <w:rPr>
+                <w:rFonts w:ascii="Times New Roman" w:hAnsi="Times New Roman" w:cs="Times New Roman"/>
+                <w:color w:val="000000"/>
+                <w:lang w:val="en-US"/>
+              </w:rPr>
+              <w:t>tadqiqotchilik</w:t>
+            </w:r>
+            <w:proofErr w:type="spellEnd"/>
+            <w:r>
+              <w:rPr>
+                <w:rFonts w:ascii="Times New Roman" w:hAnsi="Times New Roman" w:cs="Times New Roman"/>
+                <w:color w:val="000000"/>
+                <w:lang w:val="en-US"/>
+              </w:rPr>
+              <w:t xml:space="preserve"> </w:t>
+            </w:r>
+            <w:proofErr w:type="spellStart"/>
+            <w:r>
+              <w:rPr>
+                <w:rFonts w:ascii="Times New Roman" w:hAnsi="Times New Roman" w:cs="Times New Roman"/>
+                <w:color w:val="000000"/>
+                <w:lang w:val="en-US"/>
+              </w:rPr>
+              <w:t>faoliyatiga</w:t>
+            </w:r>
+            <w:proofErr w:type="spellEnd"/>
+            <w:r>
+              <w:rPr>
+                <w:rFonts w:ascii="Times New Roman" w:hAnsi="Times New Roman" w:cs="Times New Roman"/>
+                <w:color w:val="000000"/>
+                <w:lang w:val="en-US"/>
+              </w:rPr>
+              <w:t xml:space="preserve"> </w:t>
+            </w:r>
+            <w:proofErr w:type="spellStart"/>
+            <w:r>
+              <w:rPr>
+                <w:rFonts w:ascii="Times New Roman" w:hAnsi="Times New Roman" w:cs="Times New Roman"/>
+                <w:color w:val="000000"/>
+                <w:lang w:val="en-US"/>
+              </w:rPr>
+              <w:t>tayyorlash</w:t>
+            </w:r>
+            <w:proofErr w:type="spellEnd"/>
+            <w:r>
+              <w:rPr>
+                <w:rFonts w:ascii="Times New Roman" w:hAnsi="Times New Roman" w:cs="Times New Roman"/>
+                <w:color w:val="000000"/>
+                <w:lang w:val="en-US"/>
+              </w:rPr>
+              <w:t xml:space="preserve"> </w:t>
+            </w:r>
+            <w:proofErr w:type="spellStart"/>
+            <w:r>
+              <w:rPr>
+                <w:rFonts w:ascii="Times New Roman" w:hAnsi="Times New Roman" w:cs="Times New Roman"/>
+                <w:color w:val="000000"/>
+                <w:lang w:val="en-US"/>
+              </w:rPr>
+              <w:t>komponentlari</w:t>
+            </w:r>
+            <w:proofErr w:type="spellEnd"/>
+            <w:r>
+              <w:rPr>
+                <w:rFonts w:ascii="Times New Roman" w:hAnsi="Times New Roman" w:cs="Times New Roman"/>
+                <w:color w:val="000000"/>
+                <w:lang w:val="en-US"/>
+              </w:rPr>
+              <w:t>.</w:t>
+            </w:r>
+          </w:p>
+        </w:tc>
+        <w:tc>
+          <w:tcPr>
+            <w:tcW w:w="1271" w:type="dxa"/>
+            <w:vAlign w:val="center"/>
+          </w:tcPr>
+          <w:p>
+            <w:pPr>
+              <w:jc w:val="center"/>
+              <w:rPr>
+                <w:rFonts w:ascii="Times New Roman" w:hAnsi="Times New Roman" w:cs="Times New Roman"/>
+                <w:lang w:val="en-US"/>
+              </w:rPr>
+            </w:pPr>
+            <w:r>
+              <w:rPr>
+                <w:rFonts w:ascii="Times New Roman" w:hAnsi="Times New Roman" w:cs="Times New Roman"/>
+                <w:lang w:val="en-US"/>
+              </w:rPr>
+              <w:t>Bosma</w:t>
+            </w:r>
+          </w:p>
+        </w:tc>
+        <w:tc>
+          <w:tcPr>
+            <w:tcW w:w="5765" w:type="dxa"/>
+            <w:gridSpan w:val="2"/>
+          </w:tcPr>
+          <w:p>
+            <w:pPr>
               <w:jc w:val="both"/>
               <w:rPr>
                 <w:rFonts w:ascii="Times New Roman" w:hAnsi="Times New Roman" w:cs="Times New Roman"/>
-                <w:color w:val="000000"/>
-                <w:lang w:val="en-US"/>
-              </w:rPr>
-            </w:pPr>
-            <w:r>
-              <w:rPr>
-                <w:rFonts w:ascii="Times New Roman" w:hAnsi="Times New Roman" w:cs="Times New Roman"/>
-                <w:color w:val="000000"/>
-              </w:rPr>
-              <w:t xml:space="preserve">Экономика и социум. – 2025. – №10 (137). – 7 </w:t>
-            </w:r>
-            <w:r>
-              <w:rPr>
-                <w:rFonts w:ascii="Times New Roman" w:hAnsi="Times New Roman" w:cs="Times New Roman"/>
-                <w:color w:val="000000"/>
-                <w:lang w:val="en-US"/>
-              </w:rPr>
-              <w:t>p</w:t>
-            </w:r>
-            <w:r>
-              <w:rPr>
-                <w:rFonts w:ascii="Times New Roman" w:hAnsi="Times New Roman" w:cs="Times New Roman"/>
-                <w:color w:val="000000"/>
-              </w:rPr>
-              <w:t>. (</w:t>
+                <w:lang w:val="uz-Latn-UZ"/>
+              </w:rPr>
+            </w:pPr>
+            <w:r>
+              <w:rPr>
+                <w:rFonts w:ascii="Times" w:eastAsia="Times New Roman" w:hAnsi="Times" w:cs="Times"/>
+                <w:lang w:val="uz-Cyrl-UZ" w:eastAsia="ru-RU"/>
+              </w:rPr>
+              <w:t>Filologiya va pedagogika” ilmiy-metodik jurnali. -Toshkent. – 2025. № 15 (19)-son. 148-1</w:t>
+            </w:r>
+            <w:r>
+              <w:rPr>
+                <w:rFonts w:ascii="Times" w:eastAsia="Times New Roman" w:hAnsi="Times" w:cs="Times"/>
+                <w:lang w:val="en-US" w:eastAsia="ru-RU"/>
+              </w:rPr>
+              <w:t>50</w:t>
+            </w:r>
+            <w:r>
+              <w:rPr>
+                <w:rFonts w:ascii="Times" w:eastAsia="Times New Roman" w:hAnsi="Times" w:cs="Times"/>
+                <w:lang w:val="uz-Cyrl-UZ" w:eastAsia="ru-RU"/>
+              </w:rPr>
+              <w:t xml:space="preserve"> betlar. (Oliy attestatsiya komissiyasi Rayosatining 2024-yil 30-noyabrdagi 364/5-qarori).</w:t>
+            </w:r>
+            <w:r>
+              <w:rPr>
+                <w:rFonts w:ascii="Times" w:eastAsia="Times New Roman" w:hAnsi="Times" w:cs="Times"/>
+                <w:lang w:val="en-US" w:eastAsia="ru-RU"/>
+              </w:rPr>
+              <w:t xml:space="preserve"> </w:t>
+            </w:r>
+            <w:r>
+              <w:fldChar w:fldCharType="begin"/>
+            </w:r>
+            <w:r>
+              <w:rPr>
+                <w:lang w:val="en-US"/>
+              </w:rPr>
+              <w:instrText xml:space="preserve"> HYPERLINK "https://tilvaadabiyot.uz/f/15-son_filologiya_va_pedagogika_2025_529008.pdf" </w:instrText>
+            </w:r>
+            <w:r>
+              <w:fldChar w:fldCharType="separate"/>
+            </w:r>
+            <w:r>
+              <w:rPr>
+                <w:rFonts w:ascii="Times" w:eastAsia="Times New Roman" w:hAnsi="Times" w:cs="Times"/>
+                <w:color w:val="0563C1"/>
+                <w:u w:val="single"/>
+                <w:lang w:val="en-US" w:eastAsia="ru-RU"/>
+              </w:rPr>
+              <w:t>https://tilvaadabiyot.uz/f/15-son_filologiya_va_pedagogika_2025_529008.pdf</w:t>
+            </w:r>
+            <w:r>
+              <w:rPr>
+                <w:rFonts w:ascii="Times" w:eastAsia="Times New Roman" w:hAnsi="Times" w:cs="Times"/>
+                <w:color w:val="0563C1"/>
+                <w:u w:val="single"/>
+                <w:lang w:val="en-US" w:eastAsia="ru-RU"/>
+              </w:rPr>
+              <w:fldChar w:fldCharType="end"/>
+            </w:r>
+          </w:p>
+        </w:tc>
+        <w:tc>
+          <w:tcPr>
+            <w:tcW w:w="1764" w:type="dxa"/>
+            <w:vAlign w:val="center"/>
+          </w:tcPr>
+          <w:p>
+            <w:pPr>
+              <w:jc w:val="center"/>
+              <w:rPr>
+                <w:rFonts w:ascii="Times New Roman" w:hAnsi="Times New Roman" w:cs="Times New Roman"/>
+                <w:lang w:val="uz-Latn-UZ"/>
+              </w:rPr>
+            </w:pPr>
+            <w:r>
+              <w:rPr>
+                <w:rFonts w:ascii="Times New Roman" w:hAnsi="Times New Roman" w:cs="Times New Roman"/>
+                <w:lang w:val="en-US"/>
+              </w:rPr>
+              <w:t>3</w:t>
+            </w:r>
+            <w:r>
+              <w:rPr>
+                <w:rFonts w:ascii="Times New Roman" w:hAnsi="Times New Roman" w:cs="Times New Roman"/>
+                <w:lang w:val="en-US"/>
+              </w:rPr>
+              <w:t>/</w:t>
+            </w:r>
+            <w:r>
+              <w:rPr>
+                <w:rFonts w:ascii="Times New Roman" w:hAnsi="Times New Roman" w:cs="Times New Roman"/>
+              </w:rPr>
+              <w:t>100%</w:t>
+            </w:r>
+          </w:p>
+        </w:tc>
+        <w:tc>
+          <w:tcPr>
+            <w:tcW w:w="2217" w:type="dxa"/>
+          </w:tcPr>
+          <w:p>
+            <w:pPr>
+              <w:jc w:val="center"/>
+              <w:rPr>
+                <w:rFonts w:ascii="Times New Roman" w:hAnsi="Times New Roman" w:cs="Times New Roman"/>
+                <w:lang w:val="uz-Latn-UZ"/>
+              </w:rPr>
+            </w:pPr>
+          </w:p>
+        </w:tc>
+      </w:tr>
+      <w:tr>
+        <w:trPr>
+          <w:gridBefore w:val="1"/>
+          <w:wBefore w:w="15" w:type="dxa"/>
+          <w:trHeight w:val="254"/>
+        </w:trPr>
+        <w:tc>
+          <w:tcPr>
+            <w:tcW w:w="512" w:type="dxa"/>
+            <w:vAlign w:val="center"/>
+          </w:tcPr>
+          <w:p>
+            <w:pPr>
+              <w:rPr>
+                <w:rFonts w:ascii="Times New Roman" w:hAnsi="Times New Roman" w:cs="Times New Roman"/>
+                <w:lang w:val="uz-Latn-UZ"/>
+              </w:rPr>
+            </w:pPr>
+            <w:r>
+              <w:rPr>
+                <w:rFonts w:ascii="Times New Roman" w:hAnsi="Times New Roman" w:cs="Times New Roman"/>
+                <w:lang w:val="uz-Latn-UZ"/>
+              </w:rPr>
+              <w:t>3</w:t>
+            </w:r>
+          </w:p>
+        </w:tc>
+        <w:tc>
+          <w:tcPr>
+            <w:tcW w:w="3639" w:type="dxa"/>
+            <w:vAlign w:val="center"/>
+          </w:tcPr>
+          <w:p>
+            <w:pPr>
+              <w:jc w:val="center"/>
+              <w:rPr>
+                <w:rFonts w:ascii="Times New Roman" w:hAnsi="Times New Roman" w:cs="Times New Roman"/>
+                <w:lang w:val="uz-Latn-UZ"/>
+              </w:rPr>
+            </w:pPr>
+            <w:proofErr w:type="spellStart"/>
+            <w:r>
+              <w:rPr>
+                <w:rFonts w:ascii="Times New Roman" w:hAnsi="Times New Roman" w:cs="Times New Roman"/>
+                <w:color w:val="000000"/>
+                <w:lang w:val="en-US"/>
+              </w:rPr>
+              <w:t>O‘quv</w:t>
+            </w:r>
+            <w:proofErr w:type="spellEnd"/>
+            <w:r>
+              <w:rPr>
+                <w:rFonts w:ascii="Times New Roman" w:hAnsi="Times New Roman" w:cs="Times New Roman"/>
+                <w:color w:val="000000"/>
+                <w:lang w:val="en-US"/>
+              </w:rPr>
+              <w:t xml:space="preserve"> </w:t>
+            </w:r>
+            <w:proofErr w:type="spellStart"/>
+            <w:r>
+              <w:rPr>
+                <w:rFonts w:ascii="Times New Roman" w:hAnsi="Times New Roman" w:cs="Times New Roman"/>
+                <w:color w:val="000000"/>
+                <w:lang w:val="en-US"/>
+              </w:rPr>
+              <w:t>jarayonini</w:t>
+            </w:r>
+            <w:proofErr w:type="spellEnd"/>
+            <w:r>
+              <w:rPr>
+                <w:rFonts w:ascii="Times New Roman" w:hAnsi="Times New Roman" w:cs="Times New Roman"/>
+                <w:color w:val="000000"/>
+                <w:lang w:val="en-US"/>
+              </w:rPr>
+              <w:t xml:space="preserve"> </w:t>
+            </w:r>
+            <w:proofErr w:type="spellStart"/>
+            <w:r>
+              <w:rPr>
+                <w:rFonts w:ascii="Times New Roman" w:hAnsi="Times New Roman" w:cs="Times New Roman"/>
+                <w:color w:val="000000"/>
+                <w:lang w:val="en-US"/>
+              </w:rPr>
+              <w:t>tashkil</w:t>
+            </w:r>
+            <w:proofErr w:type="spellEnd"/>
+            <w:r>
+              <w:rPr>
+                <w:rFonts w:ascii="Times New Roman" w:hAnsi="Times New Roman" w:cs="Times New Roman"/>
+                <w:color w:val="000000"/>
+                <w:lang w:val="en-US"/>
+              </w:rPr>
+              <w:t xml:space="preserve"> </w:t>
+            </w:r>
+            <w:proofErr w:type="spellStart"/>
+            <w:r>
+              <w:rPr>
+                <w:rFonts w:ascii="Times New Roman" w:hAnsi="Times New Roman" w:cs="Times New Roman"/>
+                <w:color w:val="000000"/>
+                <w:lang w:val="en-US"/>
+              </w:rPr>
+              <w:t>etishdagi</w:t>
+            </w:r>
+            <w:proofErr w:type="spellEnd"/>
+            <w:r>
+              <w:rPr>
+                <w:rFonts w:ascii="Times New Roman" w:hAnsi="Times New Roman" w:cs="Times New Roman"/>
+                <w:color w:val="000000"/>
+                <w:lang w:val="en-US"/>
+              </w:rPr>
+              <w:t xml:space="preserve"> </w:t>
+            </w:r>
+            <w:proofErr w:type="spellStart"/>
+            <w:r>
+              <w:rPr>
+                <w:rFonts w:ascii="Times New Roman" w:hAnsi="Times New Roman" w:cs="Times New Roman"/>
+                <w:color w:val="000000"/>
+                <w:lang w:val="en-US"/>
+              </w:rPr>
+              <w:t>kreativ</w:t>
+            </w:r>
+            <w:proofErr w:type="spellEnd"/>
+            <w:r>
+              <w:rPr>
+                <w:rFonts w:ascii="Times New Roman" w:hAnsi="Times New Roman" w:cs="Times New Roman"/>
+                <w:color w:val="000000"/>
+                <w:lang w:val="en-US"/>
+              </w:rPr>
+              <w:t xml:space="preserve"> </w:t>
+            </w:r>
+            <w:proofErr w:type="spellStart"/>
+            <w:r>
+              <w:rPr>
+                <w:rFonts w:ascii="Times New Roman" w:hAnsi="Times New Roman" w:cs="Times New Roman"/>
+                <w:color w:val="000000"/>
+                <w:lang w:val="en-US"/>
+              </w:rPr>
+              <w:t>integratsiya</w:t>
+            </w:r>
+            <w:proofErr w:type="spellEnd"/>
+          </w:p>
+        </w:tc>
+        <w:tc>
+          <w:tcPr>
+            <w:tcW w:w="1271" w:type="dxa"/>
+            <w:vAlign w:val="center"/>
+          </w:tcPr>
+          <w:p>
+            <w:pPr>
+              <w:jc w:val="center"/>
+              <w:rPr>
+                <w:rFonts w:ascii="Times New Roman" w:hAnsi="Times New Roman" w:cs="Times New Roman"/>
+                <w:lang w:val="en-US"/>
+              </w:rPr>
+            </w:pPr>
+            <w:r>
+              <w:rPr>
+                <w:rFonts w:ascii="Times New Roman" w:hAnsi="Times New Roman" w:cs="Times New Roman"/>
+                <w:lang w:val="en-US"/>
+              </w:rPr>
+              <w:t>Bosma</w:t>
+            </w:r>
+          </w:p>
+        </w:tc>
+        <w:tc>
+          <w:tcPr>
+            <w:tcW w:w="5765" w:type="dxa"/>
+            <w:gridSpan w:val="2"/>
+          </w:tcPr>
+          <w:p>
+            <w:pPr>
+              <w:jc w:val="center"/>
+              <w:rPr>
+                <w:rFonts w:ascii="Times New Roman" w:hAnsi="Times New Roman" w:cs="Times New Roman"/>
+              </w:rPr>
+            </w:pPr>
+            <w:r>
+              <w:rPr>
+                <w:rFonts w:ascii="Times New Roman" w:hAnsi="Times New Roman" w:cs="Times New Roman"/>
+                <w:color w:val="000000"/>
+              </w:rPr>
+              <w:t>Международный научно-образовательный журнал “Образование, наука и инновационные идеи в ми</w:t>
+            </w:r>
+            <w:proofErr w:type="spellStart"/>
+            <w:r>
+              <w:rPr>
+                <w:rFonts w:ascii="Times New Roman" w:hAnsi="Times New Roman" w:cs="Times New Roman"/>
+                <w:color w:val="000000"/>
+                <w:lang w:val="en-US"/>
+              </w:rPr>
+              <w:t>pe</w:t>
+            </w:r>
+            <w:proofErr w:type="spellEnd"/>
+            <w:r>
+              <w:rPr>
+                <w:rFonts w:ascii="Times New Roman" w:hAnsi="Times New Roman" w:cs="Times New Roman"/>
+                <w:color w:val="000000"/>
+              </w:rPr>
+              <w:t xml:space="preserve">” </w:t>
             </w:r>
             <w:hyperlink r:id="rId6" w:history="1">
               <w:r>
@@ -527,7 +1402,7 @@
                   <w:rFonts w:ascii="Times New Roman" w:hAnsi="Times New Roman" w:cs="Times New Roman"/>
                   <w:lang w:val="en-US"/>
                 </w:rPr>
-                <w:t>https</w:t>
+                <w:t>http</w:t>
               </w:r>
               <w:r>
                 <w:rPr>
@@ -551,14 +1426,16 @@
                 </w:rPr>
                 <w:t>.</w:t>
               </w:r>
+              <w:proofErr w:type="spellStart"/>
               <w:r>
                 <w:rPr>
                   <w:rStyle w:val="a7"/>
                   <w:rFonts w:ascii="Times New Roman" w:hAnsi="Times New Roman" w:cs="Times New Roman"/>
                   <w:lang w:val="en-US"/>
                 </w:rPr>
-                <w:t>iupr</w:t>
+                <w:t>newjournal</w:t>
               </w:r>
+              <w:proofErr w:type="spellEnd"/>
               <w:r>
                 <w:rPr>
                   <w:rStyle w:val="a7"/>
@@ -572,7 +1449,7 @@
                   <w:rFonts w:ascii="Times New Roman" w:hAnsi="Times New Roman" w:cs="Times New Roman"/>
                   <w:lang w:val="en-US"/>
                 </w:rPr>
-                <w:t>ru</w:t>
+                <w:t>org</w:t>
               </w:r>
               <w:r>
                 <w:rPr>
@@ -587,47 +1464,7 @@
                 <w:rFonts w:ascii="Times New Roman" w:hAnsi="Times New Roman" w:cs="Times New Roman"/>
                 <w:color w:val="000000"/>
               </w:rPr>
-              <w:t>.</w:t>
-            </w:r>
-            <w:r>
-              <w:rPr>
-                <w:rFonts w:ascii="Times New Roman" w:hAnsi="Times New Roman" w:cs="Times New Roman"/>
-              </w:rPr>
-              <w:t xml:space="preserve"> </w:t>
-            </w:r>
-            <w:hyperlink r:id="rId7" w:history="1">
-              <w:r>
-                <w:rPr>
-                  <w:rStyle w:val="a7"/>
-                  <w:rFonts w:ascii="Times New Roman" w:hAnsi="Times New Roman" w:cs="Times New Roman"/>
-                  <w:lang w:val="en-US"/>
-                </w:rPr>
-                <w:t>https://www.iupr.ru/10-137-2025</w:t>
-              </w:r>
-            </w:hyperlink>
-            <w:r>
-              <w:rPr>
-                <w:rFonts w:ascii="Times New Roman" w:hAnsi="Times New Roman" w:cs="Times New Roman"/>
-                <w:color w:val="000000"/>
-                <w:lang w:val="en-US"/>
-              </w:rPr>
-              <w:t xml:space="preserve"> </w:t>
-            </w:r>
-            <w:r>
-              <w:rPr>
-                <w:rFonts w:ascii="Times New Roman" w:hAnsi="Times New Roman" w:cs="Times New Roman"/>
-                <w:color w:val="000000"/>
-                <w:lang w:val="en-US"/>
-              </w:rPr>
-              <w:t xml:space="preserve"> </w:t>
-            </w:r>
-            <w:r>
-              <w:rPr>
-                <w:rFonts w:ascii="Times New Roman" w:hAnsi="Times New Roman" w:cs="Times New Roman"/>
-                <w:color w:val="000000"/>
-                <w:lang w:val="en-US"/>
-              </w:rPr>
-              <w:t xml:space="preserve">(OAK </w:t>
+              <w:t xml:space="preserve">  №85 2026-01-12 396-399-</w:t>
             </w:r>
             <w:proofErr w:type="spellStart"/>
             <w:r>
@@ -636,132 +1473,9 @@
                 <w:color w:val="000000"/>
                 <w:lang w:val="en-US"/>
               </w:rPr>
-              <w:t>rayosati</w:t>
+              <w:t>betlar</w:t>
             </w:r>
             <w:proofErr w:type="spellEnd"/>
-            <w:r>
-              <w:rPr>
-                <w:rFonts w:ascii="Times New Roman" w:hAnsi="Times New Roman" w:cs="Times New Roman"/>
-                <w:color w:val="000000"/>
-                <w:lang w:val="en-US"/>
-              </w:rPr>
-              <w:t xml:space="preserve"> 2019</w:t>
-            </w:r>
-            <w:r>
-              <w:rPr>
-                <w:rFonts w:ascii="Times New Roman" w:hAnsi="Times New Roman" w:cs="Times New Roman"/>
-                <w:color w:val="000000"/>
-                <w:lang w:val="en-US"/>
-              </w:rPr>
-              <w:t>-</w:t>
-            </w:r>
-            <w:r>
-              <w:rPr>
-                <w:rFonts w:ascii="Times New Roman" w:hAnsi="Times New Roman" w:cs="Times New Roman"/>
-                <w:color w:val="000000"/>
-                <w:lang w:val="en-US"/>
-              </w:rPr>
-              <w:t xml:space="preserve"> </w:t>
-            </w:r>
-            <w:proofErr w:type="spellStart"/>
-            <w:r>
-              <w:rPr>
-                <w:rFonts w:ascii="Times New Roman" w:hAnsi="Times New Roman" w:cs="Times New Roman"/>
-                <w:color w:val="000000"/>
-                <w:lang w:val="en-US"/>
-              </w:rPr>
-              <w:t>yil</w:t>
-            </w:r>
-            <w:proofErr w:type="spellEnd"/>
-            <w:r>
-              <w:rPr>
-                <w:rFonts w:ascii="Times New Roman" w:hAnsi="Times New Roman" w:cs="Times New Roman"/>
-                <w:color w:val="000000"/>
-                <w:lang w:val="en-US"/>
-              </w:rPr>
-              <w:t xml:space="preserve"> 91-bet </w:t>
-            </w:r>
-            <w:proofErr w:type="spellStart"/>
-            <w:r>
-              <w:rPr>
-                <w:rFonts w:ascii="Times New Roman" w:hAnsi="Times New Roman" w:cs="Times New Roman"/>
-                <w:color w:val="000000"/>
-                <w:lang w:val="en-US"/>
-              </w:rPr>
-              <w:t>xalqaro</w:t>
-            </w:r>
-            <w:proofErr w:type="spellEnd"/>
-            <w:r>
-              <w:rPr>
-                <w:rFonts w:ascii="Times New Roman" w:hAnsi="Times New Roman" w:cs="Times New Roman"/>
-                <w:color w:val="000000"/>
-                <w:lang w:val="en-US"/>
-              </w:rPr>
-              <w:t xml:space="preserve"> </w:t>
-            </w:r>
-            <w:proofErr w:type="spellStart"/>
-            <w:r>
-              <w:rPr>
-                <w:rFonts w:ascii="Times New Roman" w:hAnsi="Times New Roman" w:cs="Times New Roman"/>
-                <w:color w:val="000000"/>
-                <w:lang w:val="en-US"/>
-              </w:rPr>
-              <w:t>ilmiy</w:t>
-            </w:r>
-            <w:proofErr w:type="spellEnd"/>
-            <w:r>
-              <w:rPr>
-                <w:rFonts w:ascii="Times New Roman" w:hAnsi="Times New Roman" w:cs="Times New Roman"/>
-                <w:color w:val="000000"/>
-                <w:lang w:val="en-US"/>
-              </w:rPr>
-              <w:t xml:space="preserve"> </w:t>
-            </w:r>
-            <w:proofErr w:type="spellStart"/>
-            <w:r>
-              <w:rPr>
-                <w:rFonts w:ascii="Times New Roman" w:hAnsi="Times New Roman" w:cs="Times New Roman"/>
-                <w:color w:val="000000"/>
-                <w:lang w:val="en-US"/>
-              </w:rPr>
-              <w:t>elektron</w:t>
-            </w:r>
-            <w:proofErr w:type="spellEnd"/>
-            <w:r>
-              <w:rPr>
-                <w:rFonts w:ascii="Times New Roman" w:hAnsi="Times New Roman" w:cs="Times New Roman"/>
-                <w:color w:val="000000"/>
-                <w:lang w:val="en-US"/>
-              </w:rPr>
-              <w:t xml:space="preserve"> </w:t>
-            </w:r>
-            <w:proofErr w:type="spellStart"/>
-            <w:r>
-              <w:rPr>
-                <w:rFonts w:ascii="Times New Roman" w:hAnsi="Times New Roman" w:cs="Times New Roman"/>
-                <w:color w:val="000000"/>
-                <w:lang w:val="en-US"/>
-              </w:rPr>
-              <w:t>jurnal</w:t>
-            </w:r>
-            <w:proofErr w:type="spellEnd"/>
-            <w:r>
-              <w:rPr>
-                <w:rFonts w:ascii="Times New Roman" w:hAnsi="Times New Roman" w:cs="Times New Roman"/>
-                <w:color w:val="000000"/>
-                <w:lang w:val="en-US"/>
-              </w:rPr>
-              <w:t>)</w:t>
-            </w:r>
-          </w:p>
-          <w:p>
-            <w:pPr>
-              <w:jc w:val="center"/>
-              <w:rPr>
-                <w:rFonts w:ascii="Times New Roman" w:hAnsi="Times New Roman" w:cs="Times New Roman"/>
-                <w:lang w:val="en-US"/>
-              </w:rPr>
-            </w:pPr>
           </w:p>
         </w:tc>
         <w:tc>
@@ -782,7 +1496,14 @@
                 <w:rFonts w:ascii="Times New Roman" w:hAnsi="Times New Roman" w:cs="Times New Roman"/>
                 <w:lang w:val="en-US"/>
               </w:rPr>
-              <w:t>10/</w:t>
+              <w:t>4</w:t>
+            </w:r>
+            <w:r>
+              <w:rPr>
+                <w:rFonts w:ascii="Times New Roman" w:hAnsi="Times New Roman" w:cs="Times New Roman"/>
+                <w:lang w:val="en-US"/>
+              </w:rPr>
+              <w:t>/</w:t>
             </w:r>
             <w:r>
               <w:rPr>
@@ -830,7 +1551,7 @@
                 <w:rFonts w:ascii="Times New Roman" w:hAnsi="Times New Roman" w:cs="Times New Roman"/>
                 <w:lang w:val="uz-Latn-UZ"/>
               </w:rPr>
-              <w:t>2</w:t>
+              <w:t>4</w:t>
             </w:r>
           </w:p>
         </w:tc>
@@ -851,9 +1572,9 @@
               <w:rPr>
                 <w:rFonts w:ascii="Times New Roman" w:hAnsi="Times New Roman" w:cs="Times New Roman"/>
                 <w:color w:val="000000"/>
-                <w:lang w:val="en-US"/>
-              </w:rPr>
-              <w:t>Economic Modernization of Women’s Employment in Uzbekistan</w:t>
+                <w:lang w:val="uz-Latn-UZ"/>
+              </w:rPr>
+              <w:t>Research components in school education</w:t>
             </w:r>
           </w:p>
         </w:tc>
@@ -886,24 +1607,22 @@
           </w:tcPr>
           <w:p>
             <w:pPr>
-              <w:jc w:val="both"/>
-              <w:rPr>
-                <w:rFonts w:ascii="Times New Roman" w:hAnsi="Times New Roman" w:cs="Times New Roman"/>
-                <w:lang w:val="uz-Latn-UZ"/>
-              </w:rPr>
-            </w:pPr>
-            <w:r>
-              <w:rPr>
-                <w:rFonts w:ascii="Times New Roman" w:hAnsi="Times New Roman" w:cs="Times New Roman"/>
-                <w:color w:val="000000"/>
-                <w:lang w:val="en-US"/>
-              </w:rPr>
-              <w:t>TRANS Asian Journal of Marketing Management Research (TAJMMR). – 2021. – Vol. 10, Issue 5. – 6 p.</w:t>
-            </w:r>
-            <w:r>
-              <w:rPr>
-                <w:rFonts w:ascii="Times New Roman" w:hAnsi="Times New Roman" w:cs="Times New Roman"/>
-                <w:color w:val="000000"/>
+              <w:jc w:val="center"/>
+              <w:rPr>
+                <w:rFonts w:ascii="Times New Roman" w:hAnsi="Times New Roman" w:cs="Times New Roman"/>
+                <w:lang w:val="x-none"/>
+              </w:rPr>
+            </w:pPr>
+            <w:r>
+              <w:rPr>
+                <w:rFonts w:ascii="Times New Roman" w:hAnsi="Times New Roman" w:cs="Times New Roman"/>
+                <w:color w:val="000000"/>
+                <w:lang w:val="uz-Latn-UZ"/>
+              </w:rPr>
+              <w:t>International journal of artificial intelligence ISSN: 2692-515-x, Impact Factor: 9.23 American Academic publishers, volume 6, issue 02, 2026.</w:t>
+            </w:r>
+            <w:r>
+              <w:rPr>
                 <w:lang w:val="en-US"/>
               </w:rPr>
               <w:t xml:space="preserve"> </w:t>
@@ -912,136 +1631,98 @@
               <w:rPr>
                 <w:rFonts w:ascii="Times New Roman" w:hAnsi="Times New Roman" w:cs="Times New Roman"/>
                 <w:color w:val="000000"/>
-                <w:lang w:val="en-US"/>
+                <w:lang w:val="uz-Latn-UZ"/>
+              </w:rPr>
+              <w:t>699-701</w:t>
+            </w:r>
+            <w:r>
+              <w:rPr>
+                <w:rFonts w:ascii="Times New Roman" w:hAnsi="Times New Roman" w:cs="Times New Roman"/>
+                <w:color w:val="000000"/>
+                <w:lang w:val="uz-Latn-UZ"/>
+              </w:rPr>
+              <w:t xml:space="preserve"> p</w:t>
+            </w:r>
+            <w:r>
+              <w:rPr>
+                <w:rFonts w:ascii="Times New Roman" w:hAnsi="Times New Roman" w:cs="Times New Roman"/>
+                <w:color w:val="000000"/>
+                <w:lang w:val="uz-Latn-UZ"/>
+              </w:rPr>
+              <w:t xml:space="preserve"> Journal: </w:t>
+            </w:r>
+            <w:r>
+              <w:rPr>
+                <w:rFonts w:ascii="Times New Roman" w:hAnsi="Times New Roman" w:cs="Times New Roman"/>
+                <w:color w:val="000000"/>
+                <w:lang w:val="uz-Latn-UZ"/>
+              </w:rPr>
+              <w:fldChar w:fldCharType="begin"/>
+            </w:r>
+            <w:r>
+              <w:rPr>
+                <w:rFonts w:ascii="Times New Roman" w:hAnsi="Times New Roman" w:cs="Times New Roman"/>
+                <w:color w:val="000000"/>
+                <w:lang w:val="uz-Latn-UZ"/>
+              </w:rPr>
+              <w:instrText xml:space="preserve"> HYPERLINK "</w:instrText>
+            </w:r>
+            <w:r>
+              <w:rPr>
+                <w:rFonts w:ascii="Times New Roman" w:hAnsi="Times New Roman" w:cs="Times New Roman"/>
+                <w:color w:val="000000"/>
+                <w:lang w:val="uz-Latn-UZ"/>
+              </w:rPr>
+              <w:instrText>https://www.academicpublishers.org/journals/index.php/ijai</w:instrText>
+            </w:r>
+            <w:r>
+              <w:rPr>
+                <w:rFonts w:ascii="Times New Roman" w:hAnsi="Times New Roman" w:cs="Times New Roman"/>
+                <w:color w:val="000000"/>
+                <w:lang w:val="uz-Latn-UZ"/>
+              </w:rPr>
+              <w:instrText xml:space="preserve">" </w:instrText>
+            </w:r>
+            <w:r>
+              <w:rPr>
+                <w:rFonts w:ascii="Times New Roman" w:hAnsi="Times New Roman" w:cs="Times New Roman"/>
+                <w:color w:val="000000"/>
+                <w:lang w:val="uz-Latn-UZ"/>
+              </w:rPr>
+              <w:fldChar w:fldCharType="separate"/>
+            </w:r>
+            <w:r>
+              <w:rPr>
+                <w:rStyle w:val="a7"/>
+                <w:rFonts w:ascii="Times New Roman" w:hAnsi="Times New Roman" w:cs="Times New Roman"/>
+                <w:lang w:val="uz-Latn-UZ"/>
+              </w:rPr>
+              <w:t>https://www.academicpublishers.org/journals/index.php/ijai</w:t>
+            </w:r>
+            <w:r>
+              <w:rPr>
+                <w:rFonts w:ascii="Times New Roman" w:hAnsi="Times New Roman" w:cs="Times New Roman"/>
+                <w:color w:val="000000"/>
+                <w:lang w:val="uz-Latn-UZ"/>
+              </w:rPr>
+              <w:fldChar w:fldCharType="end"/>
+            </w:r>
+            <w:r>
+              <w:rPr>
+                <w:rFonts w:ascii="Times New Roman" w:hAnsi="Times New Roman" w:cs="Times New Roman"/>
+                <w:color w:val="000000"/>
+                <w:lang w:val="uz-Latn-UZ"/>
               </w:rPr>
               <w:t xml:space="preserve"> </w:t>
             </w:r>
-            <w:hyperlink r:id="rId8" w:history="1">
-              <w:r>
-                <w:rPr>
-                  <w:rStyle w:val="a7"/>
-                  <w:rFonts w:ascii="Times New Roman" w:hAnsi="Times New Roman" w:cs="Times New Roman"/>
-                  <w:lang w:val="en-US"/>
-                </w:rPr>
-                <w:t>https://doi.org/10.5958/2279-0667.2021.00024.9</w:t>
-              </w:r>
-            </w:hyperlink>
-            <w:r>
-              <w:rPr>
-                <w:rFonts w:ascii="Times New Roman" w:hAnsi="Times New Roman" w:cs="Times New Roman"/>
-                <w:color w:val="000000"/>
-                <w:lang w:val="en-US"/>
-              </w:rPr>
-              <w:t xml:space="preserve">. (OAK </w:t>
-            </w:r>
-            <w:proofErr w:type="spellStart"/>
-            <w:r>
-              <w:rPr>
-                <w:rFonts w:ascii="Times New Roman" w:hAnsi="Times New Roman" w:cs="Times New Roman"/>
-                <w:color w:val="000000"/>
-                <w:lang w:val="en-US"/>
-              </w:rPr>
-              <w:t>rayosati</w:t>
-            </w:r>
-            <w:proofErr w:type="spellEnd"/>
-            <w:r>
-              <w:rPr>
-                <w:rFonts w:ascii="Times New Roman" w:hAnsi="Times New Roman" w:cs="Times New Roman"/>
-                <w:color w:val="000000"/>
-                <w:lang w:val="en-US"/>
-              </w:rPr>
-              <w:t xml:space="preserve"> 2019 </w:t>
-            </w:r>
-            <w:proofErr w:type="spellStart"/>
-            <w:r>
-              <w:rPr>
-                <w:rFonts w:ascii="Times New Roman" w:hAnsi="Times New Roman" w:cs="Times New Roman"/>
-                <w:color w:val="000000"/>
-                <w:lang w:val="en-US"/>
-              </w:rPr>
-              <w:t>yil</w:t>
-            </w:r>
-            <w:proofErr w:type="spellEnd"/>
-            <w:r>
-              <w:rPr>
-                <w:rFonts w:ascii="Times New Roman" w:hAnsi="Times New Roman" w:cs="Times New Roman"/>
-                <w:color w:val="000000"/>
-                <w:lang w:val="en-US"/>
-              </w:rPr>
-              <w:t xml:space="preserve"> (2) Journal Impact Factor </w:t>
-            </w:r>
-            <w:proofErr w:type="spellStart"/>
-            <w:r>
-              <w:rPr>
-                <w:rFonts w:ascii="Times New Roman" w:hAnsi="Times New Roman" w:cs="Times New Roman"/>
-                <w:color w:val="000000"/>
-                <w:lang w:val="en-US"/>
-              </w:rPr>
-              <w:t>xalqaro</w:t>
-            </w:r>
-            <w:proofErr w:type="spellEnd"/>
-            <w:r>
-              <w:rPr>
-                <w:rFonts w:ascii="Times New Roman" w:hAnsi="Times New Roman" w:cs="Times New Roman"/>
-                <w:color w:val="000000"/>
-                <w:lang w:val="en-US"/>
+            <w:r>
+              <w:rPr>
+                <w:rFonts w:ascii="Times New Roman" w:hAnsi="Times New Roman" w:cs="Times New Roman"/>
+                <w:color w:val="000000"/>
+                <w:lang w:val="uz-Latn-UZ"/>
               </w:rPr>
               <w:t xml:space="preserve"> </w:t>
             </w:r>
-            <w:proofErr w:type="spellStart"/>
-            <w:r>
-              <w:rPr>
-                <w:rFonts w:ascii="Times New Roman" w:hAnsi="Times New Roman" w:cs="Times New Roman"/>
-                <w:color w:val="000000"/>
-                <w:lang w:val="en-US"/>
-              </w:rPr>
-              <w:t>ilmiy</w:t>
-            </w:r>
-            <w:proofErr w:type="spellEnd"/>
-            <w:r>
-              <w:rPr>
-                <w:rFonts w:ascii="Times New Roman" w:hAnsi="Times New Roman" w:cs="Times New Roman"/>
-                <w:color w:val="000000"/>
-                <w:lang w:val="en-US"/>
-              </w:rPr>
-              <w:t xml:space="preserve"> </w:t>
-            </w:r>
-            <w:proofErr w:type="spellStart"/>
-            <w:r>
-              <w:rPr>
-                <w:rFonts w:ascii="Times New Roman" w:hAnsi="Times New Roman" w:cs="Times New Roman"/>
-                <w:color w:val="000000"/>
-                <w:lang w:val="en-US"/>
-              </w:rPr>
-              <w:t>elektron</w:t>
-            </w:r>
-            <w:proofErr w:type="spellEnd"/>
-            <w:r>
-              <w:rPr>
-                <w:rFonts w:ascii="Times New Roman" w:hAnsi="Times New Roman" w:cs="Times New Roman"/>
-                <w:color w:val="000000"/>
-                <w:lang w:val="en-US"/>
-              </w:rPr>
-              <w:t xml:space="preserve"> </w:t>
-            </w:r>
-            <w:proofErr w:type="spellStart"/>
-            <w:r>
-              <w:rPr>
-                <w:rFonts w:ascii="Times New Roman" w:hAnsi="Times New Roman" w:cs="Times New Roman"/>
-                <w:color w:val="000000"/>
-                <w:lang w:val="en-US"/>
-              </w:rPr>
-              <w:t>jurnal</w:t>
-            </w:r>
-            <w:proofErr w:type="spellEnd"/>
-            <w:r>
-              <w:rPr>
-                <w:rFonts w:ascii="Times New Roman" w:hAnsi="Times New Roman" w:cs="Times New Roman"/>
-                <w:color w:val="000000"/>
-                <w:lang w:val="en-US"/>
-              </w:rPr>
-              <w:t>)</w:t>
-            </w:r>
           </w:p>
         </w:tc>
         <w:tc>
@@ -1062,7 +1743,14 @@
                 <w:rFonts w:ascii="Times New Roman" w:hAnsi="Times New Roman" w:cs="Times New Roman"/>
                 <w:lang w:val="en-US"/>
               </w:rPr>
-              <w:t>9/</w:t>
+              <w:t>3</w:t>
+            </w:r>
+            <w:r>
+              <w:rPr>
+                <w:rFonts w:ascii="Times New Roman" w:hAnsi="Times New Roman" w:cs="Times New Roman"/>
+                <w:lang w:val="en-US"/>
+              </w:rPr>
+              <w:t>/</w:t>
             </w:r>
             <w:r>
               <w:rPr>
@@ -1110,7 +1798,7 @@
                 <w:rFonts w:ascii="Times New Roman" w:hAnsi="Times New Roman" w:cs="Times New Roman"/>
                 <w:lang w:val="uz-Latn-UZ"/>
               </w:rPr>
-              <w:t>3</w:t>
+              <w:t>5</w:t>
             </w:r>
           </w:p>
         </w:tc>
@@ -1131,9 +1819,9 @@
               <w:rPr>
                 <w:rFonts w:ascii="Times New Roman" w:hAnsi="Times New Roman" w:cs="Times New Roman"/>
                 <w:color w:val="000000"/>
-                <w:lang w:val="en-US"/>
-              </w:rPr>
-              <w:t>Methodology for assessing the economic efficiency of an industrial sector</w:t>
+                <w:lang w:val="uz-Latn-UZ"/>
+              </w:rPr>
+              <w:t>Umumiy o‘rta ta’limda o‘quvchilarni kichik tadqiqotchilik faoliyatiga tayyorlash usullari</w:t>
             </w:r>
           </w:p>
         </w:tc>
@@ -1166,162 +1854,72 @@
           </w:tcPr>
           <w:p>
             <w:pPr>
-              <w:tabs>
-                <w:tab w:val="left" w:pos="0"/>
-                <w:tab w:val="left" w:pos="1134"/>
-                <w:tab w:val="left" w:pos="1276"/>
-              </w:tabs>
-              <w:contextualSpacing/>
-              <w:jc w:val="both"/>
-              <w:rPr>
-                <w:rFonts w:ascii="Times New Roman" w:hAnsi="Times New Roman" w:cs="Times New Roman"/>
-                <w:color w:val="000000"/>
-                <w:lang w:val="en-US"/>
-              </w:rPr>
-            </w:pPr>
-            <w:r>
-              <w:rPr>
-                <w:rFonts w:ascii="Times New Roman" w:hAnsi="Times New Roman" w:cs="Times New Roman"/>
-                <w:color w:val="000000"/>
-                <w:lang w:val="en-US"/>
-              </w:rPr>
-              <w:t xml:space="preserve"> World Economics and Finance Bulletin. ISSN (E): 2749-3628, Journal Impact Factor: 10.665, SJIF 2026: 9.95– 2026. – №11 (137). – 7 p. </w:t>
-            </w:r>
-            <w:hyperlink r:id="rId9" w:history="1">
-              <w:r>
-                <w:rPr>
-                  <w:rStyle w:val="a7"/>
-                  <w:rFonts w:ascii="Times New Roman" w:hAnsi="Times New Roman" w:cs="Times New Roman"/>
-                  <w:lang w:val="en-US"/>
-                </w:rPr>
-                <w:t>https://www.scholarexpress.net/index.php/wefb/issue/view/245</w:t>
-              </w:r>
-            </w:hyperlink>
-            <w:r>
-              <w:rPr>
-                <w:rFonts w:ascii="Times New Roman" w:hAnsi="Times New Roman" w:cs="Times New Roman"/>
-                <w:color w:val="000000"/>
-                <w:lang w:val="en-US"/>
-              </w:rPr>
-              <w:t xml:space="preserve"> (OAK </w:t>
-            </w:r>
-            <w:proofErr w:type="spellStart"/>
-            <w:r>
-              <w:rPr>
-                <w:rFonts w:ascii="Times New Roman" w:hAnsi="Times New Roman" w:cs="Times New Roman"/>
-                <w:color w:val="000000"/>
-                <w:lang w:val="en-US"/>
-              </w:rPr>
-              <w:t>rayosati</w:t>
-            </w:r>
-            <w:proofErr w:type="spellEnd"/>
-            <w:r>
-              <w:rPr>
-                <w:rFonts w:ascii="Times New Roman" w:hAnsi="Times New Roman" w:cs="Times New Roman"/>
-                <w:color w:val="000000"/>
-                <w:lang w:val="en-US"/>
-              </w:rPr>
-              <w:t xml:space="preserve"> 2019 </w:t>
-            </w:r>
-            <w:proofErr w:type="spellStart"/>
-            <w:r>
-              <w:rPr>
-                <w:rFonts w:ascii="Times New Roman" w:hAnsi="Times New Roman" w:cs="Times New Roman"/>
-                <w:color w:val="000000"/>
-                <w:lang w:val="en-US"/>
-              </w:rPr>
-              <w:t>yil</w:t>
-            </w:r>
-            <w:proofErr w:type="spellEnd"/>
-            <w:r>
-              <w:rPr>
-                <w:rFonts w:ascii="Times New Roman" w:hAnsi="Times New Roman" w:cs="Times New Roman"/>
-                <w:color w:val="000000"/>
-                <w:lang w:val="en-US"/>
-              </w:rPr>
-              <w:t xml:space="preserve"> (2) Journal Impact Factor </w:t>
-            </w:r>
-            <w:proofErr w:type="spellStart"/>
-            <w:r>
-              <w:rPr>
-                <w:rFonts w:ascii="Times New Roman" w:hAnsi="Times New Roman" w:cs="Times New Roman"/>
-                <w:color w:val="000000"/>
-                <w:lang w:val="en-US"/>
-              </w:rPr>
-              <w:t>xalqaro</w:t>
-            </w:r>
-            <w:proofErr w:type="spellEnd"/>
-            <w:r>
-              <w:rPr>
-                <w:rFonts w:ascii="Times New Roman" w:hAnsi="Times New Roman" w:cs="Times New Roman"/>
-                <w:color w:val="000000"/>
-                <w:lang w:val="en-US"/>
+              <w:jc w:val="center"/>
+              <w:rPr>
+                <w:rFonts w:ascii="Times New Roman" w:hAnsi="Times New Roman" w:cs="Times New Roman"/>
+                <w:lang w:val="x-none"/>
+              </w:rPr>
+            </w:pPr>
+            <w:r>
+              <w:rPr>
+                <w:rFonts w:ascii="Times New Roman" w:hAnsi="Times New Roman" w:cs="Times New Roman"/>
+                <w:color w:val="000000"/>
+                <w:lang w:val="uz-Latn-UZ"/>
+              </w:rPr>
+              <w:t>Pedagogs international research journal. 111, 1 (Aug. 2026), 19–28</w:t>
+            </w:r>
+            <w:r>
+              <w:rPr>
+                <w:rFonts w:ascii="Times New Roman" w:hAnsi="Times New Roman" w:cs="Times New Roman"/>
+                <w:color w:val="000000"/>
+                <w:lang w:val="uz-Latn-UZ"/>
+              </w:rPr>
+              <w:t xml:space="preserve"> p</w:t>
+            </w:r>
+            <w:r>
+              <w:rPr>
+                <w:rFonts w:ascii="Times New Roman" w:hAnsi="Times New Roman" w:cs="Times New Roman"/>
+                <w:color w:val="000000"/>
+                <w:lang w:val="uz-Latn-UZ"/>
+              </w:rPr>
+              <w:t xml:space="preserve">. </w:t>
+            </w:r>
+            <w:r>
+              <w:fldChar w:fldCharType="begin"/>
+            </w:r>
+            <w:r>
+              <w:rPr>
+                <w:lang w:val="en-US"/>
+              </w:rPr>
+              <w:instrText xml:space="preserve"> HYPERLINK "https://openresearch-hub.com/index.php/ped/article/view/2684" </w:instrText>
+            </w:r>
+            <w:r>
+              <w:fldChar w:fldCharType="separate"/>
+            </w:r>
+            <w:r>
+              <w:rPr>
+                <w:rStyle w:val="a7"/>
+                <w:rFonts w:ascii="Times New Roman" w:hAnsi="Times New Roman" w:cs="Times New Roman"/>
+                <w:lang w:val="uz-Latn-UZ"/>
+              </w:rPr>
+              <w:t>https://openresearch-hub.com/index.php/ped/article/view/2684</w:t>
+            </w:r>
+            <w:r>
+              <w:rPr>
+                <w:rStyle w:val="a7"/>
+                <w:rFonts w:ascii="Times New Roman" w:hAnsi="Times New Roman" w:cs="Times New Roman"/>
+                <w:lang w:val="uz-Latn-UZ"/>
+              </w:rPr>
+              <w:fldChar w:fldCharType="end"/>
+            </w:r>
+            <w:r>
+              <w:rPr>
+                <w:rFonts w:ascii="Times New Roman" w:hAnsi="Times New Roman" w:cs="Times New Roman"/>
+                <w:color w:val="000000"/>
+                <w:lang w:val="uz-Latn-UZ"/>
               </w:rPr>
               <w:t xml:space="preserve"> </w:t>
             </w:r>
-            <w:proofErr w:type="spellStart"/>
-            <w:r>
-              <w:rPr>
-                <w:rFonts w:ascii="Times New Roman" w:hAnsi="Times New Roman" w:cs="Times New Roman"/>
-                <w:color w:val="000000"/>
-                <w:lang w:val="en-US"/>
-              </w:rPr>
-              <w:t>ilmiy</w:t>
-            </w:r>
-            <w:proofErr w:type="spellEnd"/>
-            <w:r>
-              <w:rPr>
-                <w:rFonts w:ascii="Times New Roman" w:hAnsi="Times New Roman" w:cs="Times New Roman"/>
-                <w:color w:val="000000"/>
-                <w:lang w:val="en-US"/>
-              </w:rPr>
-              <w:t xml:space="preserve"> </w:t>
-            </w:r>
-            <w:proofErr w:type="spellStart"/>
-            <w:r>
-              <w:rPr>
-                <w:rFonts w:ascii="Times New Roman" w:hAnsi="Times New Roman" w:cs="Times New Roman"/>
-                <w:color w:val="000000"/>
-                <w:lang w:val="en-US"/>
-              </w:rPr>
-              <w:t>elektron</w:t>
-            </w:r>
-            <w:proofErr w:type="spellEnd"/>
-            <w:r>
-              <w:rPr>
-                <w:rFonts w:ascii="Times New Roman" w:hAnsi="Times New Roman" w:cs="Times New Roman"/>
-                <w:color w:val="000000"/>
-                <w:lang w:val="en-US"/>
-              </w:rPr>
-              <w:t xml:space="preserve"> </w:t>
-            </w:r>
-            <w:proofErr w:type="spellStart"/>
-            <w:r>
-              <w:rPr>
-                <w:rFonts w:ascii="Times New Roman" w:hAnsi="Times New Roman" w:cs="Times New Roman"/>
-                <w:color w:val="000000"/>
-                <w:lang w:val="en-US"/>
-              </w:rPr>
-              <w:t>jurnal</w:t>
-            </w:r>
-            <w:proofErr w:type="spellEnd"/>
-            <w:r>
-              <w:rPr>
-                <w:rFonts w:ascii="Times New Roman" w:hAnsi="Times New Roman" w:cs="Times New Roman"/>
-                <w:color w:val="000000"/>
-                <w:lang w:val="en-US"/>
-              </w:rPr>
-              <w:t>).</w:t>
-            </w:r>
-          </w:p>
-          <w:p>
-            <w:pPr>
-              <w:jc w:val="center"/>
-              <w:rPr>
-                <w:rFonts w:ascii="Times New Roman" w:hAnsi="Times New Roman" w:cs="Times New Roman"/>
-                <w:lang w:val="en-US"/>
-              </w:rPr>
-            </w:pPr>
           </w:p>
         </w:tc>
         <w:tc>
@@ -1342,13 +1940,27 @@
                 <w:rFonts w:ascii="Times New Roman" w:hAnsi="Times New Roman" w:cs="Times New Roman"/>
                 <w:lang w:val="en-US"/>
               </w:rPr>
-              <w:t>9/</w:t>
-            </w:r>
-            <w:r>
-              <w:rPr>
-                <w:rFonts w:ascii="Times New Roman" w:hAnsi="Times New Roman" w:cs="Times New Roman"/>
-              </w:rPr>
-              <w:t>100%</w:t>
+              <w:t>10</w:t>
+            </w:r>
+            <w:r>
+              <w:rPr>
+                <w:rFonts w:ascii="Times New Roman" w:hAnsi="Times New Roman" w:cs="Times New Roman"/>
+                <w:lang w:val="en-US"/>
+              </w:rPr>
+              <w:t>/</w:t>
+            </w:r>
+            <w:r>
+              <w:rPr>
+                <w:rFonts w:ascii="Times New Roman" w:hAnsi="Times New Roman" w:cs="Times New Roman"/>
+                <w:lang w:val="en-US"/>
+              </w:rPr>
+              <w:t>5</w:t>
+            </w:r>
+            <w:r>
+              <w:rPr>
+                <w:rFonts w:ascii="Times New Roman" w:hAnsi="Times New Roman" w:cs="Times New Roman"/>
+              </w:rPr>
+              <w:t>0%</w:t>
             </w:r>
           </w:p>
         </w:tc>
@@ -1364,6 +1976,13 @@
                 <w:lang w:val="uz-Latn-UZ"/>
               </w:rPr>
             </w:pPr>
+            <w:r>
+              <w:rPr>
+                <w:rFonts w:ascii="Times New Roman" w:hAnsi="Times New Roman" w:cs="Times New Roman"/>
+                <w:lang w:val="uz-Latn-UZ"/>
+              </w:rPr>
+              <w:t>Nilufar Yuldasheva Abdullayevna</w:t>
+            </w:r>
           </w:p>
         </w:tc>
       </w:tr>
@@ -1385,12 +2004,14 @@
                 <w:lang w:val="uz-Latn-UZ"/>
               </w:rPr>
             </w:pPr>
-            <w:r>
-              <w:rPr>
-                <w:rFonts w:ascii="Times New Roman" w:hAnsi="Times New Roman" w:cs="Times New Roman"/>
-                <w:lang w:val="uz-Latn-UZ"/>
-              </w:rPr>
-              <w:t>4</w:t>
+            <w:bookmarkStart w:id="0" w:name="_GoBack"/>
+            <w:bookmarkEnd w:id="0"/>
+            <w:r>
+              <w:rPr>
+                <w:rFonts w:ascii="Times New Roman" w:hAnsi="Times New Roman" w:cs="Times New Roman"/>
+                <w:lang w:val="uz-Latn-UZ"/>
+              </w:rPr>
+              <w:t>6</w:t>
             </w:r>
           </w:p>
         </w:tc>
@@ -1410,10 +2031,9 @@
             <w:r>
               <w:rPr>
                 <w:rFonts w:ascii="Times New Roman" w:hAnsi="Times New Roman" w:cs="Times New Roman"/>
-                <w:color w:val="000000"/>
-                <w:lang w:val="uz-Latn-UZ"/>
-              </w:rPr>
-              <w:t>Sanoat tarmog‘ining iqtisodiy rivojlantirishdagi to‘siqlarni aniqlash yo‘llari</w:t>
+                <w:lang w:val="uz-Latn-UZ"/>
+              </w:rPr>
+              <w:t>Integration in education - a factor of efficiency</w:t>
             </w:r>
           </w:p>
         </w:tc>
@@ -1425,11 +2045,8 @@
           <w:p>
             <w:pPr>
               <w:jc w:val="center"/>
-              <w:rPr>
-                <w:rFonts w:ascii="Times New Roman" w:hAnsi="Times New Roman" w:cs="Times New Roman"/>
-                <w:lang w:val="en-US"/>
-              </w:rPr>
-            </w:pPr>
+            </w:pPr>
+            <w:proofErr w:type="spellStart"/>
             <w:r>
               <w:rPr>
                 <w:rFonts w:ascii="Times New Roman" w:hAnsi="Times New Roman" w:cs="Times New Roman"/>
@@ -1437,212 +2054,30 @@
               </w:rPr>
               <w:t>Bosma</w:t>
             </w:r>
+            <w:proofErr w:type="spellEnd"/>
           </w:p>
         </w:tc>
         <w:tc>
           <w:tcPr>
             <w:tcW w:w="5765" w:type="dxa"/>
             <w:gridSpan w:val="2"/>
-          </w:tcPr>
-          <w:p>
-            <w:pPr>
-              <w:tabs>
-                <w:tab w:val="left" w:pos="0"/>
-                <w:tab w:val="left" w:pos="1134"/>
-                <w:tab w:val="left" w:pos="1276"/>
-              </w:tabs>
-              <w:contextualSpacing/>
-              <w:jc w:val="both"/>
-              <w:rPr>
-                <w:rFonts w:ascii="Times New Roman" w:hAnsi="Times New Roman" w:cs="Times New Roman"/>
-                <w:color w:val="000000"/>
-                <w:lang w:val="x-none"/>
-              </w:rPr>
-            </w:pPr>
-            <w:r>
-              <w:rPr>
-                <w:rFonts w:ascii="Times New Roman" w:hAnsi="Times New Roman" w:cs="Times New Roman"/>
-                <w:color w:val="000000"/>
-                <w:lang w:val="uz-Latn-UZ"/>
-              </w:rPr>
-              <w:t>Образование наука и инновационные идеи в мире - Международный научный электронный журнал ISSN (р): 2181-3825 ISSN (е): 2181-3817</w:t>
-            </w:r>
-            <w:r>
-              <w:rPr>
-                <w:rFonts w:ascii="Times New Roman" w:hAnsi="Times New Roman" w:cs="Times New Roman"/>
-                <w:color w:val="000000"/>
-                <w:lang w:val="x-none"/>
-              </w:rPr>
-              <w:t xml:space="preserve"> – 2026. – 85(1). – B. 422–430.</w:t>
-            </w:r>
-            <w:r>
-              <w:rPr>
-                <w:rFonts w:ascii="Times New Roman" w:hAnsi="Times New Roman" w:cs="Times New Roman"/>
-                <w:color w:val="000000"/>
-                <w:lang w:val="uz-Latn-UZ"/>
-              </w:rPr>
-              <w:t xml:space="preserve"> </w:t>
-            </w:r>
-            <w:hyperlink r:id="rId10" w:history="1">
-              <w:r>
-                <w:rPr>
-                  <w:rStyle w:val="a7"/>
-                  <w:rFonts w:ascii="Times New Roman" w:hAnsi="Times New Roman" w:cs="Times New Roman"/>
-                  <w:lang w:val="en-US"/>
-                </w:rPr>
-                <w:t>https://journalss.org/index.php/obr/article/view/14552</w:t>
-              </w:r>
-            </w:hyperlink>
-            <w:r>
-              <w:rPr>
-                <w:rFonts w:ascii="Times New Roman" w:hAnsi="Times New Roman" w:cs="Times New Roman"/>
-                <w:color w:val="000000"/>
-                <w:lang w:val="en-US"/>
-              </w:rPr>
-              <w:t xml:space="preserve"> (OAK </w:t>
-            </w:r>
-            <w:proofErr w:type="spellStart"/>
-            <w:r>
-              <w:rPr>
-                <w:rFonts w:ascii="Times New Roman" w:hAnsi="Times New Roman" w:cs="Times New Roman"/>
-                <w:color w:val="000000"/>
-                <w:lang w:val="en-US"/>
-              </w:rPr>
-              <w:t>rayosati</w:t>
-            </w:r>
-            <w:proofErr w:type="spellEnd"/>
-            <w:r>
-              <w:rPr>
-                <w:rFonts w:ascii="Times New Roman" w:hAnsi="Times New Roman" w:cs="Times New Roman"/>
-                <w:color w:val="000000"/>
-                <w:lang w:val="en-US"/>
-              </w:rPr>
-              <w:t xml:space="preserve"> 2019 </w:t>
-            </w:r>
-            <w:proofErr w:type="spellStart"/>
-            <w:r>
-              <w:rPr>
-                <w:rFonts w:ascii="Times New Roman" w:hAnsi="Times New Roman" w:cs="Times New Roman"/>
-                <w:color w:val="000000"/>
-                <w:lang w:val="en-US"/>
-              </w:rPr>
-              <w:t>yil</w:t>
-            </w:r>
-            <w:proofErr w:type="spellEnd"/>
-            <w:r>
-              <w:rPr>
-                <w:rFonts w:ascii="Times New Roman" w:hAnsi="Times New Roman" w:cs="Times New Roman"/>
-                <w:color w:val="000000"/>
-                <w:lang w:val="en-US"/>
-              </w:rPr>
-              <w:t xml:space="preserve"> 69 №14</w:t>
-            </w:r>
-            <w:r>
-              <w:rPr>
-                <w:rFonts w:ascii="Times New Roman" w:hAnsi="Times New Roman" w:cs="Times New Roman"/>
-                <w:lang w:val="en-US"/>
-              </w:rPr>
-              <w:t xml:space="preserve"> </w:t>
-            </w:r>
-            <w:proofErr w:type="spellStart"/>
-            <w:r>
-              <w:rPr>
-                <w:rFonts w:ascii="Times New Roman" w:hAnsi="Times New Roman" w:cs="Times New Roman"/>
-                <w:color w:val="000000"/>
-                <w:lang w:val="en-US"/>
-              </w:rPr>
-              <w:t>ResearchBib</w:t>
-            </w:r>
-            <w:proofErr w:type="spellEnd"/>
-            <w:r>
-              <w:rPr>
-                <w:rFonts w:ascii="Times New Roman" w:hAnsi="Times New Roman" w:cs="Times New Roman"/>
-                <w:color w:val="000000"/>
-                <w:lang w:val="en-US"/>
-              </w:rPr>
-              <w:t xml:space="preserve"> </w:t>
-            </w:r>
-            <w:proofErr w:type="spellStart"/>
-            <w:r>
-              <w:rPr>
-                <w:rFonts w:ascii="Times New Roman" w:hAnsi="Times New Roman" w:cs="Times New Roman"/>
-                <w:color w:val="000000"/>
-                <w:lang w:val="en-US"/>
-              </w:rPr>
-              <w:t>xalqaro</w:t>
-            </w:r>
-            <w:proofErr w:type="spellEnd"/>
-            <w:r>
-              <w:rPr>
-                <w:rFonts w:ascii="Times New Roman" w:hAnsi="Times New Roman" w:cs="Times New Roman"/>
-                <w:color w:val="000000"/>
-                <w:lang w:val="en-US"/>
-              </w:rPr>
-              <w:t xml:space="preserve"> </w:t>
-            </w:r>
-            <w:proofErr w:type="spellStart"/>
-            <w:r>
-              <w:rPr>
-                <w:rFonts w:ascii="Times New Roman" w:hAnsi="Times New Roman" w:cs="Times New Roman"/>
-                <w:color w:val="000000"/>
-                <w:lang w:val="en-US"/>
-              </w:rPr>
-              <w:t>ilmiy</w:t>
-            </w:r>
-            <w:proofErr w:type="spellEnd"/>
-            <w:r>
-              <w:rPr>
-                <w:rFonts w:ascii="Times New Roman" w:hAnsi="Times New Roman" w:cs="Times New Roman"/>
-                <w:color w:val="000000"/>
-                <w:lang w:val="en-US"/>
-              </w:rPr>
-              <w:t xml:space="preserve"> </w:t>
-            </w:r>
-            <w:proofErr w:type="spellStart"/>
-            <w:r>
-              <w:rPr>
-                <w:rFonts w:ascii="Times New Roman" w:hAnsi="Times New Roman" w:cs="Times New Roman"/>
-                <w:color w:val="000000"/>
-                <w:lang w:val="en-US"/>
-              </w:rPr>
-              <w:t>elektron</w:t>
-            </w:r>
-            <w:proofErr w:type="spellEnd"/>
-            <w:r>
-              <w:rPr>
-                <w:rFonts w:ascii="Times New Roman" w:hAnsi="Times New Roman" w:cs="Times New Roman"/>
-                <w:color w:val="000000"/>
-                <w:lang w:val="en-US"/>
-              </w:rPr>
-              <w:t xml:space="preserve"> </w:t>
-            </w:r>
-            <w:proofErr w:type="spellStart"/>
-            <w:r>
-              <w:rPr>
-                <w:rFonts w:ascii="Times New Roman" w:hAnsi="Times New Roman" w:cs="Times New Roman"/>
-                <w:color w:val="000000"/>
-                <w:lang w:val="en-US"/>
-              </w:rPr>
-              <w:t>jurnal</w:t>
-            </w:r>
-            <w:proofErr w:type="spellEnd"/>
-            <w:r>
-              <w:rPr>
-                <w:rFonts w:ascii="Times New Roman" w:hAnsi="Times New Roman" w:cs="Times New Roman"/>
-                <w:color w:val="000000"/>
-                <w:lang w:val="en-US"/>
-              </w:rPr>
-              <w:t>)</w:t>
-            </w:r>
-          </w:p>
-          <w:p>
-            <w:pPr>
-              <w:jc w:val="center"/>
-              <w:rPr>
-                <w:rFonts w:ascii="Times New Roman" w:hAnsi="Times New Roman" w:cs="Times New Roman"/>
-                <w:lang w:val="x-none"/>
-              </w:rPr>
-            </w:pPr>
+            <w:vAlign w:val="center"/>
+          </w:tcPr>
+          <w:p>
+            <w:pPr>
+              <w:jc w:val="center"/>
+              <w:rPr>
+                <w:rFonts w:ascii="Times New Roman" w:hAnsi="Times New Roman" w:cs="Times New Roman"/>
+                <w:lang w:val="en-US"/>
+              </w:rPr>
+            </w:pPr>
+            <w:r>
+              <w:rPr>
+                <w:rFonts w:ascii="Times New Roman" w:hAnsi="Times New Roman" w:cs="Times New Roman"/>
+                <w:lang w:val="en-US"/>
+              </w:rPr>
+              <w:t>“Advanced methods of ensuring the quality of education: problems and solutions”. Collection of scientific papers on materials of the international scientific-practical conference 17.12.2025, Pub. “ICP”, Washington, USA, 9-12 p.</w:t>
+            </w:r>
           </w:p>
         </w:tc>
         <w:tc>
@@ -1663,7 +2098,14 @@
                 <w:rFonts w:ascii="Times New Roman" w:hAnsi="Times New Roman" w:cs="Times New Roman"/>
                 <w:lang w:val="en-US"/>
               </w:rPr>
-              <w:t>9/</w:t>
+              <w:t>4</w:t>
+            </w:r>
+            <w:r>
+              <w:rPr>
+                <w:rFonts w:ascii="Times New Roman" w:hAnsi="Times New Roman" w:cs="Times New Roman"/>
+                <w:lang w:val="en-US"/>
+              </w:rPr>
+              <w:t>/</w:t>
             </w:r>
             <w:r>
               <w:rPr>
@@ -1676,6 +2118,7 @@
         <w:tc>
           <w:tcPr>
             <w:tcW w:w="2217" w:type="dxa"/>
+            <w:vAlign w:val="center"/>
           </w:tcPr>
           <w:p>
             <w:pPr>
@@ -1703,15 +2146,14 @@
             <w:pPr>
               <w:rPr>
                 <w:rFonts w:ascii="Times New Roman" w:hAnsi="Times New Roman" w:cs="Times New Roman"/>
-                <w:lang w:val="uz-Latn-UZ"/>
-              </w:rPr>
-            </w:pPr>
-            <w:r>
-              <w:rPr>
-                <w:rFonts w:ascii="Times New Roman" w:hAnsi="Times New Roman" w:cs="Times New Roman"/>
-                <w:lang w:val="uz-Latn-UZ"/>
-              </w:rPr>
-              <w:t>5</w:t>
+              </w:rPr>
+            </w:pPr>
+            <w:r>
+              <w:rPr>
+                <w:rFonts w:ascii="Times New Roman" w:hAnsi="Times New Roman" w:cs="Times New Roman"/>
+                <w:lang w:val="uz-Latn-UZ"/>
+              </w:rPr>
+              <w:t>7</w:t>
             </w:r>
           </w:p>
         </w:tc>
@@ -1731,10 +2173,9 @@
             <w:r>
               <w:rPr>
                 <w:rFonts w:ascii="Times New Roman" w:hAnsi="Times New Roman" w:cs="Times New Roman"/>
-                <w:color w:val="000000"/>
-                <w:lang w:val="uz-Latn-UZ"/>
-              </w:rPr>
-              <w:t>Sanoat tarmog‘ining rivojlanishidagi ayrim muammolar</w:t>
+                <w:lang w:val="uz-Latn-UZ"/>
+              </w:rPr>
+              <w:t>Umumiy o‘rta ta’lim tizimida pedagog kadrlarni uzluksiz kasbiy rivojlantirishning muqobil va raqamli shakllari</w:t>
             </w:r>
           </w:p>
         </w:tc>
@@ -1746,11 +2187,8 @@
           <w:p>
             <w:pPr>
               <w:jc w:val="center"/>
-              <w:rPr>
-                <w:rFonts w:ascii="Times New Roman" w:hAnsi="Times New Roman" w:cs="Times New Roman"/>
-                <w:lang w:val="en-US"/>
-              </w:rPr>
-            </w:pPr>
+            </w:pPr>
+            <w:proofErr w:type="spellStart"/>
             <w:r>
               <w:rPr>
                 <w:rFonts w:ascii="Times New Roman" w:hAnsi="Times New Roman" w:cs="Times New Roman"/>
@@ -1758,212 +2196,30 @@
               </w:rPr>
               <w:t>Bosma</w:t>
             </w:r>
+            <w:proofErr w:type="spellEnd"/>
           </w:p>
         </w:tc>
         <w:tc>
           <w:tcPr>
             <w:tcW w:w="5765" w:type="dxa"/>
             <w:gridSpan w:val="2"/>
-          </w:tcPr>
-          <w:p>
-            <w:pPr>
-              <w:tabs>
-                <w:tab w:val="left" w:pos="0"/>
-                <w:tab w:val="left" w:pos="1134"/>
-                <w:tab w:val="left" w:pos="1276"/>
-              </w:tabs>
-              <w:contextualSpacing/>
-              <w:jc w:val="both"/>
-              <w:rPr>
-                <w:rFonts w:ascii="Times New Roman" w:hAnsi="Times New Roman" w:cs="Times New Roman"/>
-                <w:color w:val="000000"/>
-                <w:lang w:val="x-none"/>
-              </w:rPr>
-            </w:pPr>
-            <w:r>
-              <w:rPr>
-                <w:rFonts w:ascii="Times New Roman" w:hAnsi="Times New Roman" w:cs="Times New Roman"/>
-                <w:color w:val="000000"/>
-                <w:lang w:val="uz-Latn-UZ"/>
-              </w:rPr>
-              <w:t>Образование наука и инновационные идеи в мире - Международный научный электронный журнал ISSN (р): 2181-3825 ISSN (е): 2181-3817</w:t>
-            </w:r>
-            <w:r>
-              <w:rPr>
-                <w:rFonts w:ascii="Times New Roman" w:hAnsi="Times New Roman" w:cs="Times New Roman"/>
-                <w:color w:val="000000"/>
-                <w:lang w:val="x-none"/>
-              </w:rPr>
-              <w:t xml:space="preserve"> – 2026. – 85(1). – B. 431–435.</w:t>
-            </w:r>
-            <w:r>
-              <w:rPr>
-                <w:rFonts w:ascii="Times New Roman" w:hAnsi="Times New Roman" w:cs="Times New Roman"/>
-                <w:color w:val="000000"/>
-                <w:lang w:val="uz-Latn-UZ"/>
-              </w:rPr>
-              <w:t xml:space="preserve"> </w:t>
-            </w:r>
-            <w:hyperlink r:id="rId11" w:history="1">
-              <w:r>
-                <w:rPr>
-                  <w:rStyle w:val="a7"/>
-                  <w:rFonts w:ascii="Times New Roman" w:hAnsi="Times New Roman" w:cs="Times New Roman"/>
-                  <w:lang w:val="en-US"/>
-                </w:rPr>
-                <w:t>https://journalss.org/index.php/obr/article/view/14563</w:t>
-              </w:r>
-            </w:hyperlink>
-            <w:r>
-              <w:rPr>
-                <w:rFonts w:ascii="Times New Roman" w:hAnsi="Times New Roman" w:cs="Times New Roman"/>
-                <w:color w:val="000000"/>
-                <w:lang w:val="en-US"/>
-              </w:rPr>
-              <w:t xml:space="preserve"> (OAK </w:t>
-            </w:r>
-            <w:proofErr w:type="spellStart"/>
-            <w:r>
-              <w:rPr>
-                <w:rFonts w:ascii="Times New Roman" w:hAnsi="Times New Roman" w:cs="Times New Roman"/>
-                <w:color w:val="000000"/>
-                <w:lang w:val="en-US"/>
-              </w:rPr>
-              <w:t>rayosati</w:t>
-            </w:r>
-            <w:proofErr w:type="spellEnd"/>
-            <w:r>
-              <w:rPr>
-                <w:rFonts w:ascii="Times New Roman" w:hAnsi="Times New Roman" w:cs="Times New Roman"/>
-                <w:color w:val="000000"/>
-                <w:lang w:val="en-US"/>
-              </w:rPr>
-              <w:t xml:space="preserve"> 2019 </w:t>
-            </w:r>
-            <w:proofErr w:type="spellStart"/>
-            <w:r>
-              <w:rPr>
-                <w:rFonts w:ascii="Times New Roman" w:hAnsi="Times New Roman" w:cs="Times New Roman"/>
-                <w:color w:val="000000"/>
-                <w:lang w:val="en-US"/>
-              </w:rPr>
-              <w:t>yil</w:t>
-            </w:r>
-            <w:proofErr w:type="spellEnd"/>
-            <w:r>
-              <w:rPr>
-                <w:rFonts w:ascii="Times New Roman" w:hAnsi="Times New Roman" w:cs="Times New Roman"/>
-                <w:color w:val="000000"/>
-                <w:lang w:val="en-US"/>
-              </w:rPr>
-              <w:t xml:space="preserve"> 69 №14</w:t>
-            </w:r>
-            <w:r>
-              <w:rPr>
-                <w:rFonts w:ascii="Times New Roman" w:hAnsi="Times New Roman" w:cs="Times New Roman"/>
-                <w:lang w:val="en-US"/>
-              </w:rPr>
-              <w:t xml:space="preserve"> </w:t>
-            </w:r>
-            <w:proofErr w:type="spellStart"/>
-            <w:r>
-              <w:rPr>
-                <w:rFonts w:ascii="Times New Roman" w:hAnsi="Times New Roman" w:cs="Times New Roman"/>
-                <w:color w:val="000000"/>
-                <w:lang w:val="en-US"/>
-              </w:rPr>
-              <w:t>ResearchBib</w:t>
-            </w:r>
-            <w:proofErr w:type="spellEnd"/>
-            <w:r>
-              <w:rPr>
-                <w:rFonts w:ascii="Times New Roman" w:hAnsi="Times New Roman" w:cs="Times New Roman"/>
-                <w:color w:val="000000"/>
-                <w:lang w:val="en-US"/>
-              </w:rPr>
-              <w:t xml:space="preserve"> </w:t>
-            </w:r>
-            <w:proofErr w:type="spellStart"/>
-            <w:r>
-              <w:rPr>
-                <w:rFonts w:ascii="Times New Roman" w:hAnsi="Times New Roman" w:cs="Times New Roman"/>
-                <w:color w:val="000000"/>
-                <w:lang w:val="en-US"/>
-              </w:rPr>
-              <w:t>xalqaro</w:t>
-            </w:r>
-            <w:proofErr w:type="spellEnd"/>
-            <w:r>
-              <w:rPr>
-                <w:rFonts w:ascii="Times New Roman" w:hAnsi="Times New Roman" w:cs="Times New Roman"/>
-                <w:color w:val="000000"/>
-                <w:lang w:val="en-US"/>
-              </w:rPr>
-              <w:t xml:space="preserve"> </w:t>
-            </w:r>
-            <w:proofErr w:type="spellStart"/>
-            <w:r>
-              <w:rPr>
-                <w:rFonts w:ascii="Times New Roman" w:hAnsi="Times New Roman" w:cs="Times New Roman"/>
-                <w:color w:val="000000"/>
-                <w:lang w:val="en-US"/>
-              </w:rPr>
-              <w:t>ilmiy</w:t>
-            </w:r>
-            <w:proofErr w:type="spellEnd"/>
-            <w:r>
-              <w:rPr>
-                <w:rFonts w:ascii="Times New Roman" w:hAnsi="Times New Roman" w:cs="Times New Roman"/>
-                <w:color w:val="000000"/>
-                <w:lang w:val="en-US"/>
-              </w:rPr>
-              <w:t xml:space="preserve"> </w:t>
-            </w:r>
-            <w:proofErr w:type="spellStart"/>
-            <w:r>
-              <w:rPr>
-                <w:rFonts w:ascii="Times New Roman" w:hAnsi="Times New Roman" w:cs="Times New Roman"/>
-                <w:color w:val="000000"/>
-                <w:lang w:val="en-US"/>
-              </w:rPr>
-              <w:t>elektron</w:t>
-            </w:r>
-            <w:proofErr w:type="spellEnd"/>
-            <w:r>
-              <w:rPr>
-                <w:rFonts w:ascii="Times New Roman" w:hAnsi="Times New Roman" w:cs="Times New Roman"/>
-                <w:color w:val="000000"/>
-                <w:lang w:val="en-US"/>
-              </w:rPr>
-              <w:t xml:space="preserve"> </w:t>
-            </w:r>
-            <w:proofErr w:type="spellStart"/>
-            <w:r>
-              <w:rPr>
-                <w:rFonts w:ascii="Times New Roman" w:hAnsi="Times New Roman" w:cs="Times New Roman"/>
-                <w:color w:val="000000"/>
-                <w:lang w:val="en-US"/>
-              </w:rPr>
-              <w:t>jurnal</w:t>
-            </w:r>
-            <w:proofErr w:type="spellEnd"/>
-            <w:r>
-              <w:rPr>
-                <w:rFonts w:ascii="Times New Roman" w:hAnsi="Times New Roman" w:cs="Times New Roman"/>
-                <w:color w:val="000000"/>
-                <w:lang w:val="en-US"/>
-              </w:rPr>
-              <w:t>).</w:t>
-            </w:r>
-          </w:p>
-          <w:p>
-            <w:pPr>
-              <w:jc w:val="center"/>
-              <w:rPr>
-                <w:rFonts w:ascii="Times New Roman" w:hAnsi="Times New Roman" w:cs="Times New Roman"/>
-                <w:lang w:val="x-none"/>
-              </w:rPr>
-            </w:pPr>
+            <w:vAlign w:val="center"/>
+          </w:tcPr>
+          <w:p>
+            <w:pPr>
+              <w:jc w:val="center"/>
+              <w:rPr>
+                <w:rFonts w:ascii="Times New Roman" w:hAnsi="Times New Roman" w:cs="Times New Roman"/>
+                <w:lang w:val="uz-Latn-UZ"/>
+              </w:rPr>
+            </w:pPr>
+            <w:r>
+              <w:rPr>
+                <w:rFonts w:ascii="Times New Roman" w:hAnsi="Times New Roman" w:cs="Times New Roman"/>
+                <w:lang w:val="uz-Latn-UZ"/>
+              </w:rPr>
+              <w:t>Raqamli infratuzilmani joriy etish: muammo va innovatsion yechimlar” mavzusida respublika ilmiy-amaliy anjuman Toshkent 2026 19-20 - fevral. 677-681 betlar.</w:t>
+            </w:r>
           </w:p>
         </w:tc>
         <w:tc>
@@ -1984,28 +2240,50 @@
                 <w:rFonts w:ascii="Times New Roman" w:hAnsi="Times New Roman" w:cs="Times New Roman"/>
                 <w:lang w:val="en-US"/>
               </w:rPr>
-              <w:t>9/</w:t>
-            </w:r>
-            <w:r>
-              <w:rPr>
-                <w:rFonts w:ascii="Times New Roman" w:hAnsi="Times New Roman" w:cs="Times New Roman"/>
-              </w:rPr>
-              <w:t>100%</w:t>
+              <w:t>3</w:t>
+            </w:r>
+            <w:r>
+              <w:rPr>
+                <w:rFonts w:ascii="Times New Roman" w:hAnsi="Times New Roman" w:cs="Times New Roman"/>
+                <w:lang w:val="en-US"/>
+              </w:rPr>
+              <w:t>/</w:t>
+            </w:r>
+            <w:r>
+              <w:rPr>
+                <w:rFonts w:ascii="Times New Roman" w:hAnsi="Times New Roman" w:cs="Times New Roman"/>
+                <w:lang w:val="en-US"/>
+              </w:rPr>
+              <w:t>40</w:t>
+            </w:r>
+            <w:r>
+              <w:rPr>
+                <w:rFonts w:ascii="Times New Roman" w:hAnsi="Times New Roman" w:cs="Times New Roman"/>
+              </w:rPr>
+              <w:t>%</w:t>
             </w:r>
           </w:p>
         </w:tc>
         <w:tc>
           <w:tcPr>
             <w:tcW w:w="2217" w:type="dxa"/>
-          </w:tcPr>
-          <w:p>
-            <w:pPr>
-              <w:jc w:val="center"/>
-              <w:rPr>
-                <w:rFonts w:ascii="Times New Roman" w:hAnsi="Times New Roman" w:cs="Times New Roman"/>
-                <w:lang w:val="uz-Latn-UZ"/>
-              </w:rPr>
-            </w:pPr>
+            <w:vAlign w:val="center"/>
+          </w:tcPr>
+          <w:p>
+            <w:pPr>
+              <w:jc w:val="center"/>
+              <w:rPr>
+                <w:rFonts w:ascii="Times New Roman" w:hAnsi="Times New Roman" w:cs="Times New Roman"/>
+                <w:lang w:val="uz-Latn-UZ"/>
+              </w:rPr>
+            </w:pPr>
+            <w:r>
+              <w:rPr>
+                <w:rFonts w:ascii="Times New Roman" w:hAnsi="Times New Roman" w:cs="Times New Roman"/>
+                <w:lang w:val="uz-Latn-UZ"/>
+              </w:rPr>
+              <w:t>Nilufar Yuldasheva Abdullayevna, Bekturdiyev Sanjarbek Sharifboyevich, G‘ofurova Muxlisa G‘ulom qizi</w:t>
+            </w:r>
           </w:p>
         </w:tc>
       </w:tr>
@@ -2024,16 +2302,16 @@
             <w:pPr>
               <w:rPr>
                 <w:rFonts w:ascii="Times New Roman" w:hAnsi="Times New Roman" w:cs="Times New Roman"/>
-                <w:lang w:val="uz-Latn-UZ"/>
-              </w:rPr>
-            </w:pPr>
-            <w:r>
-              <w:rPr>
-                <w:rFonts w:ascii="Times New Roman" w:hAnsi="Times New Roman" w:cs="Times New Roman"/>
-                <w:lang w:val="uz-Latn-UZ"/>
+                <w:lang w:val="en-US"/>
+              </w:rPr>
+            </w:pPr>
+            <w:r>
+              <w:rPr>
+                <w:rFonts w:ascii="Times New Roman" w:hAnsi="Times New Roman" w:cs="Times New Roman"/>
+                <w:lang w:val="en-US"/>
               </w:rPr>
               <w:lastRenderedPageBreak/>
-              <w:t>6</w:t>
+              <w:t>8</w:t>
             </w:r>
           </w:p>
         </w:tc>
@@ -2053,10 +2331,9 @@
             <w:r>
               <w:rPr>
                 <w:rFonts w:ascii="Times New Roman" w:hAnsi="Times New Roman" w:cs="Times New Roman"/>
-                <w:color w:val="000000"/>
-                <w:lang w:val="uz-Latn-UZ"/>
-              </w:rPr>
-              <w:t>Sanoat tarmog‘i iqtisodiy samaradorligiga ta’sir qiluvchi omillar</w:t>
+                <w:lang w:val="uz-Latn-UZ"/>
+              </w:rPr>
+              <w:t>O‘quvchilarning kichik ilmiy-tadqiqot ko‘nikmalarini shakllantirish metodikasi</w:t>
             </w:r>
           </w:p>
         </w:tc>
@@ -2068,17 +2345,16 @@
           <w:p>
             <w:pPr>
               <w:jc w:val="center"/>
-              <w:rPr>
-                <w:rFonts w:ascii="Times New Roman" w:hAnsi="Times New Roman" w:cs="Times New Roman"/>
-              </w:rPr>
-            </w:pPr>
-            <w:r>
-              <w:rPr>
-                <w:rFonts w:ascii="Times New Roman" w:hAnsi="Times New Roman" w:cs="Times New Roman"/>
-                <w:lang w:val="uz-Latn-UZ"/>
+            </w:pPr>
+            <w:proofErr w:type="spellStart"/>
+            <w:r>
+              <w:rPr>
+                <w:rFonts w:ascii="Times New Roman" w:hAnsi="Times New Roman" w:cs="Times New Roman"/>
+                <w:lang w:val="en-US"/>
               </w:rPr>
               <w:t>Bosma</w:t>
             </w:r>
+            <w:proofErr w:type="spellEnd"/>
           </w:p>
         </w:tc>
         <w:tc>
@@ -2088,35 +2364,19 @@
           </w:tcPr>
           <w:p>
             <w:pPr>
-              <w:tabs>
-                <w:tab w:val="left" w:pos="1134"/>
-                <w:tab w:val="left" w:pos="1276"/>
-              </w:tabs>
-              <w:contextualSpacing/>
-              <w:jc w:val="both"/>
-              <w:rPr>
-                <w:rFonts w:ascii="Times New Roman" w:hAnsi="Times New Roman" w:cs="Times New Roman"/>
-                <w:color w:val="000000"/>
-                <w:lang w:val="uz-Latn-UZ"/>
-              </w:rPr>
-            </w:pPr>
-            <w:r>
-              <w:rPr>
-                <w:rFonts w:ascii="Times New Roman" w:hAnsi="Times New Roman" w:cs="Times New Roman"/>
-                <w:color w:val="000000"/>
-                <w:lang w:val="uz-Latn-UZ"/>
-              </w:rPr>
-              <w:t>Agroiqtisodiyot ilmiy-amaliy agroiqtisodiy (OAK rayosati 2019 yil 69-bet) jurnal. – 2025. – Maxsus son (36). – B. 53–55.</w:t>
-            </w:r>
-          </w:p>
-          <w:p>
-            <w:pPr>
-              <w:jc w:val="center"/>
-              <w:rPr>
-                <w:rFonts w:ascii="Times New Roman" w:hAnsi="Times New Roman" w:cs="Times New Roman"/>
-                <w:lang w:val="uz-Latn-UZ"/>
-              </w:rPr>
-            </w:pPr>
+              <w:jc w:val="center"/>
+              <w:rPr>
+                <w:rFonts w:ascii="Times New Roman" w:hAnsi="Times New Roman" w:cs="Times New Roman"/>
+                <w:lang w:val="uz-Latn-UZ"/>
+              </w:rPr>
+            </w:pPr>
+            <w:r>
+              <w:rPr>
+                <w:rFonts w:ascii="Times New Roman" w:hAnsi="Times New Roman" w:cs="Times New Roman"/>
+                <w:lang w:val="uz-Latn-UZ"/>
+              </w:rPr>
+              <w:t>“Zamonaviy Taraqqiyot va Fan: 21-asr Yondashuvlari” mavzusidagi respublika ilmiy-amaliy anjumani to‘plami, Toshkent, 100-112 p. https://journalss.org/index.php/zam/index</w:t>
+            </w:r>
           </w:p>
         </w:tc>
         <w:tc>
@@ -2129,21 +2389,41 @@
               <w:jc w:val="center"/>
               <w:rPr>
                 <w:rFonts w:ascii="Times New Roman" w:hAnsi="Times New Roman" w:cs="Times New Roman"/>
-                <w:lang w:val="uz-Latn-UZ"/>
-              </w:rPr>
-            </w:pPr>
-            <w:r>
-              <w:rPr>
-                <w:rFonts w:ascii="Times New Roman" w:hAnsi="Times New Roman" w:cs="Times New Roman"/>
-                <w:lang w:val="en-US"/>
-              </w:rPr>
-              <w:t>7/</w:t>
-            </w:r>
-            <w:r>
-              <w:rPr>
-                <w:rFonts w:ascii="Times New Roman" w:hAnsi="Times New Roman" w:cs="Times New Roman"/>
-              </w:rPr>
-              <w:t>100%</w:t>
+              </w:rPr>
+            </w:pPr>
+            <w:r>
+              <w:rPr>
+                <w:rFonts w:ascii="Times New Roman" w:hAnsi="Times New Roman" w:cs="Times New Roman"/>
+                <w:lang w:val="en-US"/>
+              </w:rPr>
+              <w:t>1</w:t>
+            </w:r>
+            <w:r>
+              <w:rPr>
+                <w:rFonts w:ascii="Times New Roman" w:hAnsi="Times New Roman" w:cs="Times New Roman"/>
+                <w:lang w:val="en-US"/>
+              </w:rPr>
+              <w:t>2</w:t>
+            </w:r>
+            <w:r>
+              <w:rPr>
+                <w:rFonts w:ascii="Times New Roman" w:hAnsi="Times New Roman" w:cs="Times New Roman"/>
+                <w:lang w:val="en-US"/>
+              </w:rPr>
+              <w:t>/</w:t>
+            </w:r>
+            <w:r>
+              <w:rPr>
+                <w:rFonts w:ascii="Times New Roman" w:hAnsi="Times New Roman" w:cs="Times New Roman"/>
+                <w:lang w:val="en-US"/>
+              </w:rPr>
+              <w:t>5</w:t>
+            </w:r>
+            <w:r>
+              <w:rPr>
+                <w:rFonts w:ascii="Times New Roman" w:hAnsi="Times New Roman" w:cs="Times New Roman"/>
+              </w:rPr>
+              <w:t>0%</w:t>
             </w:r>
           </w:p>
         </w:tc>
@@ -2159,6 +2439,13 @@
                 <w:lang w:val="uz-Latn-UZ"/>
               </w:rPr>
             </w:pPr>
+            <w:r>
+              <w:rPr>
+                <w:rFonts w:ascii="Times New Roman" w:hAnsi="Times New Roman" w:cs="Times New Roman"/>
+                <w:lang w:val="uz-Latn-UZ"/>
+              </w:rPr>
+              <w:t>Nilufar Yuldasheva Abdullayevna</w:t>
+            </w:r>
           </w:p>
         </w:tc>
       </w:tr>
@@ -2177,15 +2464,15 @@
             <w:pPr>
               <w:rPr>
                 <w:rFonts w:ascii="Times New Roman" w:hAnsi="Times New Roman" w:cs="Times New Roman"/>
-                <w:lang w:val="uz-Latn-UZ"/>
-              </w:rPr>
-            </w:pPr>
-            <w:r>
-              <w:rPr>
-                <w:rFonts w:ascii="Times New Roman" w:hAnsi="Times New Roman" w:cs="Times New Roman"/>
-                <w:lang w:val="uz-Latn-UZ"/>
-              </w:rPr>
-              <w:t>7</w:t>
+                <w:lang w:val="en-US"/>
+              </w:rPr>
+            </w:pPr>
+            <w:r>
+              <w:rPr>
+                <w:rFonts w:ascii="Times New Roman" w:hAnsi="Times New Roman" w:cs="Times New Roman"/>
+                <w:lang w:val="en-US"/>
+              </w:rPr>
+              <w:t>9</w:t>
             </w:r>
           </w:p>
         </w:tc>
@@ -2205,9 +2492,9 @@
             <w:r>
               <w:rPr>
                 <w:rFonts w:ascii="Times New Roman" w:hAnsi="Times New Roman" w:cs="Times New Roman"/>
-                <w:lang w:val="uz-Latn-UZ" w:eastAsia="ru-RU"/>
-              </w:rPr>
-              <w:t>Sanoat tarmog‘i iqtsodiy samaradorligiga ta’sir qiluvchi omillar</w:t>
+                <w:lang w:val="uz-Latn-UZ"/>
+              </w:rPr>
+              <w:t>Adabiyot darslarida raqamli texnologiyalardan foydalanish metodikasi</w:t>
             </w:r>
           </w:p>
         </w:tc>
@@ -2219,17 +2506,16 @@
           <w:p>
             <w:pPr>
               <w:jc w:val="center"/>
-              <w:rPr>
-                <w:rFonts w:ascii="Times New Roman" w:hAnsi="Times New Roman" w:cs="Times New Roman"/>
-              </w:rPr>
-            </w:pPr>
-            <w:r>
-              <w:rPr>
-                <w:rFonts w:ascii="Times New Roman" w:hAnsi="Times New Roman" w:cs="Times New Roman"/>
-                <w:lang w:val="uz-Latn-UZ"/>
+            </w:pPr>
+            <w:proofErr w:type="spellStart"/>
+            <w:r>
+              <w:rPr>
+                <w:rFonts w:ascii="Times New Roman" w:hAnsi="Times New Roman" w:cs="Times New Roman"/>
+                <w:lang w:val="en-US"/>
               </w:rPr>
               <w:t>Bosma</w:t>
             </w:r>
+            <w:proofErr w:type="spellEnd"/>
           </w:p>
         </w:tc>
         <w:tc>
@@ -2239,104 +2525,19 @@
           </w:tcPr>
           <w:p>
             <w:pPr>
-              <w:tabs>
-                <w:tab w:val="left" w:pos="1134"/>
-                <w:tab w:val="left" w:pos="1276"/>
-              </w:tabs>
-              <w:contextualSpacing/>
-              <w:jc w:val="both"/>
-              <w:rPr>
-                <w:rFonts w:ascii="Times New Roman" w:hAnsi="Times New Roman" w:cs="Times New Roman"/>
-                <w:lang w:val="en-US" w:eastAsia="ru-RU"/>
-              </w:rPr>
-            </w:pPr>
-            <w:r>
-              <w:rPr>
-                <w:rFonts w:ascii="Times New Roman" w:hAnsi="Times New Roman" w:cs="Times New Roman"/>
-                <w:lang w:val="uz-Latn-UZ" w:eastAsia="ru-RU"/>
-              </w:rPr>
-              <w:t xml:space="preserve">“Yashil iqtisodiyot va taraqqiyot” // ijtimoiy, iqtisodiy, texnologik, ilmiy, ommabop jurnal. </w:t>
-            </w:r>
-            <w:r>
-              <w:rPr>
-                <w:rFonts w:ascii="Times New Roman" w:hAnsi="Times New Roman" w:cs="Times New Roman"/>
-                <w:lang w:val="en-US" w:eastAsia="ru-RU"/>
-              </w:rPr>
-              <w:t xml:space="preserve">Toshkent, 2025- </w:t>
-            </w:r>
-            <w:proofErr w:type="spellStart"/>
-            <w:r>
-              <w:rPr>
-                <w:rFonts w:ascii="Times New Roman" w:hAnsi="Times New Roman" w:cs="Times New Roman"/>
-                <w:lang w:val="en-US" w:eastAsia="ru-RU"/>
-              </w:rPr>
-              <w:t>yil</w:t>
-            </w:r>
-            <w:proofErr w:type="spellEnd"/>
-            <w:r>
-              <w:rPr>
-                <w:rFonts w:ascii="Times New Roman" w:hAnsi="Times New Roman" w:cs="Times New Roman"/>
-                <w:lang w:val="en-US" w:eastAsia="ru-RU"/>
-              </w:rPr>
-              <w:t xml:space="preserve"> </w:t>
-            </w:r>
-            <w:proofErr w:type="spellStart"/>
-            <w:r>
-              <w:rPr>
-                <w:rFonts w:ascii="Times New Roman" w:hAnsi="Times New Roman" w:cs="Times New Roman"/>
-                <w:lang w:val="en-US" w:eastAsia="ru-RU"/>
-              </w:rPr>
-              <w:t>oktyabr</w:t>
-            </w:r>
-            <w:proofErr w:type="spellEnd"/>
-            <w:r>
-              <w:rPr>
-                <w:rFonts w:ascii="Times New Roman" w:hAnsi="Times New Roman" w:cs="Times New Roman"/>
-                <w:lang w:val="en-US" w:eastAsia="ru-RU"/>
-              </w:rPr>
-              <w:t xml:space="preserve"> 10-son, B.807-811(OAK </w:t>
-            </w:r>
-            <w:proofErr w:type="spellStart"/>
-            <w:r>
-              <w:rPr>
-                <w:rFonts w:ascii="Times New Roman" w:hAnsi="Times New Roman" w:cs="Times New Roman"/>
-                <w:lang w:val="en-US" w:eastAsia="ru-RU"/>
-              </w:rPr>
-              <w:t>Rayosatining</w:t>
-            </w:r>
-            <w:proofErr w:type="spellEnd"/>
-            <w:r>
-              <w:rPr>
-                <w:rFonts w:ascii="Times New Roman" w:hAnsi="Times New Roman" w:cs="Times New Roman"/>
-                <w:lang w:val="en-US" w:eastAsia="ru-RU"/>
-              </w:rPr>
-              <w:t xml:space="preserve"> 2023-yil 28-fevraldagi 333/5-son </w:t>
-            </w:r>
-            <w:proofErr w:type="spellStart"/>
-            <w:r>
-              <w:rPr>
-                <w:rFonts w:ascii="Times New Roman" w:hAnsi="Times New Roman" w:cs="Times New Roman"/>
-                <w:lang w:val="en-US" w:eastAsia="ru-RU"/>
-              </w:rPr>
-              <w:t>qarori</w:t>
-            </w:r>
-            <w:proofErr w:type="spellEnd"/>
-            <w:r>
-              <w:rPr>
-                <w:rFonts w:ascii="Times New Roman" w:hAnsi="Times New Roman" w:cs="Times New Roman"/>
-                <w:lang w:val="en-US" w:eastAsia="ru-RU"/>
-              </w:rPr>
-              <w:t>)</w:t>
-            </w:r>
-          </w:p>
-          <w:p>
-            <w:pPr>
-              <w:jc w:val="center"/>
-              <w:rPr>
-                <w:rFonts w:ascii="Times New Roman" w:hAnsi="Times New Roman" w:cs="Times New Roman"/>
-                <w:lang w:val="en-US"/>
-              </w:rPr>
-            </w:pPr>
+              <w:jc w:val="center"/>
+              <w:rPr>
+                <w:rFonts w:ascii="Times New Roman" w:hAnsi="Times New Roman" w:cs="Times New Roman"/>
+                <w:lang w:val="uz-Latn-UZ"/>
+              </w:rPr>
+            </w:pPr>
+            <w:r>
+              <w:rPr>
+                <w:rFonts w:ascii="Times New Roman" w:hAnsi="Times New Roman" w:cs="Times New Roman"/>
+                <w:lang w:val="uz-Latn-UZ"/>
+              </w:rPr>
+              <w:t>Zamonaviy Taraqqiyot va Fan: 21-asr Yondashuvlari” mavzusidagi respublika ilmiy-amaliy anjumani to‘plami, Toshkent, 119-133 p. https://journalss.org/index.php/zam/index</w:t>
+            </w:r>
           </w:p>
         </w:tc>
         <w:tc>
@@ -2349,21 +2550,15 @@
               <w:jc w:val="center"/>
               <w:rPr>
                 <w:rFonts w:ascii="Times New Roman" w:hAnsi="Times New Roman" w:cs="Times New Roman"/>
-                <w:lang w:val="uz-Latn-UZ"/>
-              </w:rPr>
-            </w:pPr>
-            <w:r>
-              <w:rPr>
-                <w:rFonts w:ascii="Times New Roman" w:hAnsi="Times New Roman" w:cs="Times New Roman"/>
-                <w:lang w:val="en-US"/>
-              </w:rPr>
-              <w:t>5/</w:t>
-            </w:r>
-            <w:r>
-              <w:rPr>
-                <w:rFonts w:ascii="Times New Roman" w:hAnsi="Times New Roman" w:cs="Times New Roman"/>
-              </w:rPr>
-              <w:t>100%</w:t>
+                <w:lang w:val="en-US"/>
+              </w:rPr>
+            </w:pPr>
+            <w:r>
+              <w:rPr>
+                <w:rFonts w:ascii="Times New Roman" w:hAnsi="Times New Roman" w:cs="Times New Roman"/>
+                <w:lang w:val="en-US"/>
+              </w:rPr>
+              <w:t>14/100%</w:t>
             </w:r>
           </w:p>
         </w:tc>
@@ -2402,9 +2597,8 @@
             <w:r>
               <w:rPr>
                 <w:rFonts w:ascii="Times New Roman" w:hAnsi="Times New Roman" w:cs="Times New Roman"/>
-                <w:lang w:val="uz-Latn-UZ"/>
-              </w:rPr>
-              <w:t>8</w:t>
+              </w:rPr>
+              <w:t>10</w:t>
             </w:r>
           </w:p>
         </w:tc>
@@ -2424,10 +2618,9 @@
             <w:r>
               <w:rPr>
                 <w:rFonts w:ascii="Times New Roman" w:hAnsi="Times New Roman" w:cs="Times New Roman"/>
-                <w:color w:val="231F20"/>
-                <w:lang w:val="uz-Latn-UZ"/>
-              </w:rPr>
-              <w:t>Sanoat tarmog‘idagi iqtisodiy to‘siqlarni turkumlashtirish</w:t>
+                <w:lang w:val="uz-Latn-UZ"/>
+              </w:rPr>
+              <w:t>Darsda ilmiy-tadqiqot ko‘nikmalarini shakllantirishda pedagogik va raqamli vositalardan foydalanish yo‘llari</w:t>
             </w:r>
           </w:p>
         </w:tc>
@@ -2439,17 +2632,16 @@
           <w:p>
             <w:pPr>
               <w:jc w:val="center"/>
-              <w:rPr>
-                <w:rFonts w:ascii="Times New Roman" w:hAnsi="Times New Roman" w:cs="Times New Roman"/>
-              </w:rPr>
-            </w:pPr>
-            <w:r>
-              <w:rPr>
-                <w:rFonts w:ascii="Times New Roman" w:hAnsi="Times New Roman" w:cs="Times New Roman"/>
-                <w:lang w:val="uz-Latn-UZ"/>
+            </w:pPr>
+            <w:proofErr w:type="spellStart"/>
+            <w:r>
+              <w:rPr>
+                <w:rFonts w:ascii="Times New Roman" w:hAnsi="Times New Roman" w:cs="Times New Roman"/>
+                <w:lang w:val="en-US"/>
               </w:rPr>
               <w:t>Bosma</w:t>
             </w:r>
+            <w:proofErr w:type="spellEnd"/>
           </w:p>
         </w:tc>
         <w:tc>
@@ -2459,41 +2651,17 @@
           </w:tcPr>
           <w:p>
             <w:pPr>
-              <w:rPr>
-                <w:rFonts w:ascii="Times New Roman" w:hAnsi="Times New Roman" w:cs="Times New Roman"/>
-                <w:lang w:val="uz-Latn-UZ"/>
-              </w:rPr>
-            </w:pPr>
-            <w:r>
-              <w:rPr>
-                <w:rFonts w:ascii="Times New Roman" w:hAnsi="Times New Roman" w:cs="Times New Roman"/>
-                <w:color w:val="000000"/>
-                <w:lang w:val="uz-Latn-UZ"/>
-              </w:rPr>
-              <w:t>Agroiqtisodiyot ilmiy-amaliy agroiqtisodiy jurnal.</w:t>
-            </w:r>
-            <w:r>
-              <w:rPr>
-                <w:rFonts w:ascii="Times New Roman" w:hAnsi="Times New Roman" w:cs="Times New Roman"/>
-                <w:color w:val="EE2D2D"/>
-                <w:lang w:val="uz-Latn-UZ"/>
-              </w:rPr>
-              <w:t xml:space="preserve"> </w:t>
-            </w:r>
-            <w:r>
-              <w:rPr>
-                <w:rFonts w:ascii="Times New Roman" w:hAnsi="Times New Roman" w:cs="Times New Roman"/>
-                <w:lang w:val="uz-Latn-UZ"/>
-              </w:rPr>
-              <w:t xml:space="preserve">UDK: 338.45:339.137.2 – </w:t>
-            </w:r>
-            <w:r>
-              <w:rPr>
-                <w:rFonts w:ascii="Times New Roman" w:hAnsi="Times New Roman" w:cs="Times New Roman"/>
-                <w:color w:val="000000"/>
-                <w:lang w:val="uz-Latn-UZ"/>
-              </w:rPr>
-              <w:t>2026. – Maxsus son (42). – B. 139–142. (OAK rayosati 2019 yil 69-bet)</w:t>
+              <w:jc w:val="center"/>
+              <w:rPr>
+                <w:rFonts w:ascii="Times New Roman" w:hAnsi="Times New Roman" w:cs="Times New Roman"/>
+              </w:rPr>
+            </w:pPr>
+            <w:r>
+              <w:rPr>
+                <w:rFonts w:ascii="Times New Roman" w:hAnsi="Times New Roman" w:cs="Times New Roman"/>
+                <w:lang w:val="uz-Latn-UZ"/>
+              </w:rPr>
+              <w:t>“Zamonaviy Taraqqiyot va Fan: 21-asr Yondashuvlari” mavzusidagi respublika ilmiy-amaliy anjumani to‘plami, Toshkent, 134-146 p. https://journalss.org/index.php/zam/index</w:t>
             </w:r>
           </w:p>
         </w:tc>
@@ -2515,13 +2683,34 @@
                 <w:rFonts w:ascii="Times New Roman" w:hAnsi="Times New Roman" w:cs="Times New Roman"/>
                 <w:lang w:val="en-US"/>
               </w:rPr>
-              <w:t>7/</w:t>
-            </w:r>
-            <w:r>
-              <w:rPr>
-                <w:rFonts w:ascii="Times New Roman" w:hAnsi="Times New Roman" w:cs="Times New Roman"/>
-              </w:rPr>
-              <w:t>100%</w:t>
+              <w:t>1</w:t>
+            </w:r>
+            <w:r>
+              <w:rPr>
+                <w:rFonts w:ascii="Times New Roman" w:hAnsi="Times New Roman" w:cs="Times New Roman"/>
+                <w:lang w:val="en-US"/>
+              </w:rPr>
+              <w:t>3</w:t>
+            </w:r>
+            <w:r>
+              <w:rPr>
+                <w:rFonts w:ascii="Times New Roman" w:hAnsi="Times New Roman" w:cs="Times New Roman"/>
+                <w:lang w:val="en-US"/>
+              </w:rPr>
+              <w:t>/</w:t>
+            </w:r>
+            <w:r>
+              <w:rPr>
+                <w:rFonts w:ascii="Times New Roman" w:hAnsi="Times New Roman" w:cs="Times New Roman"/>
+                <w:lang w:val="en-US"/>
+              </w:rPr>
+              <w:t>5</w:t>
+            </w:r>
+            <w:r>
+              <w:rPr>
+                <w:rFonts w:ascii="Times New Roman" w:hAnsi="Times New Roman" w:cs="Times New Roman"/>
+              </w:rPr>
+              <w:t>0%</w:t>
             </w:r>
           </w:p>
         </w:tc>
@@ -2537,6 +2726,13 @@
                 <w:lang w:val="uz-Latn-UZ"/>
               </w:rPr>
             </w:pPr>
+            <w:r>
+              <w:rPr>
+                <w:rFonts w:ascii="Times New Roman" w:hAnsi="Times New Roman" w:cs="Times New Roman"/>
+                <w:lang w:val="uz-Latn-UZ"/>
+              </w:rPr>
+              <w:t>Nilufar Yuldasheva Abdullayevna</w:t>
+            </w:r>
           </w:p>
         </w:tc>
       </w:tr>
@@ -2561,7 +2757,7 @@
               <w:rPr>
                 <w:rFonts w:ascii="Times New Roman" w:hAnsi="Times New Roman" w:cs="Times New Roman"/>
               </w:rPr>
-              <w:t>9</w:t>
+              <w:t>11</w:t>
             </w:r>
           </w:p>
         </w:tc>
@@ -2578,14 +2774,6 @@
                 <w:lang w:val="uz-Latn-UZ"/>
               </w:rPr>
             </w:pPr>
-            <w:r>
-              <w:rPr>
-                <w:rFonts w:ascii="Times New Roman" w:hAnsi="Times New Roman" w:cs="Times New Roman"/>
-                <w:color w:val="000000"/>
-                <w:lang w:val="uz-Latn-UZ"/>
-              </w:rPr>
-              <w:t>Iqtisodiy barqarorligini ta’minlash mexanizmini takomillashtirish</w:t>
-            </w:r>
           </w:p>
         </w:tc>
         <w:tc>
@@ -2596,17 +2784,7 @@
           <w:p>
             <w:pPr>
               <w:jc w:val="center"/>
-              <w:rPr>
-                <w:rFonts w:ascii="Times New Roman" w:hAnsi="Times New Roman" w:cs="Times New Roman"/>
-              </w:rPr>
-            </w:pPr>
-            <w:r>
-              <w:rPr>
-                <w:rFonts w:ascii="Times New Roman" w:hAnsi="Times New Roman" w:cs="Times New Roman"/>
-                <w:lang w:val="uz-Latn-UZ"/>
-              </w:rPr>
-              <w:t>Bosma</w:t>
-            </w:r>
+            </w:pPr>
           </w:p>
         </w:tc>
         <w:tc>
@@ -2616,64 +2794,6 @@
           </w:tcPr>
           <w:p>
             <w:pPr>
-              <w:tabs>
-                <w:tab w:val="left" w:pos="1134"/>
-                <w:tab w:val="left" w:pos="1276"/>
-              </w:tabs>
-              <w:contextualSpacing/>
-              <w:jc w:val="both"/>
-              <w:rPr>
-                <w:rFonts w:ascii="Times New Roman" w:hAnsi="Times New Roman" w:cs="Times New Roman"/>
-                <w:bCs/>
-                <w:lang w:val="uz-Latn-UZ"/>
-              </w:rPr>
-            </w:pPr>
-            <w:r>
-              <w:rPr>
-                <w:rFonts w:ascii="Times New Roman" w:hAnsi="Times New Roman" w:cs="Times New Roman"/>
-                <w:color w:val="000000"/>
-                <w:lang w:val="uz-Latn-UZ"/>
-              </w:rPr>
-              <w:t xml:space="preserve">“Raqamli transformatsiya: axborot texnologiyalari, sun’iy intellekt va iqtisodiyotda yangi davr” mavzusidagi Xalqaro ilmiy-amaliy konferensiya materiallari. – 2025. – B. 730–733. </w:t>
-            </w:r>
-            <w:r>
-              <w:rPr>
-                <w:rFonts w:ascii="Times New Roman" w:hAnsi="Times New Roman" w:cs="Times New Roman"/>
-                <w:color w:val="000000"/>
-                <w:lang w:val="x-none"/>
-              </w:rPr>
-              <w:t>DOI: 10.5281/</w:t>
-            </w:r>
-            <w:proofErr w:type="spellStart"/>
-            <w:r>
-              <w:rPr>
-                <w:rFonts w:ascii="Times New Roman" w:hAnsi="Times New Roman" w:cs="Times New Roman"/>
-                <w:color w:val="000000"/>
-                <w:lang w:val="x-none"/>
-              </w:rPr>
-              <w:t>zenodo</w:t>
-            </w:r>
-            <w:proofErr w:type="spellEnd"/>
-            <w:r>
-              <w:rPr>
-                <w:rFonts w:ascii="Times New Roman" w:hAnsi="Times New Roman" w:cs="Times New Roman"/>
-                <w:color w:val="000000"/>
-                <w:lang w:val="x-none"/>
-              </w:rPr>
-              <w:t>.</w:t>
-            </w:r>
-            <w:r>
-              <w:rPr>
-                <w:rFonts w:ascii="Times New Roman" w:hAnsi="Times New Roman" w:cs="Times New Roman"/>
-                <w:bCs/>
-                <w:lang w:val="uz-Latn-UZ"/>
-              </w:rPr>
-              <w:t xml:space="preserve"> </w:t>
-            </w:r>
-          </w:p>
-          <w:p>
-            <w:pPr>
-              <w:jc w:val="center"/>
               <w:rPr>
                 <w:rFonts w:ascii="Times New Roman" w:hAnsi="Times New Roman" w:cs="Times New Roman"/>
                 <w:lang w:val="uz-Latn-UZ"/>
@@ -2691,21 +2811,9 @@
               <w:jc w:val="center"/>
               <w:rPr>
                 <w:rFonts w:ascii="Times New Roman" w:hAnsi="Times New Roman" w:cs="Times New Roman"/>
-              </w:rPr>
-            </w:pPr>
-            <w:r>
-              <w:rPr>
-                <w:rFonts w:ascii="Times New Roman" w:hAnsi="Times New Roman" w:cs="Times New Roman"/>
-                <w:lang w:val="en-US"/>
-              </w:rPr>
-              <w:t>4/</w:t>
-            </w:r>
-            <w:r>
-              <w:rPr>
-                <w:rFonts w:ascii="Times New Roman" w:hAnsi="Times New Roman" w:cs="Times New Roman"/>
-              </w:rPr>
-              <w:t>100%</w:t>
-            </w:r>
+                <w:lang w:val="uz-Latn-UZ"/>
+              </w:rPr>
+            </w:pPr>
           </w:p>
         </w:tc>
         <w:tc>
@@ -2744,7 +2852,7 @@
               <w:rPr>
                 <w:rFonts w:ascii="Times New Roman" w:hAnsi="Times New Roman" w:cs="Times New Roman"/>
               </w:rPr>
-              <w:t>10</w:t>
+              <w:t>12</w:t>
             </w:r>
           </w:p>
         </w:tc>
@@ -2761,14 +2869,6 @@
                 <w:lang w:val="uz-Latn-UZ"/>
               </w:rPr>
             </w:pPr>
-            <w:r>
-              <w:rPr>
-                <w:rFonts w:ascii="Times New Roman" w:hAnsi="Times New Roman" w:cs="Times New Roman"/>
-                <w:color w:val="000000"/>
-                <w:lang w:val="en-US"/>
-              </w:rPr>
-              <w:t>Methodology for assessing the economic efficiency of the industrial sector.</w:t>
-            </w:r>
           </w:p>
         </w:tc>
         <w:tc>
@@ -2779,17 +2879,7 @@
           <w:p>
             <w:pPr>
               <w:jc w:val="center"/>
-              <w:rPr>
-                <w:rFonts w:ascii="Times New Roman" w:hAnsi="Times New Roman" w:cs="Times New Roman"/>
-              </w:rPr>
-            </w:pPr>
-            <w:r>
-              <w:rPr>
-                <w:rFonts w:ascii="Times New Roman" w:hAnsi="Times New Roman" w:cs="Times New Roman"/>
-                <w:lang w:val="uz-Latn-UZ"/>
-              </w:rPr>
-              <w:t>Bosma</w:t>
-            </w:r>
+            </w:pPr>
           </w:p>
         </w:tc>
         <w:tc>
@@ -2799,57 +2889,6 @@
           </w:tcPr>
           <w:p>
             <w:pPr>
-              <w:tabs>
-                <w:tab w:val="left" w:pos="1134"/>
-                <w:tab w:val="left" w:pos="1276"/>
-              </w:tabs>
-              <w:contextualSpacing/>
-              <w:jc w:val="both"/>
-              <w:rPr>
-                <w:rFonts w:ascii="Times New Roman" w:hAnsi="Times New Roman" w:cs="Times New Roman"/>
-                <w:color w:val="000000"/>
-                <w:lang w:val="en-US"/>
-              </w:rPr>
-            </w:pPr>
-            <w:r>
-              <w:rPr>
-                <w:rFonts w:ascii="Times New Roman" w:hAnsi="Times New Roman" w:cs="Times New Roman"/>
-                <w:color w:val="000000"/>
-                <w:lang w:val="en-US"/>
-              </w:rPr>
-              <w:t xml:space="preserve"> World international conference on science, technology and education, (2026). 1(6), 86-92. </w:t>
-            </w:r>
-            <w:hyperlink r:id="rId12" w:history="1">
-              <w:r>
-                <w:rPr>
-                  <w:rStyle w:val="a7"/>
-                  <w:rFonts w:ascii="Times New Roman" w:hAnsi="Times New Roman" w:cs="Times New Roman"/>
-                  <w:lang w:val="en-US"/>
-                </w:rPr>
-                <w:t>https://doi.org/10.5281/zenodo.20616124</w:t>
-              </w:r>
-            </w:hyperlink>
-            <w:r>
-              <w:rPr>
-                <w:rFonts w:ascii="Times New Roman" w:hAnsi="Times New Roman" w:cs="Times New Roman"/>
-                <w:color w:val="000000"/>
-                <w:lang w:val="en-US"/>
-              </w:rPr>
-              <w:t xml:space="preserve"> </w:t>
-            </w:r>
-            <w:hyperlink r:id="rId13" w:history="1">
-              <w:r>
-                <w:rPr>
-                  <w:rStyle w:val="a7"/>
-                  <w:rFonts w:ascii="Times New Roman" w:hAnsi="Times New Roman" w:cs="Times New Roman"/>
-                  <w:lang w:val="en-US"/>
-                </w:rPr>
-                <w:t>https://www.globalconferencehub.org/index.php/ste/article/view/1034</w:t>
-              </w:r>
-            </w:hyperlink>
-          </w:p>
-          <w:p>
-            <w:pPr>
               <w:jc w:val="center"/>
               <w:rPr>
                 <w:rFonts w:ascii="Times New Roman" w:hAnsi="Times New Roman" w:cs="Times New Roman"/>
@@ -2871,19 +2910,6 @@
                 <w:lang w:val="uz-Latn-UZ"/>
               </w:rPr>
             </w:pPr>
-            <w:r>
-              <w:rPr>
-                <w:rFonts w:ascii="Times New Roman" w:hAnsi="Times New Roman" w:cs="Times New Roman"/>
-                <w:lang w:val="en-US"/>
-              </w:rPr>
-              <w:t>10/</w:t>
-            </w:r>
-            <w:r>
-              <w:rPr>
-                <w:rFonts w:ascii="Times New Roman" w:hAnsi="Times New Roman" w:cs="Times New Roman"/>
-              </w:rPr>
-              <w:t>100%</w:t>
-            </w:r>
           </w:p>
         </w:tc>
         <w:tc>
@@ -2922,7 +2948,7 @@
               <w:rPr>
                 <w:rFonts w:ascii="Times New Roman" w:hAnsi="Times New Roman" w:cs="Times New Roman"/>
               </w:rPr>
-              <w:t>11</w:t>
+              <w:t>13</w:t>
             </w:r>
           </w:p>
         </w:tc>
@@ -2939,24 +2965,6 @@
                 <w:lang w:val="uz-Latn-UZ"/>
               </w:rPr>
             </w:pPr>
-            <w:r>
-              <w:rPr>
-                <w:rFonts w:ascii="Times New Roman" w:hAnsi="Times New Roman" w:cs="Times New Roman"/>
-                <w:color w:val="000000"/>
-                <w:lang w:val="en-US"/>
-              </w:rPr>
-              <w:t xml:space="preserve">Industry as the main supporting sector in the economy of </w:t>
-            </w:r>
-            <w:proofErr w:type="spellStart"/>
-            <w:r>
-              <w:rPr>
-                <w:rFonts w:ascii="Times New Roman" w:hAnsi="Times New Roman" w:cs="Times New Roman"/>
-                <w:color w:val="000000"/>
-                <w:lang w:val="en-US"/>
-              </w:rPr>
-              <w:t>uzbekistan</w:t>
-            </w:r>
-            <w:proofErr w:type="spellEnd"/>
           </w:p>
         </w:tc>
         <w:tc>
@@ -2967,17 +2975,7 @@
           <w:p>
             <w:pPr>
               <w:jc w:val="center"/>
-              <w:rPr>
-                <w:rFonts w:ascii="Times New Roman" w:hAnsi="Times New Roman" w:cs="Times New Roman"/>
-              </w:rPr>
-            </w:pPr>
-            <w:r>
-              <w:rPr>
-                <w:rFonts w:ascii="Times New Roman" w:hAnsi="Times New Roman" w:cs="Times New Roman"/>
-                <w:lang w:val="uz-Latn-UZ"/>
-              </w:rPr>
-              <w:t>Bosma</w:t>
-            </w:r>
+            </w:pPr>
           </w:p>
         </w:tc>
         <w:tc>
@@ -2987,55 +2985,12 @@
           </w:tcPr>
           <w:p>
             <w:pPr>
-              <w:rPr>
-                <w:rFonts w:ascii="Times New Roman" w:hAnsi="Times New Roman" w:cs="Times New Roman"/>
-                <w:lang w:val="uz-Latn-UZ"/>
-              </w:rPr>
-            </w:pPr>
-            <w:r>
-              <w:rPr>
-                <w:rFonts w:ascii="Times New Roman" w:hAnsi="Times New Roman" w:cs="Times New Roman"/>
-                <w:color w:val="000000"/>
-                <w:lang w:val="uz-Latn-UZ"/>
-              </w:rPr>
-              <w:t xml:space="preserve">“Zamonaviy ilmiy yondashuvlar va texnologik taraqqiyotning ustuvor yo‘nalishlari” mavzusidagi respublika ilmiy-amaliy konferensiya. </w:t>
-            </w:r>
-            <w:r>
-              <w:rPr>
-                <w:rFonts w:ascii="Times New Roman" w:hAnsi="Times New Roman" w:cs="Times New Roman"/>
-                <w:color w:val="000000"/>
-                <w:lang w:val="en-US"/>
-              </w:rPr>
-              <w:t xml:space="preserve">Toshkent. 1(3), 2026.  B. 67–74. </w:t>
-            </w:r>
-            <w:hyperlink r:id="rId14" w:history="1">
-              <w:r>
-                <w:rPr>
-                  <w:rStyle w:val="a7"/>
-                  <w:rFonts w:ascii="Times New Roman" w:hAnsi="Times New Roman" w:cs="Times New Roman"/>
-                  <w:lang w:val="en-US"/>
-                </w:rPr>
-                <w:t>https://doi.org/10.5281/zenodo.20631857</w:t>
-              </w:r>
-            </w:hyperlink>
-            <w:r>
-              <w:rPr>
-                <w:rFonts w:ascii="Times New Roman" w:hAnsi="Times New Roman" w:cs="Times New Roman"/>
-                <w:color w:val="000000"/>
-                <w:lang w:val="en-US"/>
-              </w:rPr>
-              <w:t xml:space="preserve"> </w:t>
-            </w:r>
-            <w:hyperlink r:id="rId15" w:history="1">
-              <w:r>
-                <w:rPr>
-                  <w:rStyle w:val="a7"/>
-                  <w:rFonts w:ascii="Times New Roman" w:hAnsi="Times New Roman" w:cs="Times New Roman"/>
-                  <w:lang w:val="en-US"/>
-                </w:rPr>
-                <w:t>https://innopublication.com/index.php/zyty/article/view/750</w:t>
-              </w:r>
-            </w:hyperlink>
+              <w:jc w:val="center"/>
+              <w:rPr>
+                <w:rFonts w:ascii="Times New Roman" w:hAnsi="Times New Roman" w:cs="Times New Roman"/>
+                <w:lang w:val="uz-Latn-UZ"/>
+              </w:rPr>
+            </w:pPr>
           </w:p>
         </w:tc>
         <w:tc>
@@ -3051,19 +3006,6 @@
                 <w:lang w:val="uz-Latn-UZ"/>
               </w:rPr>
             </w:pPr>
-            <w:r>
-              <w:rPr>
-                <w:rFonts w:ascii="Times New Roman" w:hAnsi="Times New Roman" w:cs="Times New Roman"/>
-                <w:lang w:val="en-US"/>
-              </w:rPr>
-              <w:t>6/</w:t>
-            </w:r>
-            <w:r>
-              <w:rPr>
-                <w:rFonts w:ascii="Times New Roman" w:hAnsi="Times New Roman" w:cs="Times New Roman"/>
-              </w:rPr>
-              <w:t>100%</w:t>
-            </w:r>
           </w:p>
         </w:tc>
         <w:tc>
@@ -3102,7 +3044,7 @@
               <w:rPr>
                 <w:rFonts w:ascii="Times New Roman" w:hAnsi="Times New Roman" w:cs="Times New Roman"/>
               </w:rPr>
-              <w:t>12</w:t>
+              <w:t>14</w:t>
             </w:r>
           </w:p>
         </w:tc>
@@ -3119,14 +3061,6 @@
                 <w:lang w:val="uz-Latn-UZ"/>
               </w:rPr>
             </w:pPr>
-            <w:r>
-              <w:rPr>
-                <w:rFonts w:ascii="Times New Roman" w:hAnsi="Times New Roman" w:cs="Times New Roman"/>
-                <w:color w:val="000000"/>
-                <w:lang w:val="uz-Latn-UZ"/>
-              </w:rPr>
-              <w:t>Sanoat korxonalarining iqtisodiy barqarorligini ta’minlash mexanizmini takomillashtirish yo‘llari</w:t>
-            </w:r>
           </w:p>
         </w:tc>
         <w:tc>
@@ -3141,13 +3075,6 @@
                 <w:rFonts w:ascii="Times New Roman" w:hAnsi="Times New Roman" w:cs="Times New Roman"/>
               </w:rPr>
             </w:pPr>
-            <w:r>
-              <w:rPr>
-                <w:rFonts w:ascii="Times New Roman" w:hAnsi="Times New Roman" w:cs="Times New Roman"/>
-                <w:lang w:val="uz-Latn-UZ"/>
-              </w:rPr>
-              <w:t>Bosma</w:t>
-            </w:r>
           </w:p>
         </w:tc>
         <w:tc>
@@ -3157,195 +3084,10 @@
           </w:tcPr>
           <w:p>
             <w:pPr>
-              <w:tabs>
-                <w:tab w:val="left" w:pos="1134"/>
-                <w:tab w:val="left" w:pos="1276"/>
-              </w:tabs>
-              <w:contextualSpacing/>
-              <w:jc w:val="both"/>
-              <w:rPr>
-                <w:rFonts w:ascii="Times New Roman" w:hAnsi="Times New Roman" w:cs="Times New Roman"/>
-                <w:color w:val="000000"/>
-                <w:lang w:val="en-US"/>
-              </w:rPr>
-            </w:pPr>
-            <w:r>
-              <w:rPr>
-                <w:rFonts w:ascii="Times New Roman" w:hAnsi="Times New Roman" w:cs="Times New Roman"/>
-                <w:color w:val="000000"/>
-                <w:lang w:val="uz-Latn-UZ"/>
-              </w:rPr>
-              <w:t xml:space="preserve">“Moliyaviy savodxonlik. </w:t>
-            </w:r>
-            <w:proofErr w:type="spellStart"/>
-            <w:r>
-              <w:rPr>
-                <w:rFonts w:ascii="Times New Roman" w:hAnsi="Times New Roman" w:cs="Times New Roman"/>
-                <w:color w:val="000000"/>
-                <w:lang w:val="en-US"/>
-              </w:rPr>
-              <w:t>O‘zbekistonning</w:t>
-            </w:r>
-            <w:proofErr w:type="spellEnd"/>
-            <w:r>
-              <w:rPr>
-                <w:rFonts w:ascii="Times New Roman" w:hAnsi="Times New Roman" w:cs="Times New Roman"/>
-                <w:color w:val="000000"/>
-                <w:lang w:val="en-US"/>
-              </w:rPr>
-              <w:t xml:space="preserve"> </w:t>
-            </w:r>
-            <w:proofErr w:type="spellStart"/>
-            <w:r>
-              <w:rPr>
-                <w:rFonts w:ascii="Times New Roman" w:hAnsi="Times New Roman" w:cs="Times New Roman"/>
-                <w:color w:val="000000"/>
-                <w:lang w:val="en-US"/>
-              </w:rPr>
-              <w:t>yangi</w:t>
-            </w:r>
-            <w:proofErr w:type="spellEnd"/>
-            <w:r>
-              <w:rPr>
-                <w:rFonts w:ascii="Times New Roman" w:hAnsi="Times New Roman" w:cs="Times New Roman"/>
-                <w:color w:val="000000"/>
-                <w:lang w:val="en-US"/>
-              </w:rPr>
-              <w:t xml:space="preserve"> </w:t>
-            </w:r>
-            <w:proofErr w:type="spellStart"/>
-            <w:r>
-              <w:rPr>
-                <w:rFonts w:ascii="Times New Roman" w:hAnsi="Times New Roman" w:cs="Times New Roman"/>
-                <w:color w:val="000000"/>
-                <w:lang w:val="en-US"/>
-              </w:rPr>
-              <w:t>avlodi</w:t>
-            </w:r>
-            <w:proofErr w:type="spellEnd"/>
-            <w:r>
-              <w:rPr>
-                <w:rFonts w:ascii="Times New Roman" w:hAnsi="Times New Roman" w:cs="Times New Roman"/>
-                <w:color w:val="000000"/>
-                <w:lang w:val="en-US"/>
-              </w:rPr>
-              <w:t xml:space="preserve">” </w:t>
-            </w:r>
-            <w:proofErr w:type="spellStart"/>
-            <w:r>
-              <w:rPr>
-                <w:rFonts w:ascii="Times New Roman" w:hAnsi="Times New Roman" w:cs="Times New Roman"/>
-                <w:color w:val="000000"/>
-                <w:lang w:val="en-US"/>
-              </w:rPr>
-              <w:t>mavzusidagi</w:t>
-            </w:r>
-            <w:proofErr w:type="spellEnd"/>
-            <w:r>
-              <w:rPr>
-                <w:rFonts w:ascii="Times New Roman" w:hAnsi="Times New Roman" w:cs="Times New Roman"/>
-                <w:color w:val="000000"/>
-                <w:lang w:val="en-US"/>
-              </w:rPr>
-              <w:t xml:space="preserve"> </w:t>
-            </w:r>
-            <w:proofErr w:type="spellStart"/>
-            <w:r>
-              <w:rPr>
-                <w:rFonts w:ascii="Times New Roman" w:hAnsi="Times New Roman" w:cs="Times New Roman"/>
-                <w:color w:val="000000"/>
-                <w:lang w:val="en-US"/>
-              </w:rPr>
-              <w:t>Respublika</w:t>
-            </w:r>
-            <w:proofErr w:type="spellEnd"/>
-            <w:r>
-              <w:rPr>
-                <w:rFonts w:ascii="Times New Roman" w:hAnsi="Times New Roman" w:cs="Times New Roman"/>
-                <w:color w:val="000000"/>
-                <w:lang w:val="en-US"/>
-              </w:rPr>
-              <w:t xml:space="preserve"> </w:t>
-            </w:r>
-            <w:proofErr w:type="spellStart"/>
-            <w:r>
-              <w:rPr>
-                <w:rFonts w:ascii="Times New Roman" w:hAnsi="Times New Roman" w:cs="Times New Roman"/>
-                <w:color w:val="000000"/>
-                <w:lang w:val="en-US"/>
-              </w:rPr>
-              <w:t>ilmiy-amaliy</w:t>
-            </w:r>
-            <w:proofErr w:type="spellEnd"/>
-            <w:r>
-              <w:rPr>
-                <w:rFonts w:ascii="Times New Roman" w:hAnsi="Times New Roman" w:cs="Times New Roman"/>
-                <w:color w:val="000000"/>
-                <w:lang w:val="en-US"/>
-              </w:rPr>
-              <w:t xml:space="preserve"> </w:t>
-            </w:r>
-            <w:proofErr w:type="spellStart"/>
-            <w:r>
-              <w:rPr>
-                <w:rFonts w:ascii="Times New Roman" w:hAnsi="Times New Roman" w:cs="Times New Roman"/>
-                <w:color w:val="000000"/>
-                <w:lang w:val="en-US"/>
-              </w:rPr>
-              <w:t>anjumani</w:t>
-            </w:r>
-            <w:proofErr w:type="spellEnd"/>
-            <w:r>
-              <w:rPr>
-                <w:rFonts w:ascii="Times New Roman" w:hAnsi="Times New Roman" w:cs="Times New Roman"/>
-                <w:color w:val="000000"/>
-                <w:lang w:val="en-US"/>
-              </w:rPr>
-              <w:t xml:space="preserve"> </w:t>
-            </w:r>
-            <w:proofErr w:type="spellStart"/>
-            <w:r>
-              <w:rPr>
-                <w:rFonts w:ascii="Times New Roman" w:hAnsi="Times New Roman" w:cs="Times New Roman"/>
-                <w:color w:val="000000"/>
-                <w:lang w:val="en-US"/>
-              </w:rPr>
-              <w:t>materiallari</w:t>
-            </w:r>
-            <w:proofErr w:type="spellEnd"/>
-            <w:r>
-              <w:rPr>
-                <w:rFonts w:ascii="Times New Roman" w:hAnsi="Times New Roman" w:cs="Times New Roman"/>
-                <w:color w:val="000000"/>
-                <w:lang w:val="en-US"/>
-              </w:rPr>
-              <w:t xml:space="preserve"> </w:t>
-            </w:r>
-            <w:proofErr w:type="spellStart"/>
-            <w:r>
-              <w:rPr>
-                <w:rFonts w:ascii="Times New Roman" w:hAnsi="Times New Roman" w:cs="Times New Roman"/>
-                <w:color w:val="000000"/>
-                <w:lang w:val="en-US"/>
-              </w:rPr>
-              <w:t>to‘plami</w:t>
-            </w:r>
-            <w:proofErr w:type="spellEnd"/>
-            <w:r>
-              <w:rPr>
-                <w:rFonts w:ascii="Times New Roman" w:hAnsi="Times New Roman" w:cs="Times New Roman"/>
-                <w:color w:val="000000"/>
-                <w:lang w:val="en-US"/>
-              </w:rPr>
-              <w:t>. – T.: TDIU, 2025. – B. 281.</w:t>
-            </w:r>
-          </w:p>
-          <w:p>
-            <w:pPr>
-              <w:jc w:val="center"/>
-              <w:rPr>
-                <w:rFonts w:ascii="Times New Roman" w:hAnsi="Times New Roman" w:cs="Times New Roman"/>
-                <w:lang w:val="en-US"/>
+              <w:jc w:val="center"/>
+              <w:rPr>
+                <w:rFonts w:ascii="Times New Roman" w:hAnsi="Times New Roman" w:cs="Times New Roman"/>
+                <w:lang w:val="uz-Latn-UZ"/>
               </w:rPr>
             </w:pPr>
           </w:p>
@@ -3363,19 +3105,6 @@
                 <w:lang w:val="uz-Latn-UZ"/>
               </w:rPr>
             </w:pPr>
-            <w:r>
-              <w:rPr>
-                <w:rFonts w:ascii="Times New Roman" w:hAnsi="Times New Roman" w:cs="Times New Roman"/>
-                <w:lang w:val="en-US"/>
-              </w:rPr>
-              <w:t>6/</w:t>
-            </w:r>
-            <w:r>
-              <w:rPr>
-                <w:rFonts w:ascii="Times New Roman" w:hAnsi="Times New Roman" w:cs="Times New Roman"/>
-              </w:rPr>
-              <w:t>100%</w:t>
-            </w:r>
           </w:p>
         </w:tc>
         <w:tc>
@@ -3414,7 +3143,7 @@
               <w:rPr>
                 <w:rFonts w:ascii="Times New Roman" w:hAnsi="Times New Roman" w:cs="Times New Roman"/>
               </w:rPr>
-              <w:t>13</w:t>
+              <w:t>15</w:t>
             </w:r>
           </w:p>
         </w:tc>
@@ -3431,14 +3160,6 @@
                 <w:lang w:val="uz-Latn-UZ"/>
               </w:rPr>
             </w:pPr>
-            <w:r>
-              <w:rPr>
-                <w:rFonts w:ascii="Times New Roman" w:hAnsi="Times New Roman" w:cs="Times New Roman"/>
-                <w:color w:val="000000"/>
-                <w:lang w:val="uz-Latn-UZ"/>
-              </w:rPr>
-              <w:t>Sanoat korxonalarida iqtisodiy samaradorlikni baholashning ko‘p qirrali mezonlari va ko‘rsatkichlar tizimi.</w:t>
-            </w:r>
           </w:p>
         </w:tc>
         <w:tc>
@@ -3453,13 +3174,6 @@
                 <w:rFonts w:ascii="Times New Roman" w:hAnsi="Times New Roman" w:cs="Times New Roman"/>
               </w:rPr>
             </w:pPr>
-            <w:r>
-              <w:rPr>
-                <w:rFonts w:ascii="Times New Roman" w:hAnsi="Times New Roman" w:cs="Times New Roman"/>
-                <w:lang w:val="uz-Latn-UZ"/>
-              </w:rPr>
-              <w:t>Bosma</w:t>
-            </w:r>
           </w:p>
         </w:tc>
         <w:tc>
@@ -3469,29 +3183,6 @@
           </w:tcPr>
           <w:p>
             <w:pPr>
-              <w:widowControl w:val="0"/>
-              <w:tabs>
-                <w:tab w:val="left" w:pos="1134"/>
-              </w:tabs>
-              <w:contextualSpacing/>
-              <w:jc w:val="both"/>
-              <w:rPr>
-                <w:rFonts w:ascii="Times New Roman" w:hAnsi="Times New Roman" w:cs="Times New Roman"/>
-                <w:color w:val="000000"/>
-                <w:lang w:val="uz-Latn-UZ"/>
-              </w:rPr>
-            </w:pPr>
-            <w:r>
-              <w:rPr>
-                <w:rFonts w:ascii="Times New Roman" w:hAnsi="Times New Roman" w:cs="Times New Roman"/>
-                <w:color w:val="000000"/>
-                <w:lang w:val="uz-Latn-UZ"/>
-              </w:rPr>
-              <w:t xml:space="preserve"> “Mintaqani ijtimoiy-iqtisodiy rivojlantirishning ustuvor yo‘nalishlari” mavzusida Respublika ilmiy-amaliy anjuman materiallari to‘plami. – Termiz.: Termiz davlat universiteti 2024-yil 14-15-iyun. 81-85 b.</w:t>
-            </w:r>
-          </w:p>
-          <w:p>
-            <w:pPr>
               <w:jc w:val="center"/>
               <w:rPr>
                 <w:rFonts w:ascii="Times New Roman" w:hAnsi="Times New Roman" w:cs="Times New Roman"/>
@@ -3513,19 +3204,6 @@
                 <w:lang w:val="uz-Latn-UZ"/>
               </w:rPr>
             </w:pPr>
-            <w:r>
-              <w:rPr>
-                <w:rFonts w:ascii="Times New Roman" w:hAnsi="Times New Roman" w:cs="Times New Roman"/>
-                <w:lang w:val="en-US"/>
-              </w:rPr>
-              <w:t>6/</w:t>
-            </w:r>
-            <w:r>
-              <w:rPr>
-                <w:rFonts w:ascii="Times New Roman" w:hAnsi="Times New Roman" w:cs="Times New Roman"/>
-              </w:rPr>
-              <w:t>100%</w:t>
-            </w:r>
           </w:p>
         </w:tc>
         <w:tc>
@@ -3564,7 +3242,7 @@
               <w:rPr>
                 <w:rFonts w:ascii="Times New Roman" w:hAnsi="Times New Roman" w:cs="Times New Roman"/>
               </w:rPr>
-              <w:t>14</w:t>
+              <w:t>16</w:t>
             </w:r>
           </w:p>
         </w:tc>
@@ -3581,96 +3259,6 @@
                 <w:lang w:val="uz-Latn-UZ"/>
               </w:rPr>
             </w:pPr>
-            <w:proofErr w:type="spellStart"/>
-            <w:r>
-              <w:rPr>
-                <w:rFonts w:ascii="Times New Roman" w:hAnsi="Times New Roman" w:cs="Times New Roman"/>
-                <w:color w:val="000000"/>
-                <w:lang w:val="en-US"/>
-              </w:rPr>
-              <w:t>Sanoat</w:t>
-            </w:r>
-            <w:proofErr w:type="spellEnd"/>
-            <w:r>
-              <w:rPr>
-                <w:rFonts w:ascii="Times New Roman" w:hAnsi="Times New Roman" w:cs="Times New Roman"/>
-                <w:color w:val="000000"/>
-                <w:lang w:val="en-US"/>
-              </w:rPr>
-              <w:t xml:space="preserve"> </w:t>
-            </w:r>
-            <w:proofErr w:type="spellStart"/>
-            <w:r>
-              <w:rPr>
-                <w:rFonts w:ascii="Times New Roman" w:hAnsi="Times New Roman" w:cs="Times New Roman"/>
-                <w:color w:val="000000"/>
-                <w:lang w:val="en-US"/>
-              </w:rPr>
-              <w:t>tarmog‘i-iqtisodiyotning</w:t>
-            </w:r>
-            <w:proofErr w:type="spellEnd"/>
-            <w:r>
-              <w:rPr>
-                <w:rFonts w:ascii="Times New Roman" w:hAnsi="Times New Roman" w:cs="Times New Roman"/>
-                <w:color w:val="000000"/>
-                <w:lang w:val="en-US"/>
-              </w:rPr>
-              <w:t xml:space="preserve"> </w:t>
-            </w:r>
-            <w:proofErr w:type="spellStart"/>
-            <w:r>
-              <w:rPr>
-                <w:rFonts w:ascii="Times New Roman" w:hAnsi="Times New Roman" w:cs="Times New Roman"/>
-                <w:color w:val="000000"/>
-                <w:lang w:val="en-US"/>
-              </w:rPr>
-              <w:t>asosiy</w:t>
-            </w:r>
-            <w:proofErr w:type="spellEnd"/>
-            <w:r>
-              <w:rPr>
-                <w:rFonts w:ascii="Times New Roman" w:hAnsi="Times New Roman" w:cs="Times New Roman"/>
-                <w:color w:val="000000"/>
-                <w:lang w:val="en-US"/>
-              </w:rPr>
-              <w:t xml:space="preserve"> </w:t>
-            </w:r>
-            <w:proofErr w:type="spellStart"/>
-            <w:r>
-              <w:rPr>
-                <w:rFonts w:ascii="Times New Roman" w:hAnsi="Times New Roman" w:cs="Times New Roman"/>
-                <w:color w:val="000000"/>
-                <w:lang w:val="en-US"/>
-              </w:rPr>
-              <w:t>tayanch</w:t>
-            </w:r>
-            <w:proofErr w:type="spellEnd"/>
-            <w:r>
-              <w:rPr>
-                <w:rFonts w:ascii="Times New Roman" w:hAnsi="Times New Roman" w:cs="Times New Roman"/>
-                <w:color w:val="000000"/>
-                <w:lang w:val="en-US"/>
-              </w:rPr>
-              <w:t xml:space="preserve"> </w:t>
-            </w:r>
-            <w:proofErr w:type="spellStart"/>
-            <w:r>
-              <w:rPr>
-                <w:rFonts w:ascii="Times New Roman" w:hAnsi="Times New Roman" w:cs="Times New Roman"/>
-                <w:color w:val="000000"/>
-                <w:lang w:val="en-US"/>
-              </w:rPr>
-              <w:t>sektori</w:t>
-            </w:r>
-            <w:proofErr w:type="spellEnd"/>
-            <w:r>
-              <w:rPr>
-                <w:rFonts w:ascii="Times New Roman" w:hAnsi="Times New Roman" w:cs="Times New Roman"/>
-                <w:color w:val="000000"/>
-                <w:lang w:val="en-US"/>
-              </w:rPr>
-              <w:t>.</w:t>
-            </w:r>
           </w:p>
         </w:tc>
         <w:tc>
@@ -3685,13 +3273,6 @@
                 <w:rFonts w:ascii="Times New Roman" w:hAnsi="Times New Roman" w:cs="Times New Roman"/>
               </w:rPr>
             </w:pPr>
-            <w:r>
-              <w:rPr>
-                <w:rFonts w:ascii="Times New Roman" w:hAnsi="Times New Roman" w:cs="Times New Roman"/>
-                <w:lang w:val="uz-Latn-UZ"/>
-              </w:rPr>
-              <w:t>Bosma</w:t>
-            </w:r>
           </w:p>
         </w:tc>
         <w:tc>
@@ -3701,29 +3282,6 @@
           </w:tcPr>
           <w:p>
             <w:pPr>
-              <w:widowControl w:val="0"/>
-              <w:tabs>
-                <w:tab w:val="left" w:pos="1134"/>
-              </w:tabs>
-              <w:contextualSpacing/>
-              <w:jc w:val="both"/>
-              <w:rPr>
-                <w:rFonts w:ascii="Times New Roman" w:hAnsi="Times New Roman" w:cs="Times New Roman"/>
-                <w:color w:val="000000"/>
-                <w:lang w:val="uz-Latn-UZ"/>
-              </w:rPr>
-            </w:pPr>
-            <w:r>
-              <w:rPr>
-                <w:rFonts w:ascii="Times New Roman" w:hAnsi="Times New Roman" w:cs="Times New Roman"/>
-                <w:color w:val="000000"/>
-                <w:lang w:val="uz-Latn-UZ"/>
-              </w:rPr>
-              <w:t xml:space="preserve"> “Milliy iqtisodiyot barqarorligini ta’minlash va yalpi ichki mahsulotda sanoat ulushini oshirish istiqbollari” mavzusidagi Respublika ilmiy-amaliy anjumani materiallar to‘plami. –  2023-yil 17-noyabr – B. 750–757.</w:t>
-            </w:r>
-          </w:p>
-          <w:p>
-            <w:pPr>
               <w:jc w:val="center"/>
               <w:rPr>
                 <w:rFonts w:ascii="Times New Roman" w:hAnsi="Times New Roman" w:cs="Times New Roman"/>
@@ -3745,19 +3303,6 @@
                 <w:lang w:val="uz-Latn-UZ"/>
               </w:rPr>
             </w:pPr>
-            <w:r>
-              <w:rPr>
-                <w:rFonts w:ascii="Times New Roman" w:hAnsi="Times New Roman" w:cs="Times New Roman"/>
-                <w:lang w:val="en-US"/>
-              </w:rPr>
-              <w:t>6/</w:t>
-            </w:r>
-            <w:r>
-              <w:rPr>
-                <w:rFonts w:ascii="Times New Roman" w:hAnsi="Times New Roman" w:cs="Times New Roman"/>
-              </w:rPr>
-              <w:t>100%</w:t>
-            </w:r>
           </w:p>
         </w:tc>
         <w:tc>
@@ -3796,8 +3341,7 @@
               <w:rPr>
                 <w:rFonts w:ascii="Times New Roman" w:hAnsi="Times New Roman" w:cs="Times New Roman"/>
               </w:rPr>
-              <w:lastRenderedPageBreak/>
-              <w:t>15</w:t>
+              <w:t>17</w:t>
             </w:r>
           </w:p>
         </w:tc>
@@ -3811,17 +3355,10 @@
               <w:jc w:val="center"/>
               <w:rPr>
                 <w:rFonts w:ascii="Times New Roman" w:hAnsi="Times New Roman" w:cs="Times New Roman"/>
-                <w:lang w:val="uz-Latn-UZ"/>
-              </w:rPr>
-            </w:pPr>
-            <w:r>
-              <w:rPr>
-                <w:rFonts w:ascii="Times New Roman" w:hAnsi="Times New Roman" w:cs="Times New Roman"/>
-                <w:color w:val="000000"/>
-                <w:lang w:val="uz-Latn-UZ"/>
-              </w:rPr>
-              <w:t>Sanoat tarmoqlarining iqtisodiy samaradorligini baholash va oshirishning kompleks-matematik metodologiyasi.</w:t>
-            </w:r>
+                <w:color w:val="000000"/>
+                <w:lang w:val="uz-Latn-UZ"/>
+              </w:rPr>
+            </w:pPr>
           </w:p>
         </w:tc>
         <w:tc>
@@ -3834,15 +3371,9 @@
               <w:jc w:val="center"/>
               <w:rPr>
                 <w:rFonts w:ascii="Times New Roman" w:hAnsi="Times New Roman" w:cs="Times New Roman"/>
-              </w:rPr>
-            </w:pPr>
-            <w:r>
-              <w:rPr>
-                <w:rFonts w:ascii="Times New Roman" w:hAnsi="Times New Roman" w:cs="Times New Roman"/>
-                <w:lang w:val="uz-Latn-UZ"/>
-              </w:rPr>
-              <w:t>Bosma</w:t>
-            </w:r>
+                <w:lang w:val="en-US"/>
+              </w:rPr>
+            </w:pPr>
           </w:p>
         </w:tc>
         <w:tc>
@@ -3863,23 +3394,6 @@
                 <w:lang w:val="uz-Latn-UZ"/>
               </w:rPr>
             </w:pPr>
-            <w:r>
-              <w:rPr>
-                <w:rFonts w:ascii="Times New Roman" w:hAnsi="Times New Roman" w:cs="Times New Roman"/>
-                <w:color w:val="000000"/>
-                <w:lang w:val="uz-Latn-UZ"/>
-              </w:rPr>
-              <w:t xml:space="preserve"> “Milliy iqtisodiyot barqarorligini ta’minlash va yalpi ichki mahsulotda sanoat ulushini oshirish istiqbollari” mavzusida Respublika ilmiy-amaliy anjumani materiallari to‘plami. -T.: TDIU, 2023. – 757 b. UDK: 338.012(575.1) 564-569 b.</w:t>
-            </w:r>
-          </w:p>
-          <w:p>
-            <w:pPr>
-              <w:jc w:val="center"/>
-              <w:rPr>
-                <w:rFonts w:ascii="Times New Roman" w:hAnsi="Times New Roman" w:cs="Times New Roman"/>
-                <w:lang w:val="uz-Latn-UZ"/>
-              </w:rPr>
-            </w:pPr>
           </w:p>
         </w:tc>
         <w:tc>
@@ -3895,19 +3409,6 @@
                 <w:lang w:val="uz-Latn-UZ"/>
               </w:rPr>
             </w:pPr>
-            <w:r>
-              <w:rPr>
-                <w:rFonts w:ascii="Times New Roman" w:hAnsi="Times New Roman" w:cs="Times New Roman"/>
-                <w:lang w:val="en-US"/>
-              </w:rPr>
-              <w:t>6/</w:t>
-            </w:r>
-            <w:r>
-              <w:rPr>
-                <w:rFonts w:ascii="Times New Roman" w:hAnsi="Times New Roman" w:cs="Times New Roman"/>
-              </w:rPr>
-              <w:t>100%</w:t>
-            </w:r>
           </w:p>
         </w:tc>
         <w:tc>
@@ -3946,7 +3447,7 @@
               <w:rPr>
                 <w:rFonts w:ascii="Times New Roman" w:hAnsi="Times New Roman" w:cs="Times New Roman"/>
               </w:rPr>
-              <w:t>16</w:t>
+              <w:t>18</w:t>
             </w:r>
           </w:p>
         </w:tc>
@@ -3963,14 +3464,6 @@
                 <w:lang w:val="uz-Latn-UZ"/>
               </w:rPr>
             </w:pPr>
-            <w:r>
-              <w:rPr>
-                <w:rFonts w:ascii="Times New Roman" w:hAnsi="Times New Roman" w:cs="Times New Roman"/>
-                <w:color w:val="000000"/>
-                <w:lang w:val="uz-Latn-UZ"/>
-              </w:rPr>
-              <w:t>Sanoat tarmog’ida iqtisodiy samaradorlik</w:t>
-            </w:r>
           </w:p>
         </w:tc>
         <w:tc>
@@ -3985,42 +3478,14 @@
                 <w:rFonts w:ascii="Times New Roman" w:hAnsi="Times New Roman" w:cs="Times New Roman"/>
               </w:rPr>
             </w:pPr>
-            <w:r>
-              <w:rPr>
-                <w:rFonts w:ascii="Times New Roman" w:hAnsi="Times New Roman" w:cs="Times New Roman"/>
-                <w:lang w:val="uz-Latn-UZ"/>
-              </w:rPr>
-              <w:t>Bosma</w:t>
-            </w:r>
           </w:p>
         </w:tc>
         <w:tc>
           <w:tcPr>
             <w:tcW w:w="5765" w:type="dxa"/>
             <w:gridSpan w:val="2"/>
-          </w:tcPr>
-          <w:p>
-            <w:pPr>
-              <w:tabs>
-                <w:tab w:val="left" w:pos="1134"/>
-              </w:tabs>
-              <w:contextualSpacing/>
-              <w:jc w:val="both"/>
-              <w:rPr>
-                <w:rFonts w:ascii="Times New Roman" w:hAnsi="Times New Roman" w:cs="Times New Roman"/>
-                <w:color w:val="000000"/>
-                <w:lang w:val="uz-Latn-UZ"/>
-              </w:rPr>
-            </w:pPr>
-            <w:r>
-              <w:rPr>
-                <w:rFonts w:ascii="Times New Roman" w:hAnsi="Times New Roman" w:cs="Times New Roman"/>
-                <w:color w:val="000000"/>
-                <w:lang w:val="uz-Latn-UZ"/>
-              </w:rPr>
-              <w:t xml:space="preserve"> “Real sektorda ishlab chiqarishni modernizatsiya va diversifikatsiya qilishda innovasion texnologiyalar” Respublika ilmiy-amaliy konferensiyasi. 2017 yil 7 aprel – T.: TDIU, 674 b.</w:t>
-            </w:r>
-          </w:p>
+            <w:vAlign w:val="center"/>
+          </w:tcPr>
           <w:p>
             <w:pPr>
               <w:jc w:val="center"/>
@@ -4041,480 +3506,8 @@
               <w:jc w:val="center"/>
               <w:rPr>
                 <w:rFonts w:ascii="Times New Roman" w:hAnsi="Times New Roman" w:cs="Times New Roman"/>
-                <w:lang w:val="uz-Latn-UZ"/>
-              </w:rPr>
-            </w:pPr>
-            <w:r>
-              <w:rPr>
-                <w:rFonts w:ascii="Times New Roman" w:hAnsi="Times New Roman" w:cs="Times New Roman"/>
-                <w:lang w:val="en-US"/>
-              </w:rPr>
-              <w:t>6</w:t>
-            </w:r>
-            <w:r>
-              <w:rPr>
-                <w:rFonts w:ascii="Times New Roman" w:hAnsi="Times New Roman" w:cs="Times New Roman"/>
-                <w:lang w:val="en-US"/>
-              </w:rPr>
-              <w:t>/</w:t>
-            </w:r>
-            <w:r>
-              <w:rPr>
-                <w:rFonts w:ascii="Times New Roman" w:hAnsi="Times New Roman" w:cs="Times New Roman"/>
-              </w:rPr>
-              <w:t>100%</w:t>
-            </w:r>
-          </w:p>
-        </w:tc>
-        <w:tc>
-          <w:tcPr>
-            <w:tcW w:w="2217" w:type="dxa"/>
-          </w:tcPr>
-          <w:p>
-            <w:pPr>
-              <w:jc w:val="center"/>
-              <w:rPr>
-                <w:rFonts w:ascii="Times New Roman" w:hAnsi="Times New Roman" w:cs="Times New Roman"/>
-                <w:lang w:val="uz-Latn-UZ"/>
-              </w:rPr>
-            </w:pPr>
-          </w:p>
-        </w:tc>
-      </w:tr>
-      <w:tr>
-        <w:trPr>
-          <w:gridBefore w:val="1"/>
-          <w:wBefore w:w="15" w:type="dxa"/>
-          <w:trHeight w:val="254"/>
-        </w:trPr>
-        <w:tc>
-          <w:tcPr>
-            <w:tcW w:w="512" w:type="dxa"/>
-            <w:vAlign w:val="center"/>
-          </w:tcPr>
-          <w:p>
-            <w:pPr>
-              <w:rPr>
-                <w:rFonts w:ascii="Times New Roman" w:hAnsi="Times New Roman" w:cs="Times New Roman"/>
-              </w:rPr>
-            </w:pPr>
-            <w:r>
-              <w:rPr>
-                <w:rFonts w:ascii="Times New Roman" w:hAnsi="Times New Roman" w:cs="Times New Roman"/>
-              </w:rPr>
-              <w:t>17</w:t>
-            </w:r>
-          </w:p>
-        </w:tc>
-        <w:tc>
-          <w:tcPr>
-            <w:tcW w:w="3639" w:type="dxa"/>
-            <w:vAlign w:val="center"/>
-          </w:tcPr>
-          <w:p>
-            <w:pPr>
-              <w:jc w:val="center"/>
-              <w:rPr>
-                <w:rFonts w:ascii="Times New Roman" w:hAnsi="Times New Roman" w:cs="Times New Roman"/>
-                <w:color w:val="000000"/>
-                <w:lang w:val="uz-Latn-UZ"/>
-              </w:rPr>
-            </w:pPr>
-            <w:r>
-              <w:rPr>
-                <w:rFonts w:ascii="Times New Roman" w:hAnsi="Times New Roman" w:cs="Times New Roman"/>
-                <w:color w:val="000000"/>
-                <w:lang w:val="en-US"/>
-              </w:rPr>
-              <w:t>Factors Influencing the Economic Efficiency of the Industry</w:t>
-            </w:r>
-          </w:p>
-        </w:tc>
-        <w:tc>
-          <w:tcPr>
-            <w:tcW w:w="1271" w:type="dxa"/>
-            <w:vAlign w:val="center"/>
-          </w:tcPr>
-          <w:p>
-            <w:pPr>
-              <w:jc w:val="center"/>
-              <w:rPr>
-                <w:rFonts w:ascii="Times New Roman" w:hAnsi="Times New Roman" w:cs="Times New Roman"/>
-              </w:rPr>
-            </w:pPr>
-            <w:r>
-              <w:rPr>
-                <w:rFonts w:ascii="Times New Roman" w:hAnsi="Times New Roman" w:cs="Times New Roman"/>
-                <w:lang w:val="uz-Latn-UZ"/>
-              </w:rPr>
-              <w:t>Bosma</w:t>
-            </w:r>
-          </w:p>
-        </w:tc>
-        <w:tc>
-          <w:tcPr>
-            <w:tcW w:w="5765" w:type="dxa"/>
-            <w:gridSpan w:val="2"/>
-          </w:tcPr>
-          <w:p>
-            <w:pPr>
-              <w:tabs>
-                <w:tab w:val="left" w:pos="1134"/>
-              </w:tabs>
-              <w:contextualSpacing/>
-              <w:jc w:val="both"/>
-              <w:rPr>
-                <w:rFonts w:ascii="Times New Roman" w:hAnsi="Times New Roman" w:cs="Times New Roman"/>
-                <w:color w:val="000000"/>
-                <w:lang w:val="uz-Latn-UZ"/>
-              </w:rPr>
-            </w:pPr>
-            <w:r>
-              <w:rPr>
-                <w:rFonts w:ascii="Times New Roman" w:hAnsi="Times New Roman" w:cs="Times New Roman"/>
-                <w:color w:val="000000"/>
-                <w:lang w:val="uz-Latn-UZ"/>
-              </w:rPr>
-              <w:t>“Ozbekiston iqtisodiyyotining barqaror rivojlanishi: omillar, natijalar va istiqbollar” Respublika ilmiy-amaliy konferensiyasi. 2017 yil 7 – aprel – T.: TDIU, 445–448 b.</w:t>
-            </w:r>
-          </w:p>
-        </w:tc>
-        <w:tc>
-          <w:tcPr>
-            <w:tcW w:w="1764" w:type="dxa"/>
-            <w:vAlign w:val="center"/>
-          </w:tcPr>
-          <w:p>
-            <w:pPr>
-              <w:jc w:val="center"/>
-              <w:rPr>
-                <w:rFonts w:ascii="Times New Roman" w:hAnsi="Times New Roman" w:cs="Times New Roman"/>
-                <w:lang w:val="uz-Latn-UZ"/>
-              </w:rPr>
-            </w:pPr>
-            <w:r>
-              <w:rPr>
-                <w:rFonts w:ascii="Times New Roman" w:hAnsi="Times New Roman" w:cs="Times New Roman"/>
-              </w:rPr>
-              <w:t>7</w:t>
-            </w:r>
-            <w:r>
-              <w:rPr>
-                <w:rFonts w:ascii="Times New Roman" w:hAnsi="Times New Roman" w:cs="Times New Roman"/>
-                <w:lang w:val="en-US"/>
-              </w:rPr>
-              <w:t>/</w:t>
-            </w:r>
-            <w:r>
-              <w:rPr>
-                <w:rFonts w:ascii="Times New Roman" w:hAnsi="Times New Roman" w:cs="Times New Roman"/>
-              </w:rPr>
-              <w:t>100%</w:t>
-            </w:r>
-          </w:p>
-        </w:tc>
-        <w:tc>
-          <w:tcPr>
-            <w:tcW w:w="2217" w:type="dxa"/>
-          </w:tcPr>
-          <w:p>
-            <w:pPr>
-              <w:jc w:val="center"/>
-              <w:rPr>
-                <w:rFonts w:ascii="Times New Roman" w:hAnsi="Times New Roman" w:cs="Times New Roman"/>
-                <w:lang w:val="uz-Latn-UZ"/>
-              </w:rPr>
-            </w:pPr>
-          </w:p>
-        </w:tc>
-      </w:tr>
-      <w:tr>
-        <w:trPr>
-          <w:gridBefore w:val="1"/>
-          <w:wBefore w:w="15" w:type="dxa"/>
-          <w:trHeight w:val="254"/>
-        </w:trPr>
-        <w:tc>
-          <w:tcPr>
-            <w:tcW w:w="512" w:type="dxa"/>
-            <w:vAlign w:val="center"/>
-          </w:tcPr>
-          <w:p>
-            <w:pPr>
-              <w:rPr>
-                <w:rFonts w:ascii="Times New Roman" w:hAnsi="Times New Roman" w:cs="Times New Roman"/>
-              </w:rPr>
-            </w:pPr>
-            <w:r>
-              <w:rPr>
-                <w:rFonts w:ascii="Times New Roman" w:hAnsi="Times New Roman" w:cs="Times New Roman"/>
-              </w:rPr>
-              <w:t>18</w:t>
-            </w:r>
-          </w:p>
-        </w:tc>
-        <w:tc>
-          <w:tcPr>
-            <w:tcW w:w="3639" w:type="dxa"/>
-            <w:vAlign w:val="center"/>
-          </w:tcPr>
-          <w:p>
-            <w:pPr>
-              <w:jc w:val="center"/>
-              <w:rPr>
-                <w:rFonts w:ascii="Times New Roman" w:hAnsi="Times New Roman" w:cs="Times New Roman"/>
-                <w:lang w:val="uz-Latn-UZ"/>
-              </w:rPr>
-            </w:pPr>
-            <w:proofErr w:type="spellStart"/>
-            <w:r>
-              <w:rPr>
-                <w:rFonts w:ascii="Times New Roman" w:hAnsi="Times New Roman" w:cs="Times New Roman"/>
-                <w:color w:val="000000"/>
-                <w:lang w:val="en-US"/>
-              </w:rPr>
-              <w:t>Sanoat</w:t>
-            </w:r>
-            <w:proofErr w:type="spellEnd"/>
-            <w:r>
-              <w:rPr>
-                <w:rFonts w:ascii="Times New Roman" w:hAnsi="Times New Roman" w:cs="Times New Roman"/>
-                <w:color w:val="000000"/>
-                <w:lang w:val="en-US"/>
-              </w:rPr>
-              <w:t xml:space="preserve"> </w:t>
-            </w:r>
-            <w:proofErr w:type="spellStart"/>
-            <w:r>
-              <w:rPr>
-                <w:rFonts w:ascii="Times New Roman" w:hAnsi="Times New Roman" w:cs="Times New Roman"/>
-                <w:color w:val="000000"/>
-                <w:lang w:val="en-US"/>
-              </w:rPr>
-              <w:t>tarmog‘ining</w:t>
-            </w:r>
-            <w:proofErr w:type="spellEnd"/>
-            <w:r>
-              <w:rPr>
-                <w:rFonts w:ascii="Times New Roman" w:hAnsi="Times New Roman" w:cs="Times New Roman"/>
-                <w:color w:val="000000"/>
-                <w:lang w:val="en-US"/>
-              </w:rPr>
-              <w:t xml:space="preserve"> </w:t>
-            </w:r>
-            <w:proofErr w:type="spellStart"/>
-            <w:r>
-              <w:rPr>
-                <w:rFonts w:ascii="Times New Roman" w:hAnsi="Times New Roman" w:cs="Times New Roman"/>
-                <w:color w:val="000000"/>
-                <w:lang w:val="en-US"/>
-              </w:rPr>
-              <w:t>iqtisodiy</w:t>
-            </w:r>
-            <w:proofErr w:type="spellEnd"/>
-            <w:r>
-              <w:rPr>
-                <w:rFonts w:ascii="Times New Roman" w:hAnsi="Times New Roman" w:cs="Times New Roman"/>
-                <w:color w:val="000000"/>
-                <w:lang w:val="en-US"/>
-              </w:rPr>
-              <w:t xml:space="preserve"> </w:t>
-            </w:r>
-            <w:proofErr w:type="spellStart"/>
-            <w:r>
-              <w:rPr>
-                <w:rFonts w:ascii="Times New Roman" w:hAnsi="Times New Roman" w:cs="Times New Roman"/>
-                <w:color w:val="000000"/>
-                <w:lang w:val="en-US"/>
-              </w:rPr>
-              <w:t>samaradorlik</w:t>
-            </w:r>
-            <w:proofErr w:type="spellEnd"/>
-            <w:r>
-              <w:rPr>
-                <w:rFonts w:ascii="Times New Roman" w:hAnsi="Times New Roman" w:cs="Times New Roman"/>
-                <w:color w:val="000000"/>
-                <w:lang w:val="en-US"/>
-              </w:rPr>
-              <w:t xml:space="preserve"> </w:t>
-            </w:r>
-            <w:proofErr w:type="spellStart"/>
-            <w:r>
-              <w:rPr>
-                <w:rFonts w:ascii="Times New Roman" w:hAnsi="Times New Roman" w:cs="Times New Roman"/>
-                <w:color w:val="000000"/>
-                <w:lang w:val="en-US"/>
-              </w:rPr>
-              <w:t>mezonlari</w:t>
-            </w:r>
-            <w:proofErr w:type="spellEnd"/>
-            <w:r>
-              <w:rPr>
-                <w:rFonts w:ascii="Times New Roman" w:hAnsi="Times New Roman" w:cs="Times New Roman"/>
-                <w:color w:val="000000"/>
-                <w:lang w:val="en-US"/>
-              </w:rPr>
-              <w:t>”</w:t>
-            </w:r>
-          </w:p>
-        </w:tc>
-        <w:tc>
-          <w:tcPr>
-            <w:tcW w:w="1271" w:type="dxa"/>
-            <w:vAlign w:val="center"/>
-          </w:tcPr>
-          <w:p>
-            <w:pPr>
-              <w:jc w:val="center"/>
-              <w:rPr>
-                <w:rFonts w:ascii="Times New Roman" w:hAnsi="Times New Roman" w:cs="Times New Roman"/>
-              </w:rPr>
-            </w:pPr>
-            <w:r>
-              <w:rPr>
-                <w:rFonts w:ascii="Times New Roman" w:hAnsi="Times New Roman" w:cs="Times New Roman"/>
-                <w:lang w:val="uz-Latn-UZ"/>
-              </w:rPr>
-              <w:t>Bosma</w:t>
-            </w:r>
-          </w:p>
-        </w:tc>
-        <w:tc>
-          <w:tcPr>
-            <w:tcW w:w="5765" w:type="dxa"/>
-            <w:gridSpan w:val="2"/>
-            <w:vAlign w:val="center"/>
-          </w:tcPr>
-          <w:p>
-            <w:pPr>
-              <w:tabs>
-                <w:tab w:val="left" w:pos="1134"/>
-              </w:tabs>
-              <w:contextualSpacing/>
-              <w:jc w:val="center"/>
-              <w:rPr>
-                <w:rFonts w:ascii="Times New Roman" w:hAnsi="Times New Roman" w:cs="Times New Roman"/>
-                <w:color w:val="000000"/>
-              </w:rPr>
-            </w:pPr>
-            <w:proofErr w:type="spellStart"/>
-            <w:r>
-              <w:rPr>
-                <w:rFonts w:ascii="Times New Roman" w:hAnsi="Times New Roman" w:cs="Times New Roman"/>
-                <w:color w:val="000000"/>
-                <w:lang w:val="en-US"/>
-              </w:rPr>
-              <w:t>Monografiya</w:t>
-            </w:r>
-            <w:proofErr w:type="spellEnd"/>
-            <w:proofErr w:type="gramStart"/>
-            <w:r>
-              <w:rPr>
-                <w:rFonts w:ascii="Times New Roman" w:hAnsi="Times New Roman" w:cs="Times New Roman"/>
-                <w:color w:val="000000"/>
-                <w:lang w:val="en-US"/>
-              </w:rPr>
-              <w:t>.–</w:t>
-            </w:r>
-            <w:proofErr w:type="gramEnd"/>
-            <w:r>
-              <w:rPr>
-                <w:rFonts w:ascii="Times New Roman" w:hAnsi="Times New Roman" w:cs="Times New Roman"/>
-                <w:color w:val="000000"/>
-                <w:lang w:val="en-US"/>
-              </w:rPr>
-              <w:t xml:space="preserve"> </w:t>
-            </w:r>
-            <w:proofErr w:type="spellStart"/>
-            <w:r>
-              <w:rPr>
-                <w:rFonts w:ascii="Times New Roman" w:hAnsi="Times New Roman" w:cs="Times New Roman"/>
-                <w:color w:val="000000"/>
-              </w:rPr>
-              <w:t>Toshkent</w:t>
-            </w:r>
-            <w:proofErr w:type="spellEnd"/>
-            <w:r>
-              <w:rPr>
-                <w:rFonts w:ascii="Times New Roman" w:hAnsi="Times New Roman" w:cs="Times New Roman"/>
-                <w:color w:val="000000"/>
-              </w:rPr>
-              <w:t xml:space="preserve">. </w:t>
-            </w:r>
-            <w:proofErr w:type="gramStart"/>
-            <w:r>
-              <w:rPr>
-                <w:rFonts w:ascii="Times New Roman" w:hAnsi="Times New Roman" w:cs="Times New Roman"/>
-                <w:color w:val="000000"/>
-              </w:rPr>
-              <w:t>2026.–</w:t>
-            </w:r>
-            <w:proofErr w:type="gramEnd"/>
-            <w:r>
-              <w:rPr>
-                <w:rFonts w:ascii="Times New Roman" w:hAnsi="Times New Roman" w:cs="Times New Roman"/>
-                <w:color w:val="000000"/>
-              </w:rPr>
-              <w:t xml:space="preserve"> 136 </w:t>
-            </w:r>
-            <w:proofErr w:type="spellStart"/>
-            <w:r>
-              <w:rPr>
-                <w:rFonts w:ascii="Times New Roman" w:hAnsi="Times New Roman" w:cs="Times New Roman"/>
-                <w:color w:val="000000"/>
-              </w:rPr>
-              <w:t>bet</w:t>
-            </w:r>
-            <w:proofErr w:type="spellEnd"/>
-            <w:r>
-              <w:rPr>
-                <w:rFonts w:ascii="Times New Roman" w:hAnsi="Times New Roman" w:cs="Times New Roman"/>
-                <w:color w:val="000000"/>
-              </w:rPr>
-              <w:t>.</w:t>
-            </w:r>
-          </w:p>
-          <w:p>
-            <w:pPr>
-              <w:jc w:val="center"/>
-              <w:rPr>
-                <w:rFonts w:ascii="Times New Roman" w:hAnsi="Times New Roman" w:cs="Times New Roman"/>
-                <w:lang w:val="uz-Latn-UZ"/>
-              </w:rPr>
-            </w:pPr>
-          </w:p>
-        </w:tc>
-        <w:tc>
-          <w:tcPr>
-            <w:tcW w:w="1764" w:type="dxa"/>
-            <w:vAlign w:val="center"/>
-          </w:tcPr>
-          <w:p>
-            <w:pPr>
-              <w:jc w:val="center"/>
-              <w:rPr>
-                <w:rFonts w:ascii="Times New Roman" w:hAnsi="Times New Roman" w:cs="Times New Roman"/>
-              </w:rPr>
-            </w:pPr>
-            <w:r>
-              <w:rPr>
-                <w:rFonts w:ascii="Times New Roman" w:hAnsi="Times New Roman" w:cs="Times New Roman"/>
-              </w:rPr>
-              <w:t>8</w:t>
-            </w:r>
-            <w:r>
-              <w:rPr>
-                <w:rFonts w:ascii="Times New Roman" w:hAnsi="Times New Roman" w:cs="Times New Roman"/>
-                <w:lang w:val="en-US"/>
-              </w:rPr>
-              <w:t>/</w:t>
-            </w:r>
-            <w:r>
-              <w:rPr>
-                <w:rFonts w:ascii="Times New Roman" w:hAnsi="Times New Roman" w:cs="Times New Roman"/>
-              </w:rPr>
-              <w:t>100%</w:t>
-            </w:r>
+              </w:rPr>
+            </w:pPr>
           </w:p>
         </w:tc>
         <w:tc>
@@ -4619,27 +3612,7 @@
                 <w:szCs w:val="28"/>
                 <w:lang w:val="uz-Latn-UZ"/>
               </w:rPr>
-              <w:t>Kengash</w:t>
-            </w:r>
-            <w:r>
-              <w:rPr>
-                <w:rFonts w:ascii="Times New Roman" w:hAnsi="Times New Roman" w:cs="Times New Roman"/>
-                <w:bCs/>
-                <w:sz w:val="28"/>
-                <w:szCs w:val="28"/>
-                <w:lang w:val="uz-Latn-UZ"/>
-              </w:rPr>
-              <w:t xml:space="preserve"> kotib</w:t>
-            </w:r>
-            <w:r>
-              <w:rPr>
-                <w:rFonts w:ascii="Times New Roman" w:hAnsi="Times New Roman" w:cs="Times New Roman"/>
-                <w:bCs/>
-                <w:sz w:val="28"/>
-                <w:szCs w:val="28"/>
-                <w:lang w:val="uz-Latn-UZ"/>
-              </w:rPr>
-              <w:t>i</w:t>
+              <w:t>Kengash kotibi</w:t>
             </w:r>
             <w:r>
               <w:rPr>
@@ -4832,8 +3805,8 @@
 </file>
 
 <file path=word/numbering.xml><?xml version="1.0" encoding="utf-8"?>
-<w:numbering xmlns:wpc="http://schemas.microsoft.com/office/word/2010/wordprocessingCanvas" xmlns:mc="http://schemas.openxmlformats.org/markup-compatibility/2006" xmlns:o="urn:schemas-microsoft-com:office:office" xmlns:r="http://schemas.openxmlformats.org/officeDocument/2006/relationships" xmlns:m="http://schemas.openxmlformats.org/officeDocument/2006/math" xmlns:v="urn:schemas-microsoft-com:vml" xmlns:wp14="http://schemas.microsoft.com/office/word/2010/wordprocessingDrawing" xmlns:wp="http://schemas.openxmlformats.org/drawingml/2006/wordprocessingDrawing" xmlns:w10="urn:schemas-microsoft-com:office:word" xmlns:w="http://schemas.openxmlformats.org/wordprocessingml/2006/main" xmlns:w14="http://schemas.microsoft.com/office/word/2010/wordml" xmlns:w15="http://schemas.microsoft.com/office/word/2012/wordml" xmlns:wpg="http://schemas.microsoft.com/office/word/2010/wordprocessingGroup" xmlns:wpi="http://schemas.microsoft.com/office/word/2010/wordprocessingInk" xmlns:wne="http://schemas.microsoft.com/office/word/2006/wordml" xmlns:wps="http://schemas.microsoft.com/office/word/2010/wordprocessingShape" mc:Ignorable="w14 w15 wp14">
-  <w:abstractNum w:abstractNumId="0">
+<w:numbering xmlns:wpc="http://schemas.microsoft.com/office/word/2010/wordprocessingCanvas" xmlns:cx="http://schemas.microsoft.com/office/drawing/2014/chartex" xmlns:mc="http://schemas.openxmlformats.org/markup-compatibility/2006" xmlns:o="urn:schemas-microsoft-com:office:office" xmlns:r="http://schemas.openxmlformats.org/officeDocument/2006/relationships" xmlns:m="http://schemas.openxmlformats.org/officeDocument/2006/math" xmlns:v="urn:schemas-microsoft-com:vml" xmlns:wp14="http://schemas.microsoft.com/office/word/2010/wordprocessingDrawing" xmlns:wp="http://schemas.openxmlformats.org/drawingml/2006/wordprocessingDrawing" xmlns:w10="urn:schemas-microsoft-com:office:word" xmlns:w="http://schemas.openxmlformats.org/wordprocessingml/2006/main" xmlns:w14="http://schemas.microsoft.com/office/word/2010/wordml" xmlns:w15="http://schemas.microsoft.com/office/word/2012/wordml" xmlns:w16se="http://schemas.microsoft.com/office/word/2015/wordml/symex" xmlns:wpg="http://schemas.microsoft.com/office/word/2010/wordprocessingGroup" xmlns:wpi="http://schemas.microsoft.com/office/word/2010/wordprocessingInk" xmlns:wne="http://schemas.microsoft.com/office/word/2006/wordml" xmlns:wps="http://schemas.microsoft.com/office/word/2010/wordprocessingShape" mc:Ignorable="w14 w15 w16se wp14">
+  <w:abstractNum w:abstractNumId="0" w15:restartNumberingAfterBreak="0">
     <w:nsid w:val="65D56586"/>
     <w:multiLevelType w:val="hybridMultilevel"/>
     <w:tmpl w:val="B61498AE"/>
@@ -4926,7 +3899,7 @@
       </w:pPr>
     </w:lvl>
   </w:abstractNum>
-  <w:abstractNum w:abstractNumId="1">
+  <w:abstractNum w:abstractNumId="1" w15:restartNumberingAfterBreak="0">
     <w:nsid w:val="6C9C69D1"/>
     <w:multiLevelType w:val="hybridMultilevel"/>
     <w:tmpl w:val="507296B2"/>
@@ -5025,7 +3998,7 @@
 </file>
 
 <file path=word/styles.xml><?xml version="1.0" encoding="utf-8"?>
-<w:styles xmlns:mc="http://schemas.openxmlformats.org/markup-compatibility/2006" xmlns:r="http://schemas.openxmlformats.org/officeDocument/2006/relationships" xmlns:w="http://schemas.openxmlformats.org/wordprocessingml/2006/main" xmlns:w14="http://schemas.microsoft.com/office/word/2010/wordml" xmlns:w15="http://schemas.microsoft.com/office/word/2012/wordml" mc:Ignorable="w14 w15">
+<w:styles xmlns:mc="http://schemas.openxmlformats.org/markup-compatibility/2006" xmlns:r="http://schemas.openxmlformats.org/officeDocument/2006/relationships" xmlns:w="http://schemas.openxmlformats.org/wordprocessingml/2006/main" xmlns:w14="http://schemas.microsoft.com/office/word/2010/wordml" xmlns:w15="http://schemas.microsoft.com/office/word/2012/wordml" xmlns:w16se="http://schemas.microsoft.com/office/word/2015/wordml/symex" mc:Ignorable="w14 w15 w16se">
   <w:docDefaults>
     <w:rPrDefault>
       <w:rPr>
@@ -5454,7 +4427,6 @@
       <w:spacing w:after="0" w:line="240" w:lineRule="auto"/>
     </w:pPr>
     <w:tblPr>
-      <w:tblInd w:w="0" w:type="dxa"/>
       <w:tblBorders>
         <w:top w:val="single" w:sz="4" w:space="0" w:color="auto"/>
         <w:left w:val="single" w:sz="4" w:space="0" w:color="auto"/>
@@ -5463,12 +4435,6 @@
         <w:insideH w:val="single" w:sz="4" w:space="0" w:color="auto"/>
         <w:insideV w:val="single" w:sz="4" w:space="0" w:color="auto"/>
       </w:tblBorders>
-      <w:tblCellMar>
-        <w:top w:w="0" w:type="dxa"/>
-        <w:left w:w="108" w:type="dxa"/>
-        <w:bottom w:w="0" w:type="dxa"/>
-        <w:right w:w="108" w:type="dxa"/>
-      </w:tblCellMar>
     </w:tblPr>
   </w:style>
   <w:style w:type="character" w:customStyle="1" w:styleId="fontstyle01">
@@ -5586,6 +4552,18 @@
     <w:rsid w:val="00112119"/>
     <w:rPr>
       <w:color w:val="0563C1" w:themeColor="hyperlink"/>
+      <w:u w:val="single"/>
+    </w:rPr>
+  </w:style>
+  <w:style w:type="character" w:styleId="a8">
+    <w:name w:val="FollowedHyperlink"/>
+    <w:basedOn w:val="a0"/>
+    <w:uiPriority w:val="99"/>
+    <w:semiHidden/>
+    <w:unhideWhenUsed/>
+    <w:rsid w:val="00591170"/>
+    <w:rPr>
+      <w:color w:val="954F72" w:themeColor="followedHyperlink"/>
       <w:u w:val="single"/>
     </w:rPr>
   </w:style>
@@ -5880,7 +4858,7 @@
 </file>
 
 <file path=customXml/itemProps1.xml><?xml version="1.0" encoding="utf-8"?>
-<ds:datastoreItem xmlns:ds="http://schemas.openxmlformats.org/officeDocument/2006/customXml" ds:itemID="{B12110A8-2C5A-487E-BB9C-70824240FA1A}">
+<ds:datastoreItem xmlns:ds="http://schemas.openxmlformats.org/officeDocument/2006/customXml" ds:itemID="{54EF8DF8-A832-46CF-9179-18D4643F1EF6}">
   <ds:schemaRefs>
     <ds:schemaRef ds:uri="http://schemas.openxmlformats.org/officeDocument/2006/bibliography"/>
   </ds:schemaRefs>
